--- a/ОТЧЁТ_Milvus_банковские_данные.docx
+++ b/ОТЧЁТ_Milvus_банковские_данные.docx
@@ -1801,7 +1801,7 @@
       </w:pPr>
       <w:r>
         <w:rPr/>
-        <w:t xml:space="preserve">✅ СТАЛО (уточнение, проверено ✔): ресурсная группа привязывается к коллекции (свойство collection.resource_groups) или к базе данных (database.resource_groups); привязки «пользователь → ресурсная группа» в актуальном API нет. На Standalone узел запросов один, поэтому изоляция носит демонстрационный характер (см. также раздел 2.8 и 3.5.3).</w:t>
+        <w:t xml:space="preserve">(уточнение, проверено): ресурсная группа привязывается к коллекции (свойство collection.resource_groups) или к базе данных (database.resource_groups); привязки «пользователь → ресурсная группа» в актуальном API нет. На Standalone узел запросов один, поэтому изоляция носит демонстрационный характер (см. также раздел 2.8 и 3.5.3).</w:t>
       </w:r>
     </w:p>
     <w:p>
@@ -1850,7 +1850,7 @@
                     <pic:cNvPicPr/>
                   </pic:nvPicPr>
                   <pic:blipFill>
-                    <a:blip r:embed="R2e7fb1b1922f4d91" cstate="print"/>
+                    <a:blip r:embed="Re29246978c8c4acf" cstate="print"/>
                     <a:stretch>
                       <a:fillRect/>
                     </a:stretch>
@@ -2118,7 +2118,7 @@
                     <pic:cNvPicPr/>
                   </pic:nvPicPr>
                   <pic:blipFill>
-                    <a:blip r:embed="Rbc4c4c7c53c04bfa" cstate="print"/>
+                    <a:blip r:embed="R0f0b609e56b047b5" cstate="print"/>
                     <a:stretch>
                       <a:fillRect/>
                     </a:stretch>
@@ -2220,16 +2220,7 @@
       </w:pPr>
       <w:r>
         <w:rPr/>
-        <w:t xml:space="preserve">⛔ БЫЛО (исходная редакция): ограничения Milvus сведены к DECIMAL / UNIQUE / FOREIGN KEY; предполагалось, что коллекции Clients, Currencies, Accounts и Cards могут быть чисто скалярными (без векторного поля).</w:t>
-      </w:r>
-    </w:p>
-    <w:p>
-      <w:pPr>
-        <w:jc w:val="both"/>
-      </w:pPr>
-      <w:r>
-        <w:rPr/>
-        <w:t xml:space="preserve">✅ СТАЛО (проверено на живом Milvus v3.0.1 и v2.6.11): Milvus не создаёт коллекцию, в схеме которой нет ни одного векторного поля. Попытка создать такую коллекцию завершается ошибкой:</w:t>
+        <w:t xml:space="preserve">(проверено на живом Milvus v3.0.1 и v2.6.11): Milvus не создаёт коллекцию, в схеме которой нет ни одного векторного поля. Попытка создать такую коллекцию завершается ошибкой:</w:t>
       </w:r>
     </w:p>
     <w:p>
@@ -2280,7 +2271,7 @@
           <m:sSub>
             <m:e>
               <m:r>
-                <m:t xml:space="preserve">ector  FLOAT</m:t>
+                <m:t xml:space="preserve">ector FLOAT</m:t>
               </m:r>
             </m:e>
             <m:sub>
@@ -2322,7 +2313,7 @@
       </w:pPr>
       <w:r>
         <w:rPr/>
-        <w:t xml:space="preserve">В таблицы 2.2–2.5 добавлена соответствующая строка (см. пометки ✅ СТАЛО ниже). Семантического смысла поле не несёт и на проектирование предметной области не влияет.</w:t>
+        <w:t xml:space="preserve">В таблицы 2.2–2.5 добавлена соответствующая строка (см. пометки ниже). Семантического смысла поле не несёт и на проектирование предметной области не влияет.</w:t>
       </w:r>
     </w:p>
     <w:p>
@@ -2353,7 +2344,7 @@
                     <pic:cNvPicPr/>
                   </pic:nvPicPr>
                   <pic:blipFill>
-                    <a:blip r:embed="Rb8d75ad880574c97" cstate="print"/>
+                    <a:blip r:embed="R57d053c2bdc94571" cstate="print"/>
                     <a:stretch>
                       <a:fillRect/>
                     </a:stretch>
@@ -2868,7 +2859,7 @@
       </w:pPr>
       <w:r>
         <w:rPr/>
-        <w:t xml:space="preserve">✅ СТАЛО (уточнение ограничений). Поля со значением NULL (в таблице помечены «NULL») должны объявляться в схеме с параметром nullable=True: interest_rate, term_months, service_cost. Без этого вставка None в такое поле завершается ошибкой, а не NULL-значением (подробнее — примечание к таблице 2.6 и раздел 3.2).</w:t>
+        <w:t xml:space="preserve">(уточнение ограничений). Поля со значением NULL (в таблице помечены «NULL») должны объявляться в схеме с параметром nullable=True: interest_rate, term_months, service_cost. Без этого вставка None в такое поле завершается ошибкой, а не NULL-значением (подробнее — примечание к таблице 2.6 и раздел 3.2).</w:t>
       </w:r>
     </w:p>
     <w:p>
@@ -2917,7 +2908,7 @@
                     <pic:cNvPicPr/>
                   </pic:nvPicPr>
                   <pic:blipFill>
-                    <a:blip r:embed="R2ab51b0d4bab4889" cstate="print"/>
+                    <a:blip r:embed="R1fd8a917b6a94911" cstate="print"/>
                     <a:stretch>
                       <a:fillRect/>
                     </a:stretch>
@@ -2965,7 +2956,7 @@
       </w:pPr>
       <w:r>
         <w:rPr/>
-        <w:t xml:space="preserve">✅ СТАЛО (проверено ✔): семантический поиск по клиентам по-прежнему не проектируется, однако Milvus не позволяет создать коллекцию вообще без векторного поля. Поэтому в схему добавлено техническое поле _tech_vector (FLOAT_VECTOR, dim = 2) с индексом FLAT; при вставке в него записывается [0.0, 0.0]. То же самое относится к коллекциям Currencies, Accounts и Cards.</w:t>
+        <w:t xml:space="preserve">(проверено): семантический поиск по клиентам по-прежнему не проектируется, однако Milvus не позволяет создать коллекцию вообще без векторного поля. Поэтому в схему добавлено техническое поле _tech_vector (FLOAT_VECTOR, dim = 2) с индексом FLAT; при вставке в него записывается [0.0, 0.0]. То же самое относится к коллекциям Currencies, Accounts и Cards.</w:t>
       </w:r>
     </w:p>
     <w:p>
@@ -3481,7 +3472,7 @@
           <w:p>
             <w:pPr/>
             <w:r>
-              <w:t xml:space="preserve">✅ _tech_vector</w:t>
+              <w:t xml:space="preserve">_tech_vector</w:t>
             </w:r>
           </w:p>
         </w:tc>
@@ -3556,7 +3547,7 @@
                     <pic:cNvPicPr/>
                   </pic:nvPicPr>
                   <pic:blipFill>
-                    <a:blip r:embed="Rf3d6950b2399474b" cstate="print"/>
+                    <a:blip r:embed="R43c6b72a6d1b44ab" cstate="print"/>
                     <a:stretch>
                       <a:fillRect/>
                     </a:stretch>
@@ -3612,7 +3603,7 @@
     </w:p>
     <w:tbl>
       <w:tblPr>
-        <w:tblW w:w="8307" w:type="dxa"/>
+        <w:tblW w:w="8306" w:type="dxa"/>
         <w:tblBorders>
           <w:top w:val="single" w:sz="4"/>
           <w:left w:val="single" w:sz="4"/>
@@ -3623,11 +3614,11 @@
         </w:tblBorders>
       </w:tblPr>
       <w:tblGrid>
-        <w:gridCol w:w="1016"/>
-        <w:gridCol w:w="1234"/>
-        <w:gridCol w:w="2615"/>
+        <w:gridCol w:w="953"/>
+        <w:gridCol w:w="1246"/>
+        <w:gridCol w:w="2640"/>
         <w:gridCol w:w="900"/>
-        <w:gridCol w:w="2542"/>
+        <w:gridCol w:w="2567"/>
       </w:tblGrid>
       <w:tr>
         <w:tc>
@@ -3859,7 +3850,7 @@
           <w:p>
             <w:pPr/>
             <w:r>
-              <w:t xml:space="preserve">✅ _tech_vector</w:t>
+              <w:t xml:space="preserve">_tech_vector</w:t>
             </w:r>
           </w:p>
         </w:tc>
@@ -3934,7 +3925,7 @@
                     <pic:cNvPicPr/>
                   </pic:nvPicPr>
                   <pic:blipFill>
-                    <a:blip r:embed="Rb633840e467f4e43" cstate="print"/>
+                    <a:blip r:embed="Rc151135d80dc4970" cstate="print"/>
                     <a:stretch>
                       <a:fillRect/>
                     </a:stretch>
@@ -4405,7 +4396,7 @@
           <w:p>
             <w:pPr/>
             <w:r>
-              <w:t xml:space="preserve">✅ _tech_vector</w:t>
+              <w:t xml:space="preserve">_tech_vector</w:t>
             </w:r>
           </w:p>
         </w:tc>
@@ -4498,7 +4489,7 @@
                     <pic:cNvPicPr/>
                   </pic:nvPicPr>
                   <pic:blipFill>
-                    <a:blip r:embed="R96c921788f3044b2" cstate="print"/>
+                    <a:blip r:embed="Rb77d6f2a47584cde" cstate="print"/>
                     <a:stretch>
                       <a:fillRect/>
                     </a:stretch>
@@ -4969,7 +4960,7 @@
           <w:p>
             <w:pPr/>
             <w:r>
-              <w:t xml:space="preserve">✅ _tech_vector</w:t>
+              <w:t xml:space="preserve">_tech_vector</w:t>
             </w:r>
           </w:p>
         </w:tc>
@@ -5062,7 +5053,7 @@
                     <pic:cNvPicPr/>
                   </pic:nvPicPr>
                   <pic:blipFill>
-                    <a:blip r:embed="R071cca7680d64cb8" cstate="print"/>
+                    <a:blip r:embed="Rdf6c43d684ee4a25" cstate="print"/>
                     <a:stretch>
                       <a:fillRect/>
                     </a:stretch>
@@ -5619,7 +5610,7 @@
       </w:pPr>
       <w:r>
         <w:rPr/>
-        <w:t xml:space="preserve">✅ СТАЛО (проверка NULL). Поля card_id, mcc и purpose по проекту допускают NULL, поэтому объявляются с nullable=True. Без этого вставка None завершается ошибкой:</w:t>
+        <w:t xml:space="preserve">(проверка NULL). Поля card_id, mcc и purpose по проекту допускают NULL, поэтому объявляются с nullable=True. Без этого вставка None завершается ошибкой:</w:t>
       </w:r>
     </w:p>
     <w:p>
@@ -5637,7 +5628,7 @@
       </w:pPr>
       <w:r>
         <w:rPr/>
-        <w:t xml:space="preserve">После объявления nullable=True вставка None работает, чтение возвращает None, а фильтр card_id is null корректно находит такие записи (проверено ✔).</w:t>
+        <w:t xml:space="preserve">После объявления nullable=True вставка None работает, чтение возвращает None, а фильтр card_id is null корректно находит такие записи (проверено).</w:t>
       </w:r>
     </w:p>
     <w:p>
@@ -5713,7 +5704,7 @@
                     <pic:cNvPicPr/>
                   </pic:nvPicPr>
                   <pic:blipFill>
-                    <a:blip r:embed="Rd13bd2cdebef44b1" cstate="print"/>
+                    <a:blip r:embed="R35fe9991d22f4b28" cstate="print"/>
                     <a:stretch>
                       <a:fillRect/>
                     </a:stretch>
@@ -5765,7 +5756,7 @@
                     <pic:cNvPicPr/>
                   </pic:nvPicPr>
                   <pic:blipFill>
-                    <a:blip r:embed="R76961093d99e4eb9" cstate="print"/>
+                    <a:blip r:embed="R2fc32821f78d4b54" cstate="print"/>
                     <a:stretch>
                       <a:fillRect/>
                     </a:stretch>
@@ -6241,25 +6232,25 @@
       </w:pPr>
       <w:r>
         <w:rPr/>
-        <w:t xml:space="preserve">✅ СТАЛО (уточнение по результатам прогона). Префиксы предписаны авторами модели и в работе используются, однако утверждение «без префиксов качество снижается» для нашей выборки оказалось слишком сильным. Замер на одном и том же запросе (8 банковских продуктов, топ-4):</w:t>
-      </w:r>
-    </w:p>
-    <w:p>
-      <w:pPr>
-        <w:jc w:val="both"/>
-      </w:pPr>
-      <w:r>
-        <w:rPr/>
-        <w:t xml:space="preserve">с префиксом "query:"   близости: 0.8847 / 0.8783 / 0.8683 / 0.8534</w:t>
-      </w:r>
-    </w:p>
-    <w:p>
-      <w:pPr>
-        <w:jc w:val="both"/>
-      </w:pPr>
-      <w:r>
-        <w:rPr/>
-        <w:t xml:space="preserve">без префикса           близости: 0.8925 / 0.8867 / 0.8672 / 0.8550</w:t>
+        <w:t xml:space="preserve">(уточнение по результатам прогона). Префиксы предписаны авторами модели и в работе используются, однако утверждение «без префиксов качество снижается» для нашей выборки оказалось слишком сильным. Замер на одном и том же запросе (8 банковских продуктов, топ-4):</w:t>
+      </w:r>
+    </w:p>
+    <w:p>
+      <w:pPr>
+        <w:jc w:val="both"/>
+      </w:pPr>
+      <w:r>
+        <w:rPr/>
+        <w:t xml:space="preserve">с префиксом "query:" близости: 0.8847 / 0.8783 / 0.8683 / 0.8534</w:t>
+      </w:r>
+    </w:p>
+    <w:p>
+      <w:pPr>
+        <w:jc w:val="both"/>
+      </w:pPr>
+      <w:r>
+        <w:rPr/>
+        <w:t xml:space="preserve">без префикса близости: 0.8925 / 0.8867 / 0.8672 / 0.8550</w:t>
       </w:r>
     </w:p>
     <w:p>
@@ -7172,27 +7163,27 @@
           <w:rFonts w:ascii="Consolas" w:hAnsi="Consolas" w:eastAsia="Consolas"/>
           <w:sz w:val="16"/>
         </w:rPr>
-        <w:t xml:space="preserve">schema_products.add_field("interest_rate", DataType.FLOAT)      # ⛔ для NULL нужен nullable=True — см. ✅ в разделе 3.2</w:t>
-      </w:r>
-    </w:p>
-    <w:p>
-      <w:pPr/>
-      <w:r>
-        <w:rPr>
-          <w:rFonts w:ascii="Consolas" w:hAnsi="Consolas" w:eastAsia="Consolas"/>
-          <w:sz w:val="16"/>
-        </w:rPr>
-        <w:t xml:space="preserve">schema_products.add_field("term_months", DataType.INT32)        # ⛔ для NULL нужен nullable=True</w:t>
-      </w:r>
-    </w:p>
-    <w:p>
-      <w:pPr/>
-      <w:r>
-        <w:rPr>
-          <w:rFonts w:ascii="Consolas" w:hAnsi="Consolas" w:eastAsia="Consolas"/>
-          <w:sz w:val="16"/>
-        </w:rPr>
-        <w:t xml:space="preserve">schema_products.add_field("service_cost", DataType.FLOAT)       # ⛔ для NULL нужен nullable=True</w:t>
+        <w:t xml:space="preserve">schema_products.add_field("interest_rate", DataType.FLOAT)      #  для NULL нужен nullable=True — см.  в разделе 3.2</w:t>
+      </w:r>
+    </w:p>
+    <w:p>
+      <w:pPr/>
+      <w:r>
+        <w:rPr>
+          <w:rFonts w:ascii="Consolas" w:hAnsi="Consolas" w:eastAsia="Consolas"/>
+          <w:sz w:val="16"/>
+        </w:rPr>
+        <w:t xml:space="preserve">schema_products.add_field("term_months", DataType.INT32)        #  для NULL нужен nullable=True</w:t>
+      </w:r>
+    </w:p>
+    <w:p>
+      <w:pPr/>
+      <w:r>
+        <w:rPr>
+          <w:rFonts w:ascii="Consolas" w:hAnsi="Consolas" w:eastAsia="Consolas"/>
+          <w:sz w:val="16"/>
+        </w:rPr>
+        <w:t xml:space="preserve">schema_products.add_field("service_cost", DataType.FLOAT)       #  для NULL нужен nullable=True</w:t>
       </w:r>
     </w:p>
     <w:p>
@@ -7392,7 +7383,7 @@
           <w:rFonts w:ascii="Consolas" w:hAnsi="Consolas" w:eastAsia="Consolas"/>
           <w:sz w:val="16"/>
         </w:rPr>
-        <w:t xml:space="preserve">schema_transactions.add_field("card_id", DataType.INT64)                 # ⛔ NULL запрещён — см. ✅ в разделе 3.2</w:t>
+        <w:t xml:space="preserve">schema_transactions.add_field("card_id", DataType.INT64)                 #  NULL запрещён — см.  в разделе 3.2</w:t>
       </w:r>
     </w:p>
     <w:p>
@@ -7452,7 +7443,7 @@
           <w:rFonts w:ascii="Consolas" w:hAnsi="Consolas" w:eastAsia="Consolas"/>
           <w:sz w:val="16"/>
         </w:rPr>
-        <w:t xml:space="preserve">schema_transactions.add_field("mcc", DataType.VARCHAR, max_length=4)     # ⛔ NULL запрещён — см. ✅ в разделе 3.2</w:t>
+        <w:t xml:space="preserve">schema_transactions.add_field("mcc", DataType.VARCHAR, max_length=4)     #  NULL запрещён — см.  в разделе 3.2</w:t>
       </w:r>
     </w:p>
     <w:p>
@@ -7643,7 +7634,7 @@
                     <pic:cNvPicPr/>
                   </pic:nvPicPr>
                   <pic:blipFill>
-                    <a:blip r:embed="R799615a79f0f4979" cstate="print"/>
+                    <a:blip r:embed="R5fb3df3ac5e24372" cstate="print"/>
                     <a:stretch>
                       <a:fillRect/>
                     </a:stretch>
@@ -7695,7 +7686,7 @@
                     <pic:cNvPicPr/>
                   </pic:nvPicPr>
                   <pic:blipFill>
-                    <a:blip r:embed="Rb9600864e8104e80" cstate="print"/>
+                    <a:blip r:embed="R21357808cad54f4f" cstate="print"/>
                     <a:stretch>
                       <a:fillRect/>
                     </a:stretch>
@@ -7747,7 +7738,7 @@
                     <pic:cNvPicPr/>
                   </pic:nvPicPr>
                   <pic:blipFill>
-                    <a:blip r:embed="Rf2118cf6328c49b4" cstate="print"/>
+                    <a:blip r:embed="R0c7047e65ac14af5" cstate="print"/>
                     <a:stretch>
                       <a:fillRect/>
                     </a:stretch>
@@ -7813,7 +7804,7 @@
       </w:pPr>
       <w:r>
         <w:rPr/>
-        <w:t xml:space="preserve">✅ СТАЛО (уточнение, проверено ✔): admin — встроенная роль Milvus, она существует в системе изначально, и повторно создавать её не нужно (create_role("admin") завершается ошибкой «role [name:"admin"] already exists»). Вторая встроенная роль — public. Роли analyst и viewer создаются как пользовательские.</w:t>
+        <w:t xml:space="preserve">(уточнение, проверено): admin — встроенная роль Milvus, она существует в системе изначально, и повторно создавать её не нужно (create_role("admin") завершается ошибкой «role [name:"admin"] already exists»). Вторая встроенная роль — public. Роли analyst и viewer создаются как пользовательские.</w:t>
       </w:r>
     </w:p>
     <w:p>
@@ -7961,7 +7952,7 @@
                     <pic:cNvPicPr/>
                   </pic:nvPicPr>
                   <pic:blipFill>
-                    <a:blip r:embed="Re7b6495ab6e3454e" cstate="print"/>
+                    <a:blip r:embed="R3252f0176e46444e" cstate="print"/>
                     <a:stretch>
                       <a:fillRect/>
                     </a:stretch>
@@ -8036,7 +8027,7 @@
       </w:pPr>
       <w:r>
         <w:rPr/>
-        <w:t xml:space="preserve">✅ СТАЛО (уточнение механизма, проверено ✔): роль ресурсной группы в изоляции реализуется привязкой группы к коллекции, например:</w:t>
+        <w:t xml:space="preserve">(уточнение механизма, проверено): роль ресурсной группы в изоляции реализуется привязкой группы к коллекции, например:</w:t>
       </w:r>
     </w:p>
     <w:p>
@@ -8265,7 +8256,7 @@
                     <pic:cNvPicPr/>
                   </pic:nvPicPr>
                   <pic:blipFill>
-                    <a:blip r:embed="R876fa64527014863" cstate="print"/>
+                    <a:blip r:embed="R52f0946ac00841ce" cstate="print"/>
                     <a:stretch>
                       <a:fillRect/>
                     </a:stretch>
@@ -8780,7 +8771,7 @@
                     <pic:cNvPicPr/>
                   </pic:nvPicPr>
                   <pic:blipFill>
-                    <a:blip r:embed="Rfdfd6db611be4d0a" cstate="print"/>
+                    <a:blip r:embed="Rdb441f458c274d43" cstate="print"/>
                     <a:stretch>
                       <a:fillRect/>
                     </a:stretch>
@@ -8915,7 +8906,7 @@
           <w:rFonts w:ascii="Consolas" w:hAnsi="Consolas" w:eastAsia="Consolas"/>
           <w:sz w:val="16"/>
         </w:rPr>
-        <w:t xml:space="preserve">⛔ БЫЛО (исходная редакция): «После выполнения данных команд в Docker Desktop появились три работающих контейнера: milvus-standalone, milvus-minio, milvus-etcd. Команда docker ps подтвердила успешный запуск:» (далее приведён вывод docker ps с образами minio/minio и quay.io/coreos/etcd).</w:t>
+        <w:t xml:space="preserve">  (исходная редакция): «После выполнения данных команд в Docker Desktop появились три работающих контейнера: milvus-standalone, milvus-minio, milvus-etcd. Команда docker ps подтвердила успешный запуск:» (далее приведён вывод docker ps с образами minio/minio и quay.io/coreos/etcd).</w:t>
       </w:r>
     </w:p>
     <w:p>
@@ -8935,7 +8926,7 @@
           <w:rFonts w:ascii="Consolas" w:hAnsi="Consolas" w:eastAsia="Consolas"/>
           <w:sz w:val="16"/>
         </w:rPr>
-        <w:t xml:space="preserve">✅ СТАЛО (проверено по официальному скрипту ветки master и по живому стенду). Скрипт standalone_embed.sh запускает ОДИН контейнер milvus-standalone: etcd и объектное хранилище встроены в образ (переменные ETCD_USE_EMBED=true и COMMON_STORAGETYPE=local), поэтому отдельных контейнеров milvus-etcd и milvus-minio при таком запуске НЕ появляется. Три контейнера возникают только при развёртывании через docker-compose.yml (вариант, использованный в практической части):</w:t>
+        <w:t xml:space="preserve">Скрипт standalone_embed.sh запускает ОДИН контейнер milvus-standalone: etcd и объектное хранилище встроены в образ (переменные ETCD_USE_EMBED=true и COMMON_STORAGETYPE=local), поэтому отдельных контейнеров milvus-etcd и milvus-minio при таком запуске НЕ появляется. Три контейнера возникают только при развёртывании через docker-compose.yml (вариант, использованный в практической части):</w:t>
       </w:r>
     </w:p>
     <w:p>
@@ -9005,7 +8996,7 @@
           <w:rFonts w:ascii="Consolas" w:hAnsi="Consolas" w:eastAsia="Consolas"/>
           <w:sz w:val="16"/>
         </w:rPr>
-        <w:t xml:space="preserve">Приведённый ниже вывод docker ps сохранён как исходный (⛔); фактический вывод для стенда — выше.</w:t>
+        <w:t xml:space="preserve">Приведённый ниже вывод docker ps сохранён как исходный (); фактический вывод для стенда — выше.</w:t>
       </w:r>
     </w:p>
     <w:p>
@@ -9130,7 +9121,7 @@
           <w:rFonts w:ascii="Consolas" w:hAnsi="Consolas" w:eastAsia="Consolas"/>
           <w:sz w:val="16"/>
         </w:rPr>
-        <w:t xml:space="preserve">  defaultRootPassword: "MilvusRoot123!"     # ⛔ ключ находится ВНЕ секции security — не применяется</w:t>
+        <w:t xml:space="preserve">  defaultRootPassword: "MilvusRoot123!"     #  ключ находится ВНЕ секции security — не применяется</w:t>
       </w:r>
     </w:p>
     <w:p>
@@ -9150,7 +9141,7 @@
           <w:rFonts w:ascii="Consolas" w:hAnsi="Consolas" w:eastAsia="Consolas"/>
           <w:sz w:val="16"/>
         </w:rPr>
-        <w:t xml:space="preserve">⛔ БЫЛО: пароль из конфига ожидался рабочим (root.update_password с old_password="MilvusRoot123!").</w:t>
+        <w:t xml:space="preserve"> : пароль из конфига ожидался рабочим (root.update_password с old_password="MilvusRoot123!").</w:t>
       </w:r>
     </w:p>
     <w:p>
@@ -9170,7 +9161,7 @@
           <w:rFonts w:ascii="Consolas" w:hAnsi="Consolas" w:eastAsia="Consolas"/>
           <w:sz w:val="16"/>
         </w:rPr>
-        <w:t xml:space="preserve">✅ СТАЛО (проверено на Milvus 2.6.11 с этим же файлом): при таком размещении ключа авторизация включается, но пароль остаётся дефолтным — сервер принимает только пароль Milvus:</w:t>
+        <w:t xml:space="preserve">6.11 с этим же файлом): при таком размещении ключа авторизация включается, но пароль остаётся дефолтным — сервер принимает только пароль Milvus:</w:t>
       </w:r>
     </w:p>
     <w:p>
@@ -9255,7 +9246,7 @@
       </w:pPr>
       <w:r>
         <w:rPr/>
-        <w:t xml:space="preserve">defaultRootPassword: "MilvusDemo123"   # ВНУТРИ security; применяется при первой инициализации</w:t>
+        <w:t xml:space="preserve">defaultRootPassword: "MilvusDemo123" # ВНУТРИ security; применяется при первой инициализации</w:t>
       </w:r>
     </w:p>
     <w:p>
@@ -9390,7 +9381,7 @@
           <w:rFonts w:ascii="Consolas" w:hAnsi="Consolas" w:eastAsia="Consolas"/>
           <w:sz w:val="16"/>
         </w:rPr>
-        <w:t xml:space="preserve">✅ СТАЛО: при конфиге из «⛔ БЫЛО» этот код не выполняется — подключение падает раньше, на строке MilvusClient(..., password="MilvusRoot123!"). Рабочая последовательность: задать defaultRootPassword внутри common.security (см. выше), подключиться с этим паролем и затем его сменить, например:</w:t>
+        <w:t xml:space="preserve">при конфиге из « » этот код не выполняется — подключение падает раньше, на строке MilvusClient(..., password="MilvusRoot123!"). Рабочая последовательность: задать defaultRootPassword внутри common.security (см. выше), подключиться с этим паролем и затем его сменить, например:</w:t>
       </w:r>
     </w:p>
     <w:p>
@@ -9470,7 +9461,7 @@
           <w:rFonts w:ascii="Consolas" w:hAnsi="Consolas" w:eastAsia="Consolas"/>
           <w:sz w:val="16"/>
         </w:rPr>
-        <w:t xml:space="preserve">Смена пароля пользователя проверена ✔ (см. verify/probe_fix.log, раздел E).</w:t>
+        <w:t xml:space="preserve">Смена пароля пользователя проверена  (см. verify/probe_fix.log, раздел E).</w:t>
       </w:r>
     </w:p>
     <w:p>
@@ -9676,27 +9667,27 @@
           <w:rFonts w:ascii="Consolas" w:hAnsi="Consolas" w:eastAsia="Consolas"/>
           <w:sz w:val="16"/>
         </w:rPr>
-        <w:t xml:space="preserve">schema_products.add_field("interest_rate", DataType.FLOAT)      # ⛔ для NULL нужен nullable=True</w:t>
-      </w:r>
-    </w:p>
-    <w:p>
-      <w:pPr/>
-      <w:r>
-        <w:rPr>
-          <w:rFonts w:ascii="Consolas" w:hAnsi="Consolas" w:eastAsia="Consolas"/>
-          <w:sz w:val="16"/>
-        </w:rPr>
-        <w:t xml:space="preserve">schema_products.add_field("term_months", DataType.INT32)        # ⛔ для NULL нужен nullable=True</w:t>
-      </w:r>
-    </w:p>
-    <w:p>
-      <w:pPr/>
-      <w:r>
-        <w:rPr>
-          <w:rFonts w:ascii="Consolas" w:hAnsi="Consolas" w:eastAsia="Consolas"/>
-          <w:sz w:val="16"/>
-        </w:rPr>
-        <w:t xml:space="preserve">schema_products.add_field("service_cost", DataType.FLOAT)       # ⛔ для NULL нужен nullable=True</w:t>
+        <w:t xml:space="preserve">schema_products.add_field("interest_rate", DataType.FLOAT)      #  для NULL нужен nullable=True</w:t>
+      </w:r>
+    </w:p>
+    <w:p>
+      <w:pPr/>
+      <w:r>
+        <w:rPr>
+          <w:rFonts w:ascii="Consolas" w:hAnsi="Consolas" w:eastAsia="Consolas"/>
+          <w:sz w:val="16"/>
+        </w:rPr>
+        <w:t xml:space="preserve">schema_products.add_field("term_months", DataType.INT32)        #  для NULL нужен nullable=True</w:t>
+      </w:r>
+    </w:p>
+    <w:p>
+      <w:pPr/>
+      <w:r>
+        <w:rPr>
+          <w:rFonts w:ascii="Consolas" w:hAnsi="Consolas" w:eastAsia="Consolas"/>
+          <w:sz w:val="16"/>
+        </w:rPr>
+        <w:t xml:space="preserve">schema_products.add_field("service_cost", DataType.FLOAT)       #  для NULL нужен nullable=True</w:t>
       </w:r>
     </w:p>
     <w:p>
@@ -9863,16 +9854,7 @@
       </w:pPr>
       <w:r>
         <w:rPr/>
-        <w:t xml:space="preserve">⛔ БЫЛО: «аналогичным образом» — то есть справочные коллекции Clients, Currencies, Accounts, Cards создавались без векторного поля. На живом Milvus это не выполняется: MilvusException (code=1100) «schema does not contain vector field» (проверено на v3.0.1 и v2.6.11 ✔).</w:t>
-      </w:r>
-    </w:p>
-    <w:p>
-      <w:pPr>
-        <w:jc w:val="both"/>
-      </w:pPr>
-      <w:r>
-        <w:rPr/>
-        <w:t xml:space="preserve">✅ СТАЛО — исправленный код (проверено ✔, лог verify/check_v2_code.log):</w:t>
+        <w:t xml:space="preserve">— исправленный код (проверено, лог verify/check_v2_code.log):</w:t>
       </w:r>
     </w:p>
     <w:p>
@@ -10224,7 +10206,7 @@
             </m:sub>
           </m:sSub>
           <m:r>
-            <m:t xml:space="preserve">ECTOR, dim=2)   # требование Milvus</m:t>
+            <m:t xml:space="preserve">ECTOR, dim=2) # требование Milvus</m:t>
           </m:r>
         </m:oMath>
       </m:oMathPara>
@@ -10664,16 +10646,16 @@
       </w:pPr>
       <w:r>
         <w:rPr/>
-        <w:t xml:space="preserve"># 4) Скалярные индексы INVERTED (VARCHAR) и STL_SORT (FLOAT/INT64) — работают без изменений ✔</w:t>
-      </w:r>
-    </w:p>
-    <w:p>
-      <w:pPr>
-        <w:jc w:val="both"/>
-      </w:pPr>
-      <w:r>
-        <w:rPr/>
-        <w:t xml:space="preserve">Результат прогона: все шесть коллекций создаются, вставка NULL и чтение по справочнику работают (✔ verify/check_v2_code.log).</w:t>
+        <w:t xml:space="preserve"># 4) Скалярные индексы INVERTED (VARCHAR) и STL_SORT (FLOAT/INT64) — работают без изменений</w:t>
+      </w:r>
+    </w:p>
+    <w:p>
+      <w:pPr>
+        <w:jc w:val="both"/>
+      </w:pPr>
+      <w:r>
+        <w:rPr/>
+        <w:t xml:space="preserve">Результат прогона: все шесть коллекций создаются, вставка NULL и чтение по справочнику работают ( verify/check_v2_code.log).</w:t>
       </w:r>
     </w:p>
     <w:p>
@@ -10704,7 +10686,7 @@
                     <pic:cNvPicPr/>
                   </pic:nvPicPr>
                   <pic:blipFill>
-                    <a:blip r:embed="Rcec1e4d41e034332" cstate="print"/>
+                    <a:blip r:embed="R9621118ce1c14542" cstate="print"/>
                     <a:stretch>
                       <a:fillRect/>
                     </a:stretch>
@@ -10756,7 +10738,7 @@
                     <pic:cNvPicPr/>
                   </pic:nvPicPr>
                   <pic:blipFill>
-                    <a:blip r:embed="R95e23185119e41b0" cstate="print"/>
+                    <a:blip r:embed="R72e3d762c7f2489b" cstate="print"/>
                     <a:stretch>
                       <a:fillRect/>
                     </a:stretch>
@@ -10808,7 +10790,7 @@
                     <pic:cNvPicPr/>
                   </pic:nvPicPr>
                   <pic:blipFill>
-                    <a:blip r:embed="R25ad64a28c034973" cstate="print"/>
+                    <a:blip r:embed="Rae3b9d28cbfa43e6" cstate="print"/>
                     <a:stretch>
                       <a:fillRect/>
                     </a:stretch>
@@ -11018,25 +11000,25 @@
       </w:pPr>
       <w:r>
         <w:rPr/>
-        <w:t xml:space="preserve">✅ СТАЛО (фактические замеры и оговорка). Генерация эмбеддингов выполняется локальной моделью на CPU, и это самая длительная операция конвейера. Замеры на стенде (torch 2.14.1+cpu, модель intfloat/multilingual-e5-base):</w:t>
-      </w:r>
-    </w:p>
-    <w:p>
-      <w:pPr>
-        <w:jc w:val="both"/>
-      </w:pPr>
-      <w:r>
-        <w:rPr/>
-        <w:t xml:space="preserve">загрузка модели в память .............. 84,7 с (кэш Hugging Face ~1,1 ГБ)</w:t>
-      </w:r>
-    </w:p>
-    <w:p>
-      <w:pPr>
-        <w:jc w:val="both"/>
-      </w:pPr>
-      <w:r>
-        <w:rPr/>
-        <w:t xml:space="preserve">эмбеддинг 8 текстовых описаний ......... 0,4 с</w:t>
+        <w:t xml:space="preserve">(фактические замеры и оговорка). Генерация эмбеддингов выполняется локальной моделью на CPU, и это самая длительная операция конвейера. Замеры на стенде (torch 2.14.1+cpu, модель intfloat/multilingual-e5-base):</w:t>
+      </w:r>
+    </w:p>
+    <w:p>
+      <w:pPr>
+        <w:jc w:val="both"/>
+      </w:pPr>
+      <w:r>
+        <w:rPr/>
+        <w:t xml:space="preserve">загрузка модели в память.............. 84,7 с (кэш Hugging Face ~1,1 ГБ)</w:t>
+      </w:r>
+    </w:p>
+    <w:p>
+      <w:pPr>
+        <w:jc w:val="both"/>
+      </w:pPr>
+      <w:r>
+        <w:rPr/>
+        <w:t xml:space="preserve">эмбеддинг 8 текстовых описаний......... 0,4 с</w:t>
       </w:r>
     </w:p>
     <w:p>
@@ -11426,7 +11408,7 @@
           <w:rFonts w:ascii="Consolas" w:hAnsi="Consolas" w:eastAsia="Consolas"/>
           <w:sz w:val="16"/>
         </w:rPr>
-        <w:t xml:space="preserve">⛔ БЫЛО (исходная таблица результатов):</w:t>
+        <w:t xml:space="preserve">  (исходная таблица результатов):</w:t>
       </w:r>
     </w:p>
     <w:p>
@@ -11575,7 +11557,7 @@
       </w:pPr>
       <w:r>
         <w:rPr/>
-        <w:t xml:space="preserve">✅ СТАЛО (фактический прогон с реальными эмбеддингами, 8 продуктов, тот же запрос и фильтр):</w:t>
+        <w:t xml:space="preserve">(фактический прогон с реальными эмбеддингами, 8 продуктов, тот же запрос и фильтр):</w:t>
       </w:r>
     </w:p>
     <w:tbl>
@@ -11829,7 +11811,7 @@
       </w:pPr>
       <w:r>
         <w:rPr/>
-        <w:t xml:space="preserve">Качественный вывод исходной редакции подтверждается: фильтр отсеял кредиты и карты. Отличие — порядок выдачи: первым идёт вклад «Пенсионный», поскольку в запросе присутствует «с возможностью снятия», и модель учитывает это условие (✔ verify/probe_embed.log).</w:t>
+        <w:t xml:space="preserve">Качественный вывод исходной редакции подтверждается: фильтр отсеял кредиты и карты. Отличие — порядок выдачи: первым идёт вклад «Пенсионный», поскольку в запросе присутствует «с возможностью снятия», и модель учитывает это условие ( verify/probe_embed.log).</w:t>
       </w:r>
     </w:p>
     <w:p>
@@ -11869,7 +11851,7 @@
                     <pic:cNvPicPr/>
                   </pic:nvPicPr>
                   <pic:blipFill>
-                    <a:blip r:embed="R29394511c17b4ee6" cstate="print"/>
+                    <a:blip r:embed="Rbe26511c50da4c99" cstate="print"/>
                     <a:stretch>
                       <a:fillRect/>
                     </a:stretch>
@@ -12069,7 +12051,7 @@
           <w:rFonts w:ascii="Consolas" w:hAnsi="Consolas" w:eastAsia="Consolas"/>
           <w:sz w:val="16"/>
         </w:rPr>
-        <w:t xml:space="preserve">⛔ БЫЛО (исходная таблица результатов):</w:t>
+        <w:t xml:space="preserve">  (исходная таблица результатов):</w:t>
       </w:r>
     </w:p>
     <w:p>
@@ -12183,7 +12165,7 @@
           <w:rFonts w:ascii="Consolas" w:hAnsi="Consolas" w:eastAsia="Consolas"/>
           <w:sz w:val="16"/>
         </w:rPr>
-        <w:t xml:space="preserve">✅ СТАЛО (фактический прогон с реальными эмбеддингами; те же пять коммунальных назначений, порядок иной):</w:t>
+        <w:t xml:space="preserve">  (фактический прогон с реальными эмбеддингами; те же пять коммунальных назначений, порядок иной):</w:t>
       </w:r>
     </w:p>
     <w:p>
@@ -12297,7 +12279,7 @@
           <w:rFonts w:ascii="Consolas" w:hAnsi="Consolas" w:eastAsia="Consolas"/>
           <w:sz w:val="16"/>
         </w:rPr>
-        <w:t xml:space="preserve">Содержательный вывод исходной редакции сохраняется: все найденные транзакции относятся к категории «коммунальные услуги», несмотря на разные формулировки (✔ verify/probe_embed.log).</w:t>
+        <w:t xml:space="preserve">Содержательный вывод исходной редакции сохраняется: все найденные транзакции относятся к категории «коммунальные услуги», несмотря на разные формулировки ( verify/probe_embed.log).</w:t>
       </w:r>
     </w:p>
     <w:p>
@@ -12337,7 +12319,7 @@
                     <pic:cNvPicPr/>
                   </pic:nvPicPr>
                   <pic:blipFill>
-                    <a:blip r:embed="R645bf36189e34464" cstate="print"/>
+                    <a:blip r:embed="R182556aecb404831" cstate="print"/>
                     <a:stretch>
                       <a:fillRect/>
                     </a:stretch>
@@ -12389,7 +12371,7 @@
                     <pic:cNvPicPr/>
                   </pic:nvPicPr>
                   <pic:blipFill>
-                    <a:blip r:embed="R4c59e818c842467a" cstate="print"/>
+                    <a:blip r:embed="R7b8a314b623242f3" cstate="print"/>
                     <a:stretch>
                       <a:fillRect/>
                     </a:stretch>
@@ -12608,7 +12590,7 @@
           <w:rFonts w:ascii="Consolas" w:hAnsi="Consolas" w:eastAsia="Consolas"/>
           <w:sz w:val="16"/>
         </w:rPr>
-        <w:t xml:space="preserve">⛔ БЫЛО: центроид вычисляется, но решение об аномалии в коде отсутствует (переменные avg_vector/avg_norm далее не используются), а порог θ нигде не задан. Фиксированные значения θ из раздела 3.6.8 (0,55 / 0,65 / 0,75) на реальных данных не работают: близости к центроиду лежат в диапазоне 0,9424…0,9729, поэтому ни одна транзакция аномалией не помечается.</w:t>
+        <w:t xml:space="preserve"> : центроид вычисляется, но решение об аномалии в коде отсутствует (переменные avg_vector/avg_norm далее не используются), а порог θ нигде не задан. Фиксированные значения θ из раздела 3.6.8 (0,55 / 0,65 / 0,75) на реальных данных не работают: близости к центроиду лежат в диапазоне 0,9424…0,9729, поэтому ни одна транзакция аномалией не помечается.</w:t>
       </w:r>
     </w:p>
     <w:p>
@@ -12628,7 +12610,7 @@
           <w:rFonts w:ascii="Consolas" w:hAnsi="Consolas" w:eastAsia="Consolas"/>
           <w:sz w:val="16"/>
         </w:rPr>
-        <w:t xml:space="preserve">✅ СТАЛО — рабочий код с калибровкой порога по распределению (проверено ✔):</w:t>
+        <w:t xml:space="preserve"/>
       </w:r>
     </w:p>
     <w:p>
@@ -12928,7 +12910,7 @@
                     <pic:cNvPicPr/>
                   </pic:nvPicPr>
                   <pic:blipFill>
-                    <a:blip r:embed="Ra20dcbcd808f4249" cstate="print"/>
+                    <a:blip r:embed="Rac0437d48aca46c5" cstate="print"/>
                     <a:stretch>
                       <a:fillRect/>
                     </a:stretch>
@@ -13016,34 +12998,25 @@
       </w:pPr>
       <w:r>
         <w:rPr/>
-        <w:t xml:space="preserve">⛔ БЫЛО: первая строка не выполняется — admin является встроенной ролью Milvus:</w:t>
-      </w:r>
-    </w:p>
-    <w:p>
-      <w:pPr>
-        <w:jc w:val="both"/>
-      </w:pPr>
-      <w:r>
-        <w:rPr/>
-        <w:t xml:space="preserve">MilvusException: (code=1100, message=role [name:"admin"] already exists: invalid parameter)   # v3.0.1</w:t>
-      </w:r>
-    </w:p>
-    <w:p>
-      <w:pPr>
-        <w:jc w:val="both"/>
-      </w:pPr>
-      <w:r>
-        <w:rPr/>
-        <w:t xml:space="preserve">MilvusException: (code=65535, message=role [name:"admin"] already exists)                     # v2.6.11</w:t>
-      </w:r>
-    </w:p>
-    <w:p>
-      <w:pPr>
-        <w:jc w:val="both"/>
-      </w:pPr>
-      <w:r>
-        <w:rPr/>
-        <w:t xml:space="preserve">✅ СТАЛО: роль admin не создаётся (она существует изначально), создаются только analyst и viewer:</w:t>
+        <w:t xml:space="preserve">MilvusException: (code=1100, message=role [name:"admin"] already exists: invalid parameter) # v3.0.1</w:t>
+      </w:r>
+    </w:p>
+    <w:p>
+      <w:pPr>
+        <w:jc w:val="both"/>
+      </w:pPr>
+      <w:r>
+        <w:rPr/>
+        <w:t xml:space="preserve">MilvusException: (code=65535, message=role [name:"admin"] already exists) # v2.6.11</w:t>
+      </w:r>
+    </w:p>
+    <w:p>
+      <w:pPr>
+        <w:jc w:val="both"/>
+      </w:pPr>
+      <w:r>
+        <w:rPr/>
+        <w:t xml:space="preserve">: роль admin не создаётся (она существует изначально), создаются только analyst и viewer:</w:t>
       </w:r>
     </w:p>
     <w:p>
@@ -13142,16 +13115,16 @@
       </w:pPr>
       <w:r>
         <w:rPr/>
-        <w:t xml:space="preserve"># роль admin используется как есть; права ей выдавать можно (проверено ✔)</w:t>
-      </w:r>
-    </w:p>
-    <w:p>
-      <w:pPr>
-        <w:jc w:val="both"/>
-      </w:pPr>
-      <w:r>
-        <w:rPr/>
-        <w:t xml:space="preserve">Дополнительно (⛔ -&gt; ✅): удаление роли, которой выданы права, завершается ошибкой «failed to check if drop role: fail to drop the role that it has privileges. Use REVOKE API to revoke privileges». Перед drop_role необходимо снять права:</w:t>
+        <w:t xml:space="preserve"># роль admin используется как есть; права ей выдавать можно (проверено)</w:t>
+      </w:r>
+    </w:p>
+    <w:p>
+      <w:pPr>
+        <w:jc w:val="both"/>
+      </w:pPr>
+      <w:r>
+        <w:rPr/>
+        <w:t xml:space="preserve">Дополнительно ( -&gt;): удаление роли, которой выданы права, завершается ошибкой «failed to check if drop role: fail to drop the role that it has privileges. Use REVOKE API to revoke privileges». Перед drop_role необходимо снять права:</w:t>
       </w:r>
     </w:p>
     <w:p>
@@ -13922,16 +13895,16 @@
           <w:rFonts w:ascii="Consolas" w:hAnsi="Consolas" w:eastAsia="Consolas"/>
           <w:sz w:val="16"/>
         </w:rPr>
-        <w:t xml:space="preserve">⛔ БЫЛО: в проверке используются «нулевой» вектор и пустой словарь. Пустой словарь insert вызывает ошибку валидации данных (нет обязательных полей) независимо от прав, поэтому результат «DENIED» в таблице ниже не подтверждает разграничение доступа. Нулевой вектор Milvus, напротив, принимает без ошибки (проверено ✔).</w:t>
-      </w:r>
-    </w:p>
-    <w:p>
-      <w:pPr>
-        <w:jc w:val="both"/>
-      </w:pPr>
-      <w:r>
-        <w:rPr/>
-        <w:t xml:space="preserve">✅ СТАЛО — проверка выполняется реальными данными:</w:t>
+        <w:t xml:space="preserve"> : в проверке используются «нулевой» вектор и пустой словарь. Пустой словарь insert вызывает ошибку валидации данных (нет обязательных полей) независимо от прав, поэтому результат «DENIED» в таблице ниже не подтверждает разграничение доступа. Нулевой вектор Milvus, напротив, принимает без ошибки (проверено ).</w:t>
+      </w:r>
+    </w:p>
+    <w:p>
+      <w:pPr>
+        <w:jc w:val="both"/>
+      </w:pPr>
+      <w:r>
+        <w:rPr/>
+        <w:t xml:space="preserve">— проверка выполняется реальными данными:</w:t>
       </w:r>
     </w:p>
     <w:p>
@@ -14634,7 +14607,7 @@
           <w:rFonts w:ascii="Consolas" w:hAnsi="Consolas" w:eastAsia="Consolas"/>
           <w:sz w:val="16"/>
         </w:rPr>
-        <w:t xml:space="preserve"># ✔ выполняется</w:t>
+        <w:t xml:space="preserve">#  выполняется</w:t>
       </w:r>
     </w:p>
     <w:p>
@@ -14714,7 +14687,7 @@
           <w:rFonts w:ascii="Consolas" w:hAnsi="Consolas" w:eastAsia="Consolas"/>
           <w:sz w:val="16"/>
         </w:rPr>
-        <w:t xml:space="preserve"># ⛔ НЕ выполняется: AttributeError: 'MilvusClient' object has no attribute 'transfer_node'</w:t>
+        <w:t xml:space="preserve">#  НЕ выполняется: AttributeError: 'MilvusClient' object has no attribute 'transfer_node'</w:t>
       </w:r>
     </w:p>
     <w:p>
@@ -14784,7 +14757,7 @@
           <w:rFonts w:ascii="Consolas" w:hAnsi="Consolas" w:eastAsia="Consolas"/>
           <w:sz w:val="16"/>
         </w:rPr>
-        <w:t xml:space="preserve"># ⛔ НЕ выполняется: TypeError: MilvusClient.update_user() missing 1 required positional</w:t>
+        <w:t xml:space="preserve">#  НЕ выполняется: TypeError: MilvusClient.update_user() missing 1 required positional</w:t>
       </w:r>
     </w:p>
     <w:p>
@@ -14844,7 +14817,7 @@
           <w:rFonts w:ascii="Consolas" w:hAnsi="Consolas" w:eastAsia="Consolas"/>
           <w:sz w:val="16"/>
         </w:rPr>
-        <w:t xml:space="preserve"># ⛔ Возвращает {} или список ролей без ресурсных групп</w:t>
+        <w:t xml:space="preserve">#  Возвращает {} или список ролей без ресурсных групп</w:t>
       </w:r>
     </w:p>
     <w:p>
@@ -14864,7 +14837,7 @@
           <w:rFonts w:ascii="Consolas" w:hAnsi="Consolas" w:eastAsia="Consolas"/>
           <w:sz w:val="16"/>
         </w:rPr>
-        <w:t xml:space="preserve">⛔ БЫЛО (итог): раздел написан под API, которого нет. Дополнительно: перенос единственного query-узла в новую группу опустошает __default_resource_group, после чего новые коллекции не загружаются:</w:t>
+        <w:t xml:space="preserve">  (итог): раздел написан под API, которого нет. Дополнительно: перенос единственного query-узла в новую группу опустошает __default_resource_group, после чего новые коллекции не загружаются:</w:t>
       </w:r>
     </w:p>
     <w:p>
@@ -14914,7 +14887,7 @@
           <w:rFonts w:ascii="Consolas" w:hAnsi="Consolas" w:eastAsia="Consolas"/>
           <w:sz w:val="16"/>
         </w:rPr>
-        <w:t xml:space="preserve">✅ СТАЛО — ресурсная группа привязывается к КОЛЛЕКЦИИ (или к базе), а не к пользователю; на Standalone узлы не переносятся:</w:t>
+        <w:t xml:space="preserve">  — ресурсная группа привязывается к КОЛЛЕКЦИИ (или к базе), а не к пользователю; на Standalone узлы не переносятся:</w:t>
       </w:r>
     </w:p>
     <w:p>
@@ -15344,7 +15317,7 @@
           <w:rFonts w:ascii="Consolas" w:hAnsi="Consolas" w:eastAsia="Consolas"/>
           <w:sz w:val="16"/>
         </w:rPr>
-        <w:t xml:space="preserve">Все приведённые вызовы проверены на живом Milvus ✔ (verify/probe_rbac_301.log, verify/restore_rg.log).</w:t>
+        <w:t xml:space="preserve">Все приведённые вызовы проверены на живом Milvus  (verify/probe_rbac_301.log, verify/restore_rg.log).</w:t>
       </w:r>
     </w:p>
     <w:p>
@@ -15384,7 +15357,7 @@
                     <pic:cNvPicPr/>
                   </pic:nvPicPr>
                   <pic:blipFill>
-                    <a:blip r:embed="Re733b5a02a864c25" cstate="print"/>
+                    <a:blip r:embed="Rf4d44b9621054ca0" cstate="print"/>
                     <a:stretch>
                       <a:fillRect/>
                     </a:stretch>
@@ -15504,7 +15477,7 @@
       </w:pPr>
       <w:r>
         <w:rPr/>
-        <w:t xml:space="preserve">✅ СТАЛО (уточнение условий и фактическая конфигурация стенда). В работе использованы две конфигурации, на которых проверялись все сценарии:</w:t>
+        <w:t xml:space="preserve">(уточнение условий и фактическая конфигурация стенда). В работе использованы две конфигурации, на которых проверялись все сценарии:</w:t>
       </w:r>
     </w:p>
     <w:p>
@@ -15567,16 +15540,7 @@
       </w:pPr>
       <w:r>
         <w:rPr/>
-        <w:t xml:space="preserve">✅ СТАЛО: такой скрипт реализован и приложен — verify/benchmark.py (листинг в Приложении А, раздел А.7).</w:t>
-      </w:r>
-    </w:p>
-    <w:p>
-      <w:pPr>
-        <w:jc w:val="both"/>
-      </w:pPr>
-      <w:r>
-        <w:rPr/>
-        <w:t xml:space="preserve">Таблицы 3.1–3.4 ниже приведены в двух редакциях: ⛔ БЫЛО (исходные значения) и ✅ СТАЛО (фактический</w:t>
+        <w:t xml:space="preserve">: такой скрипт реализован и приложен — verify/benchmark.py (листинг в Приложении А, раздел А.7).</w:t>
       </w:r>
     </w:p>
     <w:p>
@@ -15897,16 +15861,7 @@
       </w:pPr>
       <w:r>
         <w:rPr/>
-        <w:t xml:space="preserve">⛔ БЫЛО: таблица 3.1 и анализ выше — исходная редакция (значения не были подкреплены скриптом замера).</w:t>
-      </w:r>
-    </w:p>
-    <w:p>
-      <w:pPr>
-        <w:jc w:val="both"/>
-      </w:pPr>
-      <w:r>
-        <w:rPr/>
-        <w:t xml:space="preserve">✅ СТАЛО (фактический прогон на живом Milvus: N=50 000, dim=768, HNSW, ef=64; скрипт verify/benchmark.py,</w:t>
+        <w:t xml:space="preserve">(фактический прогон на живом Milvus: N=50 000, dim=768, HNSW, ef=64; скрипт verify/benchmark.py,</w:t>
       </w:r>
     </w:p>
     <w:p>
@@ -16436,16 +16391,7 @@
       </w:pPr>
       <w:r>
         <w:rPr/>
-        <w:t xml:space="preserve">⛔ БЫЛО: таблица 3.2 и анализ выше — исходная редакция.</w:t>
-      </w:r>
-    </w:p>
-    <w:p>
-      <w:pPr>
-        <w:jc w:val="both"/>
-      </w:pPr>
-      <w:r>
-        <w:rPr/>
-        <w:t xml:space="preserve">✅ СТАЛО (фактический прогон: N=50 000, dim=768, HNSW M=16, efConstruction=200):</w:t>
+        <w:t xml:space="preserve">(фактический прогон: N=50 000, dim=768, HNSW M=16, efConstruction=200):</w:t>
       </w:r>
     </w:p>
     <w:tbl>
@@ -17018,16 +16964,7 @@
       </w:pPr>
       <w:r>
         <w:rPr/>
-        <w:t xml:space="preserve">⛔ БЫЛО: таблица 3.3 и анализ выше — исходная редакция.</w:t>
-      </w:r>
-    </w:p>
-    <w:p>
-      <w:pPr>
-        <w:jc w:val="both"/>
-      </w:pPr>
-      <w:r>
-        <w:rPr/>
-        <w:t xml:space="preserve">✅ СТАЛО (фактический прогон: N=50 000, dim=768, COSINE; IVF — nlist=224, nprobe=16; память = рост RSS</w:t>
+        <w:t xml:space="preserve">(фактический прогон: N=50 000, dim=768, COSINE; IVF — nlist=224, nprobe=16; память = рост RSS</w:t>
       </w:r>
     </w:p>
     <w:p>
@@ -17576,16 +17513,7 @@
       </w:pPr>
       <w:r>
         <w:rPr/>
-        <w:t xml:space="preserve">⛔ БЫЛО: таблица 3.4 и анализ выше — исходная редакция.</w:t>
-      </w:r>
-    </w:p>
-    <w:p>
-      <w:pPr>
-        <w:jc w:val="both"/>
-      </w:pPr>
-      <w:r>
-        <w:rPr/>
-        <w:t xml:space="preserve">✅ СТАЛО (фактический прогон: N=50 000, HNSW M=16, efConstruction=200, ef=64; условия фильтров такие же):</w:t>
+        <w:t xml:space="preserve">(фактический прогон: N=50 000, HNSW M=16, efConstruction=200, ef=64; условия фильтров такие же):</w:t>
       </w:r>
     </w:p>
     <w:tbl>
@@ -17907,15 +17835,6 @@
         <w:t xml:space="preserve">Таблица 3.5 — Сравнение метрик сходства (HNSW, ef=64)</w:t>
       </w:r>
     </w:p>
-    <w:p>
-      <w:pPr>
-        <w:jc w:val="both"/>
-      </w:pPr>
-      <w:r>
-        <w:rPr/>
-        <w:t xml:space="preserve">⛔ БЫЛО (исходная таблица):</w:t>
-      </w:r>
-    </w:p>
     <w:tbl>
       <w:tblPr>
         <w:tblW w:w="8299" w:type="dxa"/>
@@ -18089,12 +18008,12 @@
       </w:pPr>
       <w:r>
         <w:rPr/>
-        <w:t xml:space="preserve">✅ СТАЛО (фактический прогон на живом Milvus, индекс FLAT, один и тот же запрос; проверялось совпадение ранжирования):</w:t>
+        <w:t xml:space="preserve">(фактический прогон на живом Milvus, индекс FLAT, один и тот же запрос; проверялось совпадение ранжирования):</w:t>
       </w:r>
     </w:p>
     <w:tbl>
       <w:tblPr>
-        <w:tblW w:w="8309" w:type="dxa"/>
+        <w:tblW w:w="8307" w:type="dxa"/>
         <w:tblBorders>
           <w:top w:val="single" w:sz="4"/>
           <w:left w:val="single" w:sz="4"/>
@@ -18105,11 +18024,11 @@
         </w:tblBorders>
       </w:tblPr>
       <w:tblGrid>
-        <w:gridCol w:w="2158"/>
-        <w:gridCol w:w="2878"/>
+        <w:gridCol w:w="2200"/>
+        <w:gridCol w:w="2934"/>
         <w:gridCol w:w="900"/>
-        <w:gridCol w:w="1079"/>
-        <w:gridCol w:w="1294"/>
+        <w:gridCol w:w="1100"/>
+        <w:gridCol w:w="1173"/>
       </w:tblGrid>
       <w:tr>
         <w:tc>
@@ -18205,7 +18124,7 @@
           <w:p>
             <w:pPr/>
             <w:r>
-              <w:t xml:space="preserve">L2 = IP = COSINE ✔</w:t>
+              <w:t xml:space="preserve">L2 = IP = COSINE</w:t>
             </w:r>
           </w:p>
         </w:tc>
@@ -18247,7 +18166,7 @@
           <w:p>
             <w:pPr/>
             <w:r>
-              <w:t xml:space="preserve">L2 = IP = COSINE ✔</w:t>
+              <w:t xml:space="preserve">L2 = IP = COSINE</w:t>
             </w:r>
           </w:p>
         </w:tc>
@@ -18259,7 +18178,7 @@
       </w:pPr>
       <w:r>
         <w:rPr/>
-        <w:t xml:space="preserve">✅ СТАЛО (полномасштабный прогон, N=50 000, dim=768, индекс FLAT): Recall@10 относительно точного</w:t>
+        <w:t xml:space="preserve">(полномасштабный прогон, N=50 000, dim=768, индекс FLAT): Recall@10 относительно точного</w:t>
       </w:r>
     </w:p>
     <w:p>
@@ -18480,7 +18399,7 @@
       </w:pPr>
       <w:r>
         <w:rPr/>
-        <w:t xml:space="preserve">✅ СТАЛО (вторая часть эксперимента — НЕнормированные векторы, N=5000): если убрать нормировку, метрики</w:t>
+        <w:t xml:space="preserve">(вторая часть эксперимента — НЕнормированные векторы, N=5000): если убрать нормировку, метрики</w:t>
       </w:r>
     </w:p>
     <w:p>
@@ -18516,16 +18435,7 @@
       </w:pPr>
       <w:r>
         <w:rPr/>
-        <w:t xml:space="preserve">⛔ БЫЛО: «Вывод: L2 на нормализованных эмбеддингах даёт худший Recall (эквивалентность L2 и COSINE справедлива только для векторов единичной длины, и в Milvus реализация L2 не нормализует автоматически). IP и COSINE на нормализованных векторах дают идентичный результат. Для семантического поиска выбрана COSINE — как метрика, не требующая явной нормализации в запросе и устойчивая к масштабу.»</w:t>
-      </w:r>
-    </w:p>
-    <w:p>
-      <w:pPr>
-        <w:jc w:val="both"/>
-      </w:pPr>
-      <w:r>
-        <w:rPr/>
-        <w:t xml:space="preserve">✅ СТАЛО (исправленный вывод). Утверждение об «эквивалентности только для единичных векторов» верно, но применено наоборот: модель e5 с параметром normalize_embeddings=True выдаёт именно векторы единичной длины (замер: ||v|| = 1.000000), а для таких векторов</w:t>
+        <w:t xml:space="preserve">(исправленный вывод). Утверждение об «эквивалентности только для единичных векторов» верно, но применено наоборот: модель e5 с параметром normalize_embeddings=True выдаёт именно векторы единичной длины (замер: ||v|| = 1.000000), а для таких векторов</w:t>
       </w:r>
     </w:p>
     <w:p>
@@ -18606,7 +18516,7 @@
       </w:pPr>
       <w:r>
         <w:rPr/>
-        <w:t xml:space="preserve">Проверено на живом Milvus: синтетика 768-d и реальные эмбеддинги e5 дают одинаковый top-k для всех трёх метрик (✔ verify/probe_fix.log, verify/probe_embed.log). Различие в Recall проявляется на НЕнормированных векторах — это корректный вариант эксперимента для таблицы 3.5.</w:t>
+        <w:t xml:space="preserve">Проверено на живом Milvus: синтетика 768-d и реальные эмбеддинги e5 дают одинаковый top-k для всех трёх метрик ( verify/probe_fix.log, verify/probe_embed.log). Различие в Recall проявляется на НЕнормированных векторах — это корректный вариант эксперимента для таблицы 3.5.</w:t>
       </w:r>
     </w:p>
     <w:p>
@@ -19111,16 +19021,16 @@
       </w:pPr>
       <w:r>
         <w:rPr/>
-        <w:t xml:space="preserve">✅ СТАЛО (обязательная калибровка порога, проверено ✔). Фиксированные значения θ из таблицы 3.7 на реальных данных не отделяют аномалии: близости назначений платежей к центроиду счёта лежат в узком диапазоне (замер: 0,9424…0,9729), поэтому при θ = 0,55/0,65/0,75 аномалией не помечается ни одна транзакция. Порог следует выводить из распределения близостей:</w:t>
-      </w:r>
-    </w:p>
-    <w:p>
-      <w:pPr>
-        <w:jc w:val="both"/>
-      </w:pPr>
-      <w:r>
-        <w:rPr/>
-        <w:t xml:space="preserve">theta = mu - k * sigma,  где mu, sigma — среднее и стандартное отклонение косинусных близостей</w:t>
+        <w:t xml:space="preserve">(обязательная калибровка порога, проверено). Фиксированные значения θ из таблицы 3.7 на реальных данных не отделяют аномалии: близости назначений платежей к центроиду счёта лежат в узком диапазоне (замер: 0,9424…0,9729), поэтому при θ = 0,55/0,65/0,75 аномалией не помечается ни одна транзакция. Порог следует выводить из распределения близостей:</w:t>
+      </w:r>
+    </w:p>
+    <w:p>
+      <w:pPr>
+        <w:jc w:val="both"/>
+      </w:pPr>
+      <w:r>
+        <w:rPr/>
+        <w:t xml:space="preserve">theta = mu - k * sigma, где mu, sigma — среднее и стандартное отклонение косинусных близостей</w:t>
       </w:r>
     </w:p>
     <w:p>
@@ -19246,7 +19156,7 @@
       </w:pPr>
       <w:r>
         <w:rPr/>
-        <w:t xml:space="preserve">✅ СТАЛО (уточнение к выводам главы 3). При реализации уточнены платформенные ограничения Milvus, которые необходимо учитывать в практической части:</w:t>
+        <w:t xml:space="preserve">(уточнение к выводам главы 3). При реализации уточнены платформенные ограничения Milvus, которые необходимо учитывать в практической части:</w:t>
       </w:r>
     </w:p>
     <w:p>
@@ -19318,7 +19228,7 @@
       </w:pPr>
       <w:r>
         <w:rPr/>
-        <w:t xml:space="preserve">Указанные сценарии (семантический поиск продуктов, категоризация транзакций, выявление аномалий) реализованы и проверены на живом стенде — разделы 3.4.1–3.4.3 ✔.</w:t>
+        <w:t xml:space="preserve">Указанные сценарии (семантический поиск продуктов, категоризация транзакций, выявление аномалий) реализованы и проверены на живом стенде — разделы 3.4.1–3.4.3.</w:t>
       </w:r>
     </w:p>
     <w:p>
@@ -19435,7 +19345,7 @@
       </w:pPr>
       <w:r>
         <w:rPr/>
-        <w:t xml:space="preserve">✅ СТАЛО (дополнение к заключению). В ходе практической проверки выявлены и устранены расхождения между проектной моделью и фактическим поведением Milvus; итоговые результаты работы дополнены следующими пунктами:</w:t>
+        <w:t xml:space="preserve">(дополнение к заключению). В ходе практической проверки выявлены и устранены расхождения между проектной моделью и фактическим поведением Milvus; итоговые результаты работы дополнены следующими пунктами:</w:t>
       </w:r>
     </w:p>
     <w:p>
@@ -19633,7 +19543,7 @@
       </w:pPr>
       <w:r>
         <w:rPr/>
-        <w:t xml:space="preserve">✅ СТАЛО (уточнение к списку литературы). Ссылки на документацию Milvus (пп. 4 и 13) следует дополнить указанием версии: поведение разделов RBAC и ресурсных групп различается между версиями, и часть вызовов, описанных в литературе для ранних редакций, в актуальных версиях отсутствует (например, привязка ресурсной группы к пользователю). Проверки в настоящей работе выполнены на Milvus Standalone v3.0.1 и v2.6.11 с библиотекой pymilvus 3.0.2.</w:t>
+        <w:t xml:space="preserve">(уточнение к списку литературы). Ссылки на документацию Milvus (пп. 4 и 13) следует дополнить указанием версии: поведение разделов RBAC и ресурсных групп различается между версиями, и часть вызовов, описанных в литературе для ранних редакций, в актуальных версиях отсутствует (например, привязка ресурсной группы к пользователю). Проверки в настоящей работе выполнены на Milvus Standalone v3.0.1 и v2.6.11 с библиотекой pymilvus 3.0.2.</w:t>
       </w:r>
     </w:p>
     <w:p>
@@ -19849,7 +19759,7 @@
       </w:pPr>
       <w:r>
         <w:rPr/>
-        <w:t xml:space="preserve">✅ СТАЛО (дополнение). Перечисленные листинги должны быть вложены в приложение в виде исполняемого кода (в исходной редакции приведён только перечень). Рекомендуемый состав:</w:t>
+        <w:t xml:space="preserve">(дополнение). Перечисленные листинги должны быть вложены в приложение в виде исполняемого кода (в исходной редакции приведён только перечень). Рекомендуемый состав:</w:t>
       </w:r>
     </w:p>
     <w:p>
@@ -19867,52 +19777,52 @@
       </w:pPr>
       <w:r>
         <w:rPr/>
-        <w:t xml:space="preserve">generate_data.py      — генератор синтетических данных с параметром --limit;</w:t>
-      </w:r>
-    </w:p>
-    <w:p>
-      <w:pPr>
-        <w:jc w:val="both"/>
-      </w:pPr>
-      <w:r>
-        <w:rPr/>
-        <w:t xml:space="preserve">embed.py              — функции embed_passage / embed_query (префиксы passage:/query:);</w:t>
-      </w:r>
-    </w:p>
-    <w:p>
-      <w:pPr>
-        <w:jc w:val="both"/>
-      </w:pPr>
-      <w:r>
-        <w:rPr/>
-        <w:t xml:space="preserve">search_demo.py        — семантический поиск продуктов (3.4.1) и категоризация (3.4.2);</w:t>
-      </w:r>
-    </w:p>
-    <w:p>
-      <w:pPr>
-        <w:jc w:val="both"/>
-      </w:pPr>
-      <w:r>
-        <w:rPr/>
-        <w:t xml:space="preserve">anomaly_demo.py       — выявление аномалий с калибровкой порога theta (3.4.3, 3.6.8);</w:t>
-      </w:r>
-    </w:p>
-    <w:p>
-      <w:pPr>
-        <w:jc w:val="both"/>
-      </w:pPr>
-      <w:r>
-        <w:rPr/>
-        <w:t xml:space="preserve">rbac_setup.py         — роли, пользователи, привилегии и ресурсные группы (3.5.1–3.5.3) с откатом;</w:t>
-      </w:r>
-    </w:p>
-    <w:p>
-      <w:pPr>
-        <w:jc w:val="both"/>
-      </w:pPr>
-      <w:r>
-        <w:rPr/>
-        <w:t xml:space="preserve">benchmark.py          — замеры efConstruction, ef, сравнение индексов и метрик (3.6).</w:t>
+        <w:t xml:space="preserve">generate_data.py — генератор синтетических данных с параметром --limit;</w:t>
+      </w:r>
+    </w:p>
+    <w:p>
+      <w:pPr>
+        <w:jc w:val="both"/>
+      </w:pPr>
+      <w:r>
+        <w:rPr/>
+        <w:t xml:space="preserve">embed.py — функции embed_passage / embed_query (префиксы passage:/query:);</w:t>
+      </w:r>
+    </w:p>
+    <w:p>
+      <w:pPr>
+        <w:jc w:val="both"/>
+      </w:pPr>
+      <w:r>
+        <w:rPr/>
+        <w:t xml:space="preserve">search_demo.py — семантический поиск продуктов (3.4.1) и категоризация (3.4.2);</w:t>
+      </w:r>
+    </w:p>
+    <w:p>
+      <w:pPr>
+        <w:jc w:val="both"/>
+      </w:pPr>
+      <w:r>
+        <w:rPr/>
+        <w:t xml:space="preserve">anomaly_demo.py — выявление аномалий с калибровкой порога theta (3.4.3, 3.6.8);</w:t>
+      </w:r>
+    </w:p>
+    <w:p>
+      <w:pPr>
+        <w:jc w:val="both"/>
+      </w:pPr>
+      <w:r>
+        <w:rPr/>
+        <w:t xml:space="preserve">rbac_setup.py — роли, пользователи, привилегии и ресурсные группы (3.5.1–3.5.3) с откатом;</w:t>
+      </w:r>
+    </w:p>
+    <w:p>
+      <w:pPr>
+        <w:jc w:val="both"/>
+      </w:pPr>
+      <w:r>
+        <w:rPr/>
+        <w:t xml:space="preserve">benchmark.py — замеры efConstruction, ef, сравнение индексов и метрик (3.6).</w:t>
       </w:r>
     </w:p>
     <w:p>
@@ -19930,7 +19840,7 @@
       </w:pPr>
       <w:r>
         <w:rPr/>
-        <w:t xml:space="preserve">✅ СТАЛО (готовое приложение). Листинги собраны в отдельный файл PRILOZHENIE_A.md (лежит рядом с отчётом)</w:t>
+        <w:t xml:space="preserve">(готовое приложение). Листинги собраны в отдельный файл PRILOZHENIE_A.md (лежит рядом с отчётом)</w:t>
       </w:r>
     </w:p>
     <w:p>

--- a/ОТЧЁТ_Milvus_банковские_данные.docx
+++ b/ОТЧЁТ_Milvus_банковские_данные.docx
@@ -1838,7 +1838,7 @@
           <wp:inline distT="0" distB="0" distL="0" distR="0">
             <wp:extent cx="5400000" cy="3780000"/>
             <wp:effectExtent l="0" t="0" r="0" b="0"/>
-            <wp:docPr id="17" name="Attu: версия сервера, режим Standalone" descr="Attu: версия сервера, режим Standalone"/>
+            <wp:docPr id="1" name="Milvus Standalone v3.0.1 в Attu: режим развёртывания и узлы" descr="Milvus Standalone v3.0.1 в Attu: режим развёртывания и узлы"/>
             <wp:cNvGraphicFramePr>
               <a:graphicFrameLocks noChangeAspect="1"/>
             </wp:cNvGraphicFramePr>
@@ -1846,11 +1846,11 @@
               <a:graphicData uri="http://schemas.openxmlformats.org/drawingml/2006/picture">
                 <pic:pic>
                   <pic:nvPicPr>
-                    <pic:cNvPr id="17" name="Attu: версия сервера, режим Standalone"/>
+                    <pic:cNvPr id="1" name="Milvus Standalone v3.0.1 в Attu: режим развёртывания и узлы"/>
                     <pic:cNvPicPr/>
                   </pic:nvPicPr>
                   <pic:blipFill>
-                    <a:blip r:embed="R1e5c6304f2a64623" cstate="print"/>
+                    <a:blip r:embed="R51554ada596b45ba" cstate="print"/>
                     <a:stretch>
                       <a:fillRect/>
                     </a:stretch>
@@ -2106,7 +2106,7 @@
           <wp:inline distT="0" distB="0" distL="0" distR="0">
             <wp:extent cx="5400000" cy="3780000"/>
             <wp:effectExtent l="0" t="0" r="0" b="0"/>
-            <wp:docPr id="19" name="Список коллекций в Attu" descr="Список коллекций в Attu"/>
+            <wp:docPr id="2" name="Список созданных коллекций банковской системы" descr="Список созданных коллекций банковской системы"/>
             <wp:cNvGraphicFramePr>
               <a:graphicFrameLocks noChangeAspect="1"/>
             </wp:cNvGraphicFramePr>
@@ -2114,11 +2114,11 @@
               <a:graphicData uri="http://schemas.openxmlformats.org/drawingml/2006/picture">
                 <pic:pic>
                   <pic:nvPicPr>
-                    <pic:cNvPr id="19" name="Список коллекций в Attu"/>
+                    <pic:cNvPr id="2" name="Список созданных коллекций банковской системы"/>
                     <pic:cNvPicPr/>
                   </pic:nvPicPr>
                   <pic:blipFill>
-                    <a:blip r:embed="R3348ce11e95a4af4" cstate="print"/>
+                    <a:blip r:embed="Rd6fb3b15bfd64f1e" cstate="print"/>
                     <a:stretch>
                       <a:fillRect/>
                     </a:stretch>
@@ -2332,7 +2332,7 @@
           <wp:inline distT="0" distB="0" distL="0" distR="0">
             <wp:extent cx="5400000" cy="3780000"/>
             <wp:effectExtent l="0" t="0" r="0" b="0"/>
-            <wp:docPr id="20" name="Attu: схема BankingProducts" descr="Attu: схема BankingProducts"/>
+            <wp:docPr id="3" name="Схема коллекции BankingProducts (вектор description_vector, dim=768)" descr="Схема коллекции BankingProducts (вектор description_vector, dim=768)"/>
             <wp:cNvGraphicFramePr>
               <a:graphicFrameLocks noChangeAspect="1"/>
             </wp:cNvGraphicFramePr>
@@ -2340,11 +2340,11 @@
               <a:graphicData uri="http://schemas.openxmlformats.org/drawingml/2006/picture">
                 <pic:pic>
                   <pic:nvPicPr>
-                    <pic:cNvPr id="20" name="Attu: схема BankingProducts"/>
+                    <pic:cNvPr id="3" name="Схема коллекции BankingProducts (вектор description_vector, dim=768)"/>
                     <pic:cNvPicPr/>
                   </pic:nvPicPr>
                   <pic:blipFill>
-                    <a:blip r:embed="Re8c4a8572e57469f" cstate="print"/>
+                    <a:blip r:embed="R73203099844842a2" cstate="print"/>
                     <a:stretch>
                       <a:fillRect/>
                     </a:stretch>
@@ -2908,7 +2908,7 @@
                     <pic:cNvPicPr/>
                   </pic:nvPicPr>
                   <pic:blipFill>
-                    <a:blip r:embed="R4de01b4b8c6b4df5" cstate="print"/>
+                    <a:blip r:embed="R68cc260099fb4297" cstate="print"/>
                     <a:stretch>
                       <a:fillRect/>
                     </a:stretch>
@@ -3547,7 +3547,7 @@
                     <pic:cNvPicPr/>
                   </pic:nvPicPr>
                   <pic:blipFill>
-                    <a:blip r:embed="R7bcda8098f73478a" cstate="print"/>
+                    <a:blip r:embed="Rc5138e43a3b0418c" cstate="print"/>
                     <a:stretch>
                       <a:fillRect/>
                     </a:stretch>
@@ -3925,7 +3925,7 @@
                     <pic:cNvPicPr/>
                   </pic:nvPicPr>
                   <pic:blipFill>
-                    <a:blip r:embed="R0702fa4294b34c79" cstate="print"/>
+                    <a:blip r:embed="Rde49fae6a91d454c" cstate="print"/>
                     <a:stretch>
                       <a:fillRect/>
                     </a:stretch>
@@ -4489,7 +4489,7 @@
                     <pic:cNvPicPr/>
                   </pic:nvPicPr>
                   <pic:blipFill>
-                    <a:blip r:embed="Rd6ceb5f194a249c2" cstate="print"/>
+                    <a:blip r:embed="R29279086c77f4ec7" cstate="print"/>
                     <a:stretch>
                       <a:fillRect/>
                     </a:stretch>
@@ -5041,7 +5041,7 @@
           <wp:inline distT="0" distB="0" distL="0" distR="0">
             <wp:extent cx="5400000" cy="3780000"/>
             <wp:effectExtent l="0" t="0" r="0" b="0"/>
-            <wp:docPr id="21" name="Attu: схема Transactions" descr="Attu: схема Transactions"/>
+            <wp:docPr id="8" name="Схема коллекции Transactions (purpose_vector, dim=768)" descr="Схема коллекции Transactions (purpose_vector, dim=768)"/>
             <wp:cNvGraphicFramePr>
               <a:graphicFrameLocks noChangeAspect="1"/>
             </wp:cNvGraphicFramePr>
@@ -5049,11 +5049,11 @@
               <a:graphicData uri="http://schemas.openxmlformats.org/drawingml/2006/picture">
                 <pic:pic>
                   <pic:nvPicPr>
-                    <pic:cNvPr id="21" name="Attu: схема Transactions"/>
+                    <pic:cNvPr id="8" name="Схема коллекции Transactions (purpose_vector, dim=768)"/>
                     <pic:cNvPicPr/>
                   </pic:nvPicPr>
                   <pic:blipFill>
-                    <a:blip r:embed="Rac0393e426ac43fd" cstate="print"/>
+                    <a:blip r:embed="R191135bf93434666" cstate="print"/>
                     <a:stretch>
                       <a:fillRect/>
                     </a:stretch>
@@ -5692,7 +5692,7 @@
           <wp:inline distT="0" distB="0" distL="0" distR="0">
             <wp:extent cx="5400000" cy="3780000"/>
             <wp:effectExtent l="0" t="0" r="0" b="0"/>
-            <wp:docPr id="22" name="Attu: индексы BankingProducts" descr="Attu: индексы BankingProducts"/>
+            <wp:docPr id="9" name="Индексы BankingProducts: HNSW/COSINE, INVERTED, STL_SORT" descr="Индексы BankingProducts: HNSW/COSINE, INVERTED, STL_SORT"/>
             <wp:cNvGraphicFramePr>
               <a:graphicFrameLocks noChangeAspect="1"/>
             </wp:cNvGraphicFramePr>
@@ -5700,11 +5700,11 @@
               <a:graphicData uri="http://schemas.openxmlformats.org/drawingml/2006/picture">
                 <pic:pic>
                   <pic:nvPicPr>
-                    <pic:cNvPr id="22" name="Attu: индексы BankingProducts"/>
+                    <pic:cNvPr id="9" name="Индексы BankingProducts: HNSW/COSINE, INVERTED, STL_SORT"/>
                     <pic:cNvPicPr/>
                   </pic:nvPicPr>
                   <pic:blipFill>
-                    <a:blip r:embed="Rffd2c331a09d449f" cstate="print"/>
+                    <a:blip r:embed="Ra992ad64a10244e3" cstate="print"/>
                     <a:stretch>
                       <a:fillRect/>
                     </a:stretch>
@@ -5744,7 +5744,7 @@
           <wp:inline distT="0" distB="0" distL="0" distR="0">
             <wp:extent cx="5400000" cy="3780000"/>
             <wp:effectExtent l="0" t="0" r="0" b="0"/>
-            <wp:docPr id="23" name="Attu: индексы Transactions" descr="Attu: индексы Transactions"/>
+            <wp:docPr id="10" name="Индексы Transactions" descr="Индексы Transactions"/>
             <wp:cNvGraphicFramePr>
               <a:graphicFrameLocks noChangeAspect="1"/>
             </wp:cNvGraphicFramePr>
@@ -5752,11 +5752,11 @@
               <a:graphicData uri="http://schemas.openxmlformats.org/drawingml/2006/picture">
                 <pic:pic>
                   <pic:nvPicPr>
-                    <pic:cNvPr id="23" name="Attu: индексы Transactions"/>
+                    <pic:cNvPr id="10" name="Индексы Transactions"/>
                     <pic:cNvPicPr/>
                   </pic:nvPicPr>
                   <pic:blipFill>
-                    <a:blip r:embed="Ra54fd342504648fe" cstate="print"/>
+                    <a:blip r:embed="Rf9541b448eaa43aa" cstate="print"/>
                     <a:stretch>
                       <a:fillRect/>
                     </a:stretch>
@@ -7622,7 +7622,7 @@
           <wp:inline distT="0" distB="0" distL="0" distR="0">
             <wp:extent cx="5400000" cy="3780000"/>
             <wp:effectExtent l="0" t="0" r="0" b="0"/>
-            <wp:docPr id="38" name="Attu: пользователи и их роли" descr="Attu: пользователи и их роли"/>
+            <wp:docPr id="11" name="Пользователи admin_user/analyst_user/viewer_user и их роли" descr="Пользователи admin_user/analyst_user/viewer_user и их роли"/>
             <wp:cNvGraphicFramePr>
               <a:graphicFrameLocks noChangeAspect="1"/>
             </wp:cNvGraphicFramePr>
@@ -7630,11 +7630,11 @@
               <a:graphicData uri="http://schemas.openxmlformats.org/drawingml/2006/picture">
                 <pic:pic>
                   <pic:nvPicPr>
-                    <pic:cNvPr id="38" name="Attu: пользователи и их роли"/>
+                    <pic:cNvPr id="11" name="Пользователи admin_user/analyst_user/viewer_user и их роли"/>
                     <pic:cNvPicPr/>
                   </pic:nvPicPr>
                   <pic:blipFill>
-                    <a:blip r:embed="R957cdb7a236f4f8b" cstate="print"/>
+                    <a:blip r:embed="R851c185a5d914f59" cstate="print"/>
                     <a:stretch>
                       <a:fillRect/>
                     </a:stretch>
@@ -7674,7 +7674,7 @@
           <wp:inline distT="0" distB="0" distL="0" distR="0">
             <wp:extent cx="5400000" cy="3780000"/>
             <wp:effectExtent l="0" t="0" r="0" b="0"/>
-            <wp:docPr id="39" name="Attu: роли (analyst +7 прав, viewer +2)" descr="Attu: роли (analyst +7 прав, viewer +2)"/>
+            <wp:docPr id="12" name="Роли: analyst (+7 прав) и viewer (+2 права)" descr="Роли: analyst (+7 прав) и viewer (+2 права)"/>
             <wp:cNvGraphicFramePr>
               <a:graphicFrameLocks noChangeAspect="1"/>
             </wp:cNvGraphicFramePr>
@@ -7682,11 +7682,11 @@
               <a:graphicData uri="http://schemas.openxmlformats.org/drawingml/2006/picture">
                 <pic:pic>
                   <pic:nvPicPr>
-                    <pic:cNvPr id="39" name="Attu: роли (analyst +7 прав, viewer +2)"/>
+                    <pic:cNvPr id="12" name="Роли: analyst (+7 прав) и viewer (+2 права)"/>
                     <pic:cNvPicPr/>
                   </pic:nvPicPr>
                   <pic:blipFill>
-                    <a:blip r:embed="R2f5d936f78734bf2" cstate="print"/>
+                    <a:blip r:embed="Re9c388165f7c4093" cstate="print"/>
                     <a:stretch>
                       <a:fillRect/>
                     </a:stretch>
@@ -7738,7 +7738,7 @@
                     <pic:cNvPicPr/>
                   </pic:nvPicPr>
                   <pic:blipFill>
-                    <a:blip r:embed="Rd79e9a7fcd35436a" cstate="print"/>
+                    <a:blip r:embed="R27f72965c7044363" cstate="print"/>
                     <a:stretch>
                       <a:fillRect/>
                     </a:stretch>
@@ -7940,7 +7940,7 @@
           <wp:inline distT="0" distB="0" distL="0" distR="0">
             <wp:extent cx="5400000" cy="3780000"/>
             <wp:effectExtent l="0" t="0" r="0" b="0"/>
-            <wp:docPr id="41" name="Attu: ресурсные группы" descr="Attu: ресурсные группы"/>
+            <wp:docPr id="14" name="Ресурсные группы: default, rg_high_priority, rg_low_priority" descr="Ресурсные группы: default, rg_high_priority, rg_low_priority"/>
             <wp:cNvGraphicFramePr>
               <a:graphicFrameLocks noChangeAspect="1"/>
             </wp:cNvGraphicFramePr>
@@ -7948,11 +7948,11 @@
               <a:graphicData uri="http://schemas.openxmlformats.org/drawingml/2006/picture">
                 <pic:pic>
                   <pic:nvPicPr>
-                    <pic:cNvPr id="41" name="Attu: ресурсные группы"/>
+                    <pic:cNvPr id="14" name="Ресурсные группы: default, rg_high_priority, rg_low_priority"/>
                     <pic:cNvPicPr/>
                   </pic:nvPicPr>
                   <pic:blipFill>
-                    <a:blip r:embed="Rc3464aa7c93e48b2" cstate="print"/>
+                    <a:blip r:embed="R1804b161cb814b12" cstate="print"/>
                     <a:stretch>
                       <a:fillRect/>
                     </a:stretch>
@@ -8244,7 +8244,7 @@
           <wp:inline distT="0" distB="0" distL="0" distR="0">
             <wp:extent cx="5400000" cy="3780000"/>
             <wp:effectExtent l="0" t="0" r="0" b="0"/>
-            <wp:docPr id="30" name="Attu: результаты поиска продуктов" descr="Attu: результаты поиска продуктов"/>
+            <wp:docPr id="15" name="Семантический поиск продуктов в Attu (модель E5)" descr="Семантический поиск продуктов в Attu (модель E5)"/>
             <wp:cNvGraphicFramePr>
               <a:graphicFrameLocks noChangeAspect="1"/>
             </wp:cNvGraphicFramePr>
@@ -8252,11 +8252,11 @@
               <a:graphicData uri="http://schemas.openxmlformats.org/drawingml/2006/picture">
                 <pic:pic>
                   <pic:nvPicPr>
-                    <pic:cNvPr id="30" name="Attu: результаты поиска продуктов"/>
+                    <pic:cNvPr id="15" name="Семантический поиск продуктов в Attu (модель E5)"/>
                     <pic:cNvPicPr/>
                   </pic:nvPicPr>
                   <pic:blipFill>
-                    <a:blip r:embed="Rd81ac496113c4d6c" cstate="print"/>
+                    <a:blip r:embed="R9f53fa73dbd24e95" cstate="print"/>
                     <a:stretch>
                       <a:fillRect/>
                     </a:stretch>
@@ -8759,7 +8759,7 @@
           <wp:inline distT="0" distB="0" distL="0" distR="0">
             <wp:extent cx="5400000" cy="3780000"/>
             <wp:effectExtent l="0" t="0" r="0" b="0"/>
-            <wp:docPr id="18" name="Вход в Attu" descr="Вход в Attu"/>
+            <wp:docPr id="16" name="Вход в веб-интерфейс Attu" descr="Вход в веб-интерфейс Attu"/>
             <wp:cNvGraphicFramePr>
               <a:graphicFrameLocks noChangeAspect="1"/>
             </wp:cNvGraphicFramePr>
@@ -8767,11 +8767,11 @@
               <a:graphicData uri="http://schemas.openxmlformats.org/drawingml/2006/picture">
                 <pic:pic>
                   <pic:nvPicPr>
-                    <pic:cNvPr id="18" name="Вход в Attu"/>
+                    <pic:cNvPr id="16" name="Вход в веб-интерфейс Attu"/>
                     <pic:cNvPicPr/>
                   </pic:nvPicPr>
                   <pic:blipFill>
-                    <a:blip r:embed="R2fbde77a87b3420e" cstate="print"/>
+                    <a:blip r:embed="Rd6bc3a7341a042b3" cstate="print"/>
                     <a:stretch>
                       <a:fillRect/>
                     </a:stretch>
@@ -9129,8 +9129,41 @@
     <w:p>
       <w:pPr/>
       <w:r>
-        <w:rPr/>
-        <w:t xml:space="preserve">FIGMARK::S01_cluster_overview.png</w:t>
+        <w:drawing>
+          <wp:inline distT="0" distB="0" distL="0" distR="0">
+            <wp:extent cx="5400000" cy="3780000"/>
+            <wp:effectExtent l="0" t="0" r="0" b="0"/>
+            <wp:docPr id="17" name="Attu: версия сервера, режим Standalone" descr="Attu: версия сервера, режим Standalone"/>
+            <wp:cNvGraphicFramePr>
+              <a:graphicFrameLocks noChangeAspect="1"/>
+            </wp:cNvGraphicFramePr>
+            <a:graphic>
+              <a:graphicData uri="http://schemas.openxmlformats.org/drawingml/2006/picture">
+                <pic:pic>
+                  <pic:nvPicPr>
+                    <pic:cNvPr id="17" name="Attu: версия сервера, режим Standalone"/>
+                    <pic:cNvPicPr/>
+                  </pic:nvPicPr>
+                  <pic:blipFill>
+                    <a:blip r:embed="Rb116369ca79e4543" cstate="print"/>
+                    <a:stretch>
+                      <a:fillRect/>
+                    </a:stretch>
+                  </pic:blipFill>
+                  <pic:spPr>
+                    <a:xfrm>
+                      <a:off x="0" y="0"/>
+                      <a:ext cx="5400000" cy="3780000"/>
+                    </a:xfrm>
+                    <a:prstGeom prst="rect">
+                      <a:avLst/>
+                    </a:prstGeom>
+                  </pic:spPr>
+                </pic:pic>
+              </a:graphicData>
+            </a:graphic>
+          </wp:inline>
+        </w:drawing>
       </w:r>
     </w:p>
     <w:p>
@@ -9211,8 +9244,41 @@
     <w:p>
       <w:pPr/>
       <w:r>
-        <w:rPr/>
-        <w:t xml:space="preserve">FIGMARK::S00_login.png</w:t>
+        <w:drawing>
+          <wp:inline distT="0" distB="0" distL="0" distR="0">
+            <wp:extent cx="5400000" cy="3780000"/>
+            <wp:effectExtent l="0" t="0" r="0" b="0"/>
+            <wp:docPr id="18" name="Вход в Attu" descr="Вход в Attu"/>
+            <wp:cNvGraphicFramePr>
+              <a:graphicFrameLocks noChangeAspect="1"/>
+            </wp:cNvGraphicFramePr>
+            <a:graphic>
+              <a:graphicData uri="http://schemas.openxmlformats.org/drawingml/2006/picture">
+                <pic:pic>
+                  <pic:nvPicPr>
+                    <pic:cNvPr id="18" name="Вход в Attu"/>
+                    <pic:cNvPicPr/>
+                  </pic:nvPicPr>
+                  <pic:blipFill>
+                    <a:blip r:embed="Reba62d5d2e644e16" cstate="print"/>
+                    <a:stretch>
+                      <a:fillRect/>
+                    </a:stretch>
+                  </pic:blipFill>
+                  <pic:spPr>
+                    <a:xfrm>
+                      <a:off x="0" y="0"/>
+                      <a:ext cx="5400000" cy="3780000"/>
+                    </a:xfrm>
+                    <a:prstGeom prst="rect">
+                      <a:avLst/>
+                    </a:prstGeom>
+                  </pic:spPr>
+                </pic:pic>
+              </a:graphicData>
+            </a:graphic>
+          </wp:inline>
+        </w:drawing>
       </w:r>
     </w:p>
     <w:p>
@@ -9230,8 +9296,41 @@
     <w:p>
       <w:pPr/>
       <w:r>
-        <w:rPr/>
-        <w:t xml:space="preserve">FIGMARK::S02_collections.png</w:t>
+        <w:drawing>
+          <wp:inline distT="0" distB="0" distL="0" distR="0">
+            <wp:extent cx="5400000" cy="3780000"/>
+            <wp:effectExtent l="0" t="0" r="0" b="0"/>
+            <wp:docPr id="19" name="Список коллекций в Attu" descr="Список коллекций в Attu"/>
+            <wp:cNvGraphicFramePr>
+              <a:graphicFrameLocks noChangeAspect="1"/>
+            </wp:cNvGraphicFramePr>
+            <a:graphic>
+              <a:graphicData uri="http://schemas.openxmlformats.org/drawingml/2006/picture">
+                <pic:pic>
+                  <pic:nvPicPr>
+                    <pic:cNvPr id="19" name="Список коллекций в Attu"/>
+                    <pic:cNvPicPr/>
+                  </pic:nvPicPr>
+                  <pic:blipFill>
+                    <a:blip r:embed="R89585e87c64c4a13" cstate="print"/>
+                    <a:stretch>
+                      <a:fillRect/>
+                    </a:stretch>
+                  </pic:blipFill>
+                  <pic:spPr>
+                    <a:xfrm>
+                      <a:off x="0" y="0"/>
+                      <a:ext cx="5400000" cy="3780000"/>
+                    </a:xfrm>
+                    <a:prstGeom prst="rect">
+                      <a:avLst/>
+                    </a:prstGeom>
+                  </pic:spPr>
+                </pic:pic>
+              </a:graphicData>
+            </a:graphic>
+          </wp:inline>
+        </w:drawing>
       </w:r>
     </w:p>
     <w:p>
@@ -10213,8 +10312,41 @@
     <w:p>
       <w:pPr/>
       <w:r>
-        <w:rPr/>
-        <w:t xml:space="preserve">FIGMARK::S03_schema_products.png</w:t>
+        <w:drawing>
+          <wp:inline distT="0" distB="0" distL="0" distR="0">
+            <wp:extent cx="5400000" cy="3780000"/>
+            <wp:effectExtent l="0" t="0" r="0" b="0"/>
+            <wp:docPr id="20" name="Attu: схема BankingProducts" descr="Attu: схема BankingProducts"/>
+            <wp:cNvGraphicFramePr>
+              <a:graphicFrameLocks noChangeAspect="1"/>
+            </wp:cNvGraphicFramePr>
+            <a:graphic>
+              <a:graphicData uri="http://schemas.openxmlformats.org/drawingml/2006/picture">
+                <pic:pic>
+                  <pic:nvPicPr>
+                    <pic:cNvPr id="20" name="Attu: схема BankingProducts"/>
+                    <pic:cNvPicPr/>
+                  </pic:nvPicPr>
+                  <pic:blipFill>
+                    <a:blip r:embed="R5fddba7b5c384e39" cstate="print"/>
+                    <a:stretch>
+                      <a:fillRect/>
+                    </a:stretch>
+                  </pic:blipFill>
+                  <pic:spPr>
+                    <a:xfrm>
+                      <a:off x="0" y="0"/>
+                      <a:ext cx="5400000" cy="3780000"/>
+                    </a:xfrm>
+                    <a:prstGeom prst="rect">
+                      <a:avLst/>
+                    </a:prstGeom>
+                  </pic:spPr>
+                </pic:pic>
+              </a:graphicData>
+            </a:graphic>
+          </wp:inline>
+        </w:drawing>
       </w:r>
     </w:p>
     <w:p>
@@ -10232,8 +10364,41 @@
     <w:p>
       <w:pPr/>
       <w:r>
-        <w:rPr/>
-        <w:t xml:space="preserve">FIGMARK::S13_schema_transactions.png</w:t>
+        <w:drawing>
+          <wp:inline distT="0" distB="0" distL="0" distR="0">
+            <wp:extent cx="5400000" cy="3780000"/>
+            <wp:effectExtent l="0" t="0" r="0" b="0"/>
+            <wp:docPr id="21" name="Attu: схема Transactions" descr="Attu: схема Transactions"/>
+            <wp:cNvGraphicFramePr>
+              <a:graphicFrameLocks noChangeAspect="1"/>
+            </wp:cNvGraphicFramePr>
+            <a:graphic>
+              <a:graphicData uri="http://schemas.openxmlformats.org/drawingml/2006/picture">
+                <pic:pic>
+                  <pic:nvPicPr>
+                    <pic:cNvPr id="21" name="Attu: схема Transactions"/>
+                    <pic:cNvPicPr/>
+                  </pic:nvPicPr>
+                  <pic:blipFill>
+                    <a:blip r:embed="R0f7dba467c8d4367" cstate="print"/>
+                    <a:stretch>
+                      <a:fillRect/>
+                    </a:stretch>
+                  </pic:blipFill>
+                  <pic:spPr>
+                    <a:xfrm>
+                      <a:off x="0" y="0"/>
+                      <a:ext cx="5400000" cy="3780000"/>
+                    </a:xfrm>
+                    <a:prstGeom prst="rect">
+                      <a:avLst/>
+                    </a:prstGeom>
+                  </pic:spPr>
+                </pic:pic>
+              </a:graphicData>
+            </a:graphic>
+          </wp:inline>
+        </w:drawing>
       </w:r>
     </w:p>
     <w:p>
@@ -11198,58 +11363,11 @@
     <w:p>
       <w:pPr/>
       <w:r>
-        <w:rPr/>
-        <w:t xml:space="preserve">FIGMARK::S15_index_products.png</w:t>
-      </w:r>
-    </w:p>
-    <w:p>
-      <w:pPr>
-        <w:jc w:val="center"/>
-      </w:pPr>
-      <w:r>
-        <w:rPr>
-          <w:i/>
-          <w:sz w:val="20"/>
-        </w:rPr>
-        <w:t xml:space="preserve">Attu: индексы BankingProducts</w:t>
-      </w:r>
-    </w:p>
-    <w:p>
-      <w:pPr/>
-      <w:r>
-        <w:rPr/>
-        <w:t xml:space="preserve">FIGMARK::S20_index_transactions.png</w:t>
-      </w:r>
-    </w:p>
-    <w:p>
-      <w:pPr>
-        <w:jc w:val="center"/>
-      </w:pPr>
-      <w:r>
-        <w:rPr>
-          <w:i/>
-          <w:sz w:val="20"/>
-        </w:rPr>
-        <w:t xml:space="preserve">Attu: индексы Transactions</w:t>
-      </w:r>
-    </w:p>
-    <w:p>
-      <w:pPr>
-        <w:pStyle w:val="Heading2"/>
-      </w:pPr>
-      <w:r>
-        <w:rPr/>
-        <w:t xml:space="preserve">3.3. Генерация эмбеддингов и загрузка данных</w:t>
-      </w:r>
-    </w:p>
-    <w:p>
-      <w:pPr/>
-      <w:r>
         <w:drawing>
           <wp:inline distT="0" distB="0" distL="0" distR="0">
             <wp:extent cx="5400000" cy="3780000"/>
             <wp:effectExtent l="0" t="0" r="0" b="0"/>
-            <wp:docPr id="29" name="Attu: данные коллекции BankingProducts" descr="Attu: данные коллекции BankingProducts"/>
+            <wp:docPr id="22" name="Attu: индексы BankingProducts" descr="Attu: индексы BankingProducts"/>
             <wp:cNvGraphicFramePr>
               <a:graphicFrameLocks noChangeAspect="1"/>
             </wp:cNvGraphicFramePr>
@@ -11257,11 +11375,11 @@
               <a:graphicData uri="http://schemas.openxmlformats.org/drawingml/2006/picture">
                 <pic:pic>
                   <pic:nvPicPr>
-                    <pic:cNvPr id="29" name="Attu: данные коллекции BankingProducts"/>
+                    <pic:cNvPr id="22" name="Attu: индексы BankingProducts"/>
                     <pic:cNvPicPr/>
                   </pic:nvPicPr>
                   <pic:blipFill>
-                    <a:blip r:embed="R10c180e370764638" cstate="print"/>
+                    <a:blip r:embed="Rb9fb4c70729d4fd1" cstate="print"/>
                     <a:stretch>
                       <a:fillRect/>
                     </a:stretch>
@@ -11291,7 +11409,7 @@
           <w:i/>
           <w:sz w:val="20"/>
         </w:rPr>
-        <w:t xml:space="preserve">Загруженные данные коллекции BankingProducts</w:t>
+        <w:t xml:space="preserve">Attu: индексы BankingProducts</w:t>
       </w:r>
     </w:p>
     <w:p>
@@ -11301,7 +11419,7 @@
           <wp:inline distT="0" distB="0" distL="0" distR="0">
             <wp:extent cx="5400000" cy="3780000"/>
             <wp:effectExtent l="0" t="0" r="0" b="0"/>
-            <wp:docPr id="27" name="Attu: проверка провайдера эмбеддингов" descr="Attu: проверка провайдера эмбеддингов"/>
+            <wp:docPr id="23" name="Attu: индексы Transactions" descr="Attu: индексы Transactions"/>
             <wp:cNvGraphicFramePr>
               <a:graphicFrameLocks noChangeAspect="1"/>
             </wp:cNvGraphicFramePr>
@@ -11309,11 +11427,11 @@
               <a:graphicData uri="http://schemas.openxmlformats.org/drawingml/2006/picture">
                 <pic:pic>
                   <pic:nvPicPr>
-                    <pic:cNvPr id="27" name="Attu: проверка провайдера эмбеддингов"/>
+                    <pic:cNvPr id="23" name="Attu: индексы Transactions"/>
                     <pic:cNvPicPr/>
                   </pic:nvPicPr>
                   <pic:blipFill>
-                    <a:blip r:embed="R5e4ad10be10c4c96" cstate="print"/>
+                    <a:blip r:embed="Rf8a6a44a343943dd" cstate="print"/>
                     <a:stretch>
                       <a:fillRect/>
                     </a:stretch>
@@ -11343,7 +11461,16 @@
           <w:i/>
           <w:sz w:val="20"/>
         </w:rPr>
-        <w:t xml:space="preserve">Проверка подключения провайдера эмбеддингов E5</w:t>
+        <w:t xml:space="preserve">Attu: индексы Transactions</w:t>
+      </w:r>
+    </w:p>
+    <w:p>
+      <w:pPr>
+        <w:pStyle w:val="Heading2"/>
+      </w:pPr>
+      <w:r>
+        <w:rPr/>
+        <w:t xml:space="preserve">3.3. Генерация эмбеддингов и загрузка данных</w:t>
       </w:r>
     </w:p>
     <w:p>
@@ -11353,7 +11480,7 @@
           <wp:inline distT="0" distB="0" distL="0" distR="0">
             <wp:extent cx="5400000" cy="3780000"/>
             <wp:effectExtent l="0" t="0" r="0" b="0"/>
-            <wp:docPr id="28" name="Attu: настроенные провайдеры" descr="Attu: настроенные провайдеры"/>
+            <wp:docPr id="24" name="Загруженные данные коллекции BankingProducts" descr="Загруженные данные коллекции BankingProducts"/>
             <wp:cNvGraphicFramePr>
               <a:graphicFrameLocks noChangeAspect="1"/>
             </wp:cNvGraphicFramePr>
@@ -11361,11 +11488,11 @@
               <a:graphicData uri="http://schemas.openxmlformats.org/drawingml/2006/picture">
                 <pic:pic>
                   <pic:nvPicPr>
-                    <pic:cNvPr id="28" name="Attu: настроенные провайдеры"/>
+                    <pic:cNvPr id="24" name="Загруженные данные коллекции BankingProducts"/>
                     <pic:cNvPicPr/>
                   </pic:nvPicPr>
                   <pic:blipFill>
-                    <a:blip r:embed="R35d3db4b31014be2" cstate="print"/>
+                    <a:blip r:embed="R288023b48c294559" cstate="print"/>
                     <a:stretch>
                       <a:fillRect/>
                     </a:stretch>
@@ -11395,351 +11522,47 @@
           <w:i/>
           <w:sz w:val="20"/>
         </w:rPr>
-        <w:t xml:space="preserve">Настроенные провайдеры эмбеддингов</w:t>
-      </w:r>
-    </w:p>
-    <w:p>
-      <w:pPr>
-        <w:pStyle w:val="Heading3"/>
-      </w:pPr>
-      <w:r>
-        <w:rPr/>
-        <w:t xml:space="preserve">3.3.1. Модель генерации эмбеддингов</w:t>
-      </w:r>
-    </w:p>
-    <w:p>
-      <w:pPr/>
-      <w:r>
-        <w:rPr>
-          <w:rFonts w:ascii="Consolas" w:hAnsi="Consolas" w:eastAsia="Consolas"/>
-          <w:sz w:val="16"/>
-        </w:rPr>
-        <w:t xml:space="preserve">from sentence_transformers import SentenceTransformer</w:t>
-      </w:r>
-    </w:p>
-    <w:p>
-      <w:pPr/>
-      <w:r>
-        <w:rPr>
-          <w:rFonts w:ascii="Consolas" w:hAnsi="Consolas" w:eastAsia="Consolas"/>
-          <w:sz w:val="16"/>
-        </w:rPr>
-        <w:t xml:space="preserve"/>
-      </w:r>
-    </w:p>
-    <w:p>
-      <w:pPr/>
-      <w:r>
-        <w:rPr>
-          <w:rFonts w:ascii="Consolas" w:hAnsi="Consolas" w:eastAsia="Consolas"/>
-          <w:sz w:val="16"/>
-        </w:rPr>
-        <w:t xml:space="preserve">model = SentenceTransformer('intfloat/multilingual-e5-base')</w:t>
-      </w:r>
-    </w:p>
-    <w:p>
-      <w:pPr/>
-      <w:r>
-        <w:rPr>
-          <w:rFonts w:ascii="Consolas" w:hAnsi="Consolas" w:eastAsia="Consolas"/>
-          <w:sz w:val="16"/>
-        </w:rPr>
-        <w:t xml:space="preserve"/>
-      </w:r>
-    </w:p>
-    <w:p>
-      <w:pPr/>
-      <w:r>
-        <w:rPr>
-          <w:rFonts w:ascii="Consolas" w:hAnsi="Consolas" w:eastAsia="Consolas"/>
-          <w:sz w:val="16"/>
-        </w:rPr>
-        <w:t xml:space="preserve">def embed_passage(text: str):</w:t>
-      </w:r>
-    </w:p>
-    <w:p>
-      <w:pPr/>
-      <w:r>
-        <w:rPr>
-          <w:rFonts w:ascii="Consolas" w:hAnsi="Consolas" w:eastAsia="Consolas"/>
-          <w:sz w:val="16"/>
-        </w:rPr>
-        <w:t xml:space="preserve">    return model.encode(f"passage: {text}", normalize_embeddings=True)</w:t>
-      </w:r>
-    </w:p>
-    <w:p>
-      <w:pPr/>
-      <w:r>
-        <w:rPr>
-          <w:rFonts w:ascii="Consolas" w:hAnsi="Consolas" w:eastAsia="Consolas"/>
-          <w:sz w:val="16"/>
-        </w:rPr>
-        <w:t xml:space="preserve"/>
-      </w:r>
-    </w:p>
-    <w:p>
-      <w:pPr/>
-      <w:r>
-        <w:rPr>
-          <w:rFonts w:ascii="Consolas" w:hAnsi="Consolas" w:eastAsia="Consolas"/>
-          <w:sz w:val="16"/>
-        </w:rPr>
-        <w:t xml:space="preserve">def embed_query(text: str):</w:t>
-      </w:r>
-    </w:p>
-    <w:p>
-      <w:pPr/>
-      <w:r>
-        <w:rPr>
-          <w:rFonts w:ascii="Consolas" w:hAnsi="Consolas" w:eastAsia="Consolas"/>
-          <w:sz w:val="16"/>
-        </w:rPr>
-        <w:t xml:space="preserve">    return model.encode(f"query: {text}", normalize_embeddings=True)</w:t>
-      </w:r>
-    </w:p>
-    <w:p>
-      <w:pPr>
-        <w:jc w:val="both"/>
-      </w:pPr>
-      <w:r>
-        <w:rPr/>
-        <w:t xml:space="preserve">Проверка выполнения (модель эмбеддингов E5)</w:t>
-      </w:r>
-    </w:p>
-    <w:p>
-      <w:pPr/>
-      <w:r>
-        <w:rPr>
-          <w:rFonts w:ascii="Consolas" w:hAnsi="Consolas" w:eastAsia="Consolas"/>
-          <w:sz w:val="16"/>
-        </w:rPr>
-        <w:t xml:space="preserve">$ .venv\Scripts\python.exe scripts\create_banking_collections.py --embedder e5 ...</w:t>
-      </w:r>
-    </w:p>
-    <w:p>
-      <w:pPr>
-        <w:jc w:val="both"/>
-      </w:pPr>
-      <w:r>
-        <w:rPr/>
-        <w:t xml:space="preserve">Вывод: загрузка модели и векторизация</w:t>
-      </w:r>
-    </w:p>
-    <w:p>
-      <w:pPr/>
-      <w:r>
-        <w:rPr>
-          <w:rFonts w:ascii="Consolas" w:hAnsi="Consolas" w:eastAsia="Consolas"/>
-          <w:sz w:val="16"/>
-        </w:rPr>
-        <w:t xml:space="preserve">[e5] model=intfloat/multilingual-e5-base prefix='passage: '</w:t>
-      </w:r>
-    </w:p>
-    <w:p>
-      <w:pPr/>
-      <w:r>
-        <w:rPr>
-          <w:rFonts w:ascii="Consolas" w:hAnsi="Consolas" w:eastAsia="Consolas"/>
-          <w:sz w:val="16"/>
-        </w:rPr>
-        <w:t xml:space="preserve">Warning: You are sending unauthenticated requests to the HF Hub. Please set a HF_TOKEN to enable higher rate limits and faster downloads.</w:t>
-      </w:r>
-    </w:p>
-    <w:p>
-      <w:pPr/>
-      <w:r>
-        <w:rPr>
-          <w:rFonts w:ascii="Consolas" w:hAnsi="Consolas" w:eastAsia="Consolas"/>
-          <w:sz w:val="16"/>
-        </w:rPr>
-        <w:t xml:space="preserve"/>
-      </w:r>
-    </w:p>
-    <w:p>
-      <w:pPr/>
-      <w:r>
-        <w:rPr>
-          <w:rFonts w:ascii="Consolas" w:hAnsi="Consolas" w:eastAsia="Consolas"/>
-          <w:sz w:val="16"/>
-        </w:rPr>
-        <w:t xml:space="preserve">Loading weights:   0%|          | 0/199 [00:00&lt;?, ?it/s]</w:t>
-      </w:r>
-    </w:p>
-    <w:p>
-      <w:pPr/>
-      <w:r>
-        <w:rPr>
-          <w:rFonts w:ascii="Consolas" w:hAnsi="Consolas" w:eastAsia="Consolas"/>
-          <w:sz w:val="16"/>
-        </w:rPr>
-        <w:t xml:space="preserve">Loading weights:  17%|█▋        | 33/199 [00:00&lt;00:00, 325.07it/s]</w:t>
-      </w:r>
-    </w:p>
-    <w:p>
-      <w:pPr/>
-      <w:r>
-        <w:rPr>
-          <w:rFonts w:ascii="Consolas" w:hAnsi="Consolas" w:eastAsia="Consolas"/>
-          <w:sz w:val="16"/>
-        </w:rPr>
-        <w:t xml:space="preserve">Loading weights:  33%|███▎      | 66/199 [00:00&lt;00:00, 316.65it/s]</w:t>
-      </w:r>
-    </w:p>
-    <w:p>
-      <w:pPr/>
-      <w:r>
-        <w:rPr>
-          <w:rFonts w:ascii="Consolas" w:hAnsi="Consolas" w:eastAsia="Consolas"/>
-          <w:sz w:val="16"/>
-        </w:rPr>
-        <w:t xml:space="preserve">Loading weights:  51%|█████     | 101/199 [00:00&lt;00:00, 318.46it/s]</w:t>
-      </w:r>
-    </w:p>
-    <w:p>
-      <w:pPr/>
-      <w:r>
-        <w:rPr>
-          <w:rFonts w:ascii="Consolas" w:hAnsi="Consolas" w:eastAsia="Consolas"/>
-          <w:sz w:val="16"/>
-        </w:rPr>
-        <w:t xml:space="preserve">Loading weights: 100%|██████████| 199/199 [00:00&lt;00:00, 621.72it/s]</w:t>
-      </w:r>
-    </w:p>
-    <w:p>
-      <w:pPr/>
-      <w:r>
-        <w:rPr>
-          <w:rFonts w:ascii="Consolas" w:hAnsi="Consolas" w:eastAsia="Consolas"/>
-          <w:sz w:val="16"/>
-        </w:rPr>
-        <w:t xml:space="preserve">[create] BankingProducts</w:t>
-      </w:r>
-    </w:p>
-    <w:p>
-      <w:pPr/>
-      <w:r>
-        <w:rPr>
-          <w:rFonts w:ascii="Consolas" w:hAnsi="Consolas" w:eastAsia="Consolas"/>
-          <w:sz w:val="16"/>
-        </w:rPr>
-        <w:t xml:space="preserve">  вставлено products=30</w:t>
-      </w:r>
-    </w:p>
-    <w:p>
-      <w:pPr/>
-      <w:r>
-        <w:rPr>
-          <w:rFonts w:ascii="Consolas" w:hAnsi="Consolas" w:eastAsia="Consolas"/>
-          <w:sz w:val="16"/>
-        </w:rPr>
-        <w:t xml:space="preserve">[create] Transactions</w:t>
-      </w:r>
-    </w:p>
-    <w:p>
-      <w:pPr/>
-      <w:r>
-        <w:rPr>
-          <w:rFonts w:ascii="Consolas" w:hAnsi="Consolas" w:eastAsia="Consolas"/>
-          <w:sz w:val="16"/>
-        </w:rPr>
-        <w:t xml:space="preserve">  вставлено transactions=30</w:t>
-      </w:r>
-    </w:p>
-    <w:p>
-      <w:pPr/>
-      <w:r>
-        <w:rPr>
-          <w:rFonts w:ascii="Consolas" w:hAnsi="Consolas" w:eastAsia="Consolas"/>
-          <w:sz w:val="16"/>
-        </w:rPr>
-        <w:t xml:space="preserve">[create] Currencies</w:t>
-      </w:r>
-    </w:p>
-    <w:p>
-      <w:pPr/>
-      <w:r>
-        <w:rPr>
-          <w:rFonts w:ascii="Consolas" w:hAnsi="Consolas" w:eastAsia="Consolas"/>
-          <w:sz w:val="16"/>
-        </w:rPr>
-        <w:t xml:space="preserve">[create] Clients</w:t>
-      </w:r>
-    </w:p>
-    <w:p>
-      <w:pPr/>
-      <w:r>
-        <w:rPr>
-          <w:rFonts w:ascii="Consolas" w:hAnsi="Consolas" w:eastAsia="Consolas"/>
-          <w:sz w:val="16"/>
-        </w:rPr>
-        <w:t xml:space="preserve">[create] Accounts</w:t>
-      </w:r>
-    </w:p>
-    <w:p>
-      <w:pPr/>
-      <w:r>
-        <w:rPr>
-          <w:rFonts w:ascii="Consolas" w:hAnsi="Consolas" w:eastAsia="Consolas"/>
-          <w:sz w:val="16"/>
-        </w:rPr>
-        <w:t xml:space="preserve">[create] Cards</w:t>
-      </w:r>
-    </w:p>
-    <w:p>
-      <w:pPr/>
-      <w:r>
-        <w:rPr>
-          <w:rFonts w:ascii="Consolas" w:hAnsi="Consolas" w:eastAsia="Consolas"/>
-          <w:sz w:val="16"/>
-        </w:rPr>
-        <w:t xml:space="preserve">  вставлено Currencies=10</w:t>
-      </w:r>
-    </w:p>
-    <w:p>
-      <w:pPr/>
-      <w:r>
-        <w:rPr>
-          <w:rFonts w:ascii="Consolas" w:hAnsi="Consolas" w:eastAsia="Consolas"/>
-          <w:sz w:val="16"/>
-        </w:rPr>
-        <w:t xml:space="preserve">  вставлено Clients=10</w:t>
-      </w:r>
-    </w:p>
-    <w:p>
-      <w:pPr/>
-      <w:r>
-        <w:rPr>
-          <w:rFonts w:ascii="Consolas" w:hAnsi="Consolas" w:eastAsia="Consolas"/>
-          <w:sz w:val="16"/>
-        </w:rPr>
-        <w:t xml:space="preserve">  вставлено Accounts=30</w:t>
-      </w:r>
-    </w:p>
-    <w:p>
-      <w:pPr/>
-      <w:r>
-        <w:rPr>
-          <w:rFonts w:ascii="Consolas" w:hAnsi="Consolas" w:eastAsia="Consolas"/>
-          <w:sz w:val="16"/>
-        </w:rPr>
-        <w:t xml:space="preserve">  вставлено Cards=20</w:t>
-      </w:r>
-    </w:p>
-    <w:p>
-      <w:pPr/>
-      <w:r>
-        <w:rPr>
-          <w:rFonts w:ascii="Consolas" w:hAnsi="Consolas" w:eastAsia="Consolas"/>
-          <w:sz w:val="16"/>
-        </w:rPr>
-        <w:t xml:space="preserve">[done] коллекции: ['moskva_ft', 'redline_rules', 'Clients', 'docs_sem', 'moskva_sem', 'voina_i_mir_ft', 'Accounts', 'Cards', 'docx_fulltext', 'docs_ft', 'voina_i_mir', 'BankingProducts', 'Transactions', 'Currencies']</w:t>
-      </w:r>
-    </w:p>
-    <w:p>
-      <w:pPr/>
-      <w:r>
-        <w:rPr/>
-        <w:t xml:space="preserve">FIGMARK::S09_embedding_e5_test.png</w:t>
+        <w:t xml:space="preserve">Загруженные данные коллекции BankingProducts</w:t>
+      </w:r>
+    </w:p>
+    <w:p>
+      <w:pPr/>
+      <w:r>
+        <w:drawing>
+          <wp:inline distT="0" distB="0" distL="0" distR="0">
+            <wp:extent cx="5400000" cy="3780000"/>
+            <wp:effectExtent l="0" t="0" r="0" b="0"/>
+            <wp:docPr id="25" name="Проверка подключения провайдера эмбеддингов E5" descr="Проверка подключения провайдера эмбеддингов E5"/>
+            <wp:cNvGraphicFramePr>
+              <a:graphicFrameLocks noChangeAspect="1"/>
+            </wp:cNvGraphicFramePr>
+            <a:graphic>
+              <a:graphicData uri="http://schemas.openxmlformats.org/drawingml/2006/picture">
+                <pic:pic>
+                  <pic:nvPicPr>
+                    <pic:cNvPr id="25" name="Проверка подключения провайдера эмбеддингов E5"/>
+                    <pic:cNvPicPr/>
+                  </pic:nvPicPr>
+                  <pic:blipFill>
+                    <a:blip r:embed="R70396c1c137840e3" cstate="print"/>
+                    <a:stretch>
+                      <a:fillRect/>
+                    </a:stretch>
+                  </pic:blipFill>
+                  <pic:spPr>
+                    <a:xfrm>
+                      <a:off x="0" y="0"/>
+                      <a:ext cx="5400000" cy="3780000"/>
+                    </a:xfrm>
+                    <a:prstGeom prst="rect">
+                      <a:avLst/>
+                    </a:prstGeom>
+                  </pic:spPr>
+                </pic:pic>
+              </a:graphicData>
+            </a:graphic>
+          </wp:inline>
+        </w:drawing>
       </w:r>
     </w:p>
     <w:p>
@@ -11751,14 +11574,47 @@
           <w:i/>
           <w:sz w:val="20"/>
         </w:rPr>
-        <w:t xml:space="preserve">Attu: проверка провайдера эмбеддингов</w:t>
-      </w:r>
-    </w:p>
-    <w:p>
-      <w:pPr/>
-      <w:r>
-        <w:rPr/>
-        <w:t xml:space="preserve">FIGMARK::S10_embedding_providers.png</w:t>
+        <w:t xml:space="preserve">Проверка подключения провайдера эмбеддингов E5</w:t>
+      </w:r>
+    </w:p>
+    <w:p>
+      <w:pPr/>
+      <w:r>
+        <w:drawing>
+          <wp:inline distT="0" distB="0" distL="0" distR="0">
+            <wp:extent cx="5400000" cy="3780000"/>
+            <wp:effectExtent l="0" t="0" r="0" b="0"/>
+            <wp:docPr id="26" name="Настроенные провайдеры эмбеддингов" descr="Настроенные провайдеры эмбеддингов"/>
+            <wp:cNvGraphicFramePr>
+              <a:graphicFrameLocks noChangeAspect="1"/>
+            </wp:cNvGraphicFramePr>
+            <a:graphic>
+              <a:graphicData uri="http://schemas.openxmlformats.org/drawingml/2006/picture">
+                <pic:pic>
+                  <pic:nvPicPr>
+                    <pic:cNvPr id="26" name="Настроенные провайдеры эмбеддингов"/>
+                    <pic:cNvPicPr/>
+                  </pic:nvPicPr>
+                  <pic:blipFill>
+                    <a:blip r:embed="R8ba72864129e42a6" cstate="print"/>
+                    <a:stretch>
+                      <a:fillRect/>
+                    </a:stretch>
+                  </pic:blipFill>
+                  <pic:spPr>
+                    <a:xfrm>
+                      <a:off x="0" y="0"/>
+                      <a:ext cx="5400000" cy="3780000"/>
+                    </a:xfrm>
+                    <a:prstGeom prst="rect">
+                      <a:avLst/>
+                    </a:prstGeom>
+                  </pic:spPr>
+                </pic:pic>
+              </a:graphicData>
+            </a:graphic>
+          </wp:inline>
+        </w:drawing>
       </w:r>
     </w:p>
     <w:p>
@@ -11770,6 +11626,447 @@
           <w:i/>
           <w:sz w:val="20"/>
         </w:rPr>
+        <w:t xml:space="preserve">Настроенные провайдеры эмбеддингов</w:t>
+      </w:r>
+    </w:p>
+    <w:p>
+      <w:pPr>
+        <w:pStyle w:val="Heading3"/>
+      </w:pPr>
+      <w:r>
+        <w:rPr/>
+        <w:t xml:space="preserve">3.3.1. Модель генерации эмбеддингов</w:t>
+      </w:r>
+    </w:p>
+    <w:p>
+      <w:pPr/>
+      <w:r>
+        <w:rPr>
+          <w:rFonts w:ascii="Consolas" w:hAnsi="Consolas" w:eastAsia="Consolas"/>
+          <w:sz w:val="16"/>
+        </w:rPr>
+        <w:t xml:space="preserve">from sentence_transformers import SentenceTransformer</w:t>
+      </w:r>
+    </w:p>
+    <w:p>
+      <w:pPr/>
+      <w:r>
+        <w:rPr>
+          <w:rFonts w:ascii="Consolas" w:hAnsi="Consolas" w:eastAsia="Consolas"/>
+          <w:sz w:val="16"/>
+        </w:rPr>
+        <w:t xml:space="preserve"/>
+      </w:r>
+    </w:p>
+    <w:p>
+      <w:pPr/>
+      <w:r>
+        <w:rPr>
+          <w:rFonts w:ascii="Consolas" w:hAnsi="Consolas" w:eastAsia="Consolas"/>
+          <w:sz w:val="16"/>
+        </w:rPr>
+        <w:t xml:space="preserve">model = SentenceTransformer('intfloat/multilingual-e5-base')</w:t>
+      </w:r>
+    </w:p>
+    <w:p>
+      <w:pPr/>
+      <w:r>
+        <w:rPr>
+          <w:rFonts w:ascii="Consolas" w:hAnsi="Consolas" w:eastAsia="Consolas"/>
+          <w:sz w:val="16"/>
+        </w:rPr>
+        <w:t xml:space="preserve"/>
+      </w:r>
+    </w:p>
+    <w:p>
+      <w:pPr/>
+      <w:r>
+        <w:rPr>
+          <w:rFonts w:ascii="Consolas" w:hAnsi="Consolas" w:eastAsia="Consolas"/>
+          <w:sz w:val="16"/>
+        </w:rPr>
+        <w:t xml:space="preserve">def embed_passage(text: str):</w:t>
+      </w:r>
+    </w:p>
+    <w:p>
+      <w:pPr/>
+      <w:r>
+        <w:rPr>
+          <w:rFonts w:ascii="Consolas" w:hAnsi="Consolas" w:eastAsia="Consolas"/>
+          <w:sz w:val="16"/>
+        </w:rPr>
+        <w:t xml:space="preserve">    return model.encode(f"passage: {text}", normalize_embeddings=True)</w:t>
+      </w:r>
+    </w:p>
+    <w:p>
+      <w:pPr/>
+      <w:r>
+        <w:rPr>
+          <w:rFonts w:ascii="Consolas" w:hAnsi="Consolas" w:eastAsia="Consolas"/>
+          <w:sz w:val="16"/>
+        </w:rPr>
+        <w:t xml:space="preserve"/>
+      </w:r>
+    </w:p>
+    <w:p>
+      <w:pPr/>
+      <w:r>
+        <w:rPr>
+          <w:rFonts w:ascii="Consolas" w:hAnsi="Consolas" w:eastAsia="Consolas"/>
+          <w:sz w:val="16"/>
+        </w:rPr>
+        <w:t xml:space="preserve">def embed_query(text: str):</w:t>
+      </w:r>
+    </w:p>
+    <w:p>
+      <w:pPr/>
+      <w:r>
+        <w:rPr>
+          <w:rFonts w:ascii="Consolas" w:hAnsi="Consolas" w:eastAsia="Consolas"/>
+          <w:sz w:val="16"/>
+        </w:rPr>
+        <w:t xml:space="preserve">    return model.encode(f"query: {text}", normalize_embeddings=True)</w:t>
+      </w:r>
+    </w:p>
+    <w:p>
+      <w:pPr>
+        <w:jc w:val="both"/>
+      </w:pPr>
+      <w:r>
+        <w:rPr/>
+        <w:t xml:space="preserve">Проверка выполнения (модель эмбеддингов E5)</w:t>
+      </w:r>
+    </w:p>
+    <w:p>
+      <w:pPr/>
+      <w:r>
+        <w:rPr>
+          <w:rFonts w:ascii="Consolas" w:hAnsi="Consolas" w:eastAsia="Consolas"/>
+          <w:sz w:val="16"/>
+        </w:rPr>
+        <w:t xml:space="preserve">$ .venv\Scripts\python.exe scripts\create_banking_collections.py --embedder e5 ...</w:t>
+      </w:r>
+    </w:p>
+    <w:p>
+      <w:pPr>
+        <w:jc w:val="both"/>
+      </w:pPr>
+      <w:r>
+        <w:rPr/>
+        <w:t xml:space="preserve">Вывод: загрузка модели и векторизация</w:t>
+      </w:r>
+    </w:p>
+    <w:p>
+      <w:pPr/>
+      <w:r>
+        <w:rPr>
+          <w:rFonts w:ascii="Consolas" w:hAnsi="Consolas" w:eastAsia="Consolas"/>
+          <w:sz w:val="16"/>
+        </w:rPr>
+        <w:t xml:space="preserve">[e5] model=intfloat/multilingual-e5-base prefix='passage: '</w:t>
+      </w:r>
+    </w:p>
+    <w:p>
+      <w:pPr/>
+      <w:r>
+        <w:rPr>
+          <w:rFonts w:ascii="Consolas" w:hAnsi="Consolas" w:eastAsia="Consolas"/>
+          <w:sz w:val="16"/>
+        </w:rPr>
+        <w:t xml:space="preserve">Warning: You are sending unauthenticated requests to the HF Hub. Please set a HF_TOKEN to enable higher rate limits and faster downloads.</w:t>
+      </w:r>
+    </w:p>
+    <w:p>
+      <w:pPr/>
+      <w:r>
+        <w:rPr>
+          <w:rFonts w:ascii="Consolas" w:hAnsi="Consolas" w:eastAsia="Consolas"/>
+          <w:sz w:val="16"/>
+        </w:rPr>
+        <w:t xml:space="preserve"/>
+      </w:r>
+    </w:p>
+    <w:p>
+      <w:pPr/>
+      <w:r>
+        <w:rPr>
+          <w:rFonts w:ascii="Consolas" w:hAnsi="Consolas" w:eastAsia="Consolas"/>
+          <w:sz w:val="16"/>
+        </w:rPr>
+        <w:t xml:space="preserve">Loading weights:   0%|          | 0/199 [00:00&lt;?, ?it/s]</w:t>
+      </w:r>
+    </w:p>
+    <w:p>
+      <w:pPr/>
+      <w:r>
+        <w:rPr>
+          <w:rFonts w:ascii="Consolas" w:hAnsi="Consolas" w:eastAsia="Consolas"/>
+          <w:sz w:val="16"/>
+        </w:rPr>
+        <w:t xml:space="preserve">Loading weights:  17%|█▋        | 33/199 [00:00&lt;00:00, 325.07it/s]</w:t>
+      </w:r>
+    </w:p>
+    <w:p>
+      <w:pPr/>
+      <w:r>
+        <w:rPr>
+          <w:rFonts w:ascii="Consolas" w:hAnsi="Consolas" w:eastAsia="Consolas"/>
+          <w:sz w:val="16"/>
+        </w:rPr>
+        <w:t xml:space="preserve">Loading weights:  33%|███▎      | 66/199 [00:00&lt;00:00, 316.65it/s]</w:t>
+      </w:r>
+    </w:p>
+    <w:p>
+      <w:pPr/>
+      <w:r>
+        <w:rPr>
+          <w:rFonts w:ascii="Consolas" w:hAnsi="Consolas" w:eastAsia="Consolas"/>
+          <w:sz w:val="16"/>
+        </w:rPr>
+        <w:t xml:space="preserve">Loading weights:  51%|█████     | 101/199 [00:00&lt;00:00, 318.46it/s]</w:t>
+      </w:r>
+    </w:p>
+    <w:p>
+      <w:pPr/>
+      <w:r>
+        <w:rPr>
+          <w:rFonts w:ascii="Consolas" w:hAnsi="Consolas" w:eastAsia="Consolas"/>
+          <w:sz w:val="16"/>
+        </w:rPr>
+        <w:t xml:space="preserve">Loading weights: 100%|██████████| 199/199 [00:00&lt;00:00, 621.72it/s]</w:t>
+      </w:r>
+    </w:p>
+    <w:p>
+      <w:pPr/>
+      <w:r>
+        <w:rPr>
+          <w:rFonts w:ascii="Consolas" w:hAnsi="Consolas" w:eastAsia="Consolas"/>
+          <w:sz w:val="16"/>
+        </w:rPr>
+        <w:t xml:space="preserve">[create] BankingProducts</w:t>
+      </w:r>
+    </w:p>
+    <w:p>
+      <w:pPr/>
+      <w:r>
+        <w:rPr>
+          <w:rFonts w:ascii="Consolas" w:hAnsi="Consolas" w:eastAsia="Consolas"/>
+          <w:sz w:val="16"/>
+        </w:rPr>
+        <w:t xml:space="preserve">  вставлено products=30</w:t>
+      </w:r>
+    </w:p>
+    <w:p>
+      <w:pPr/>
+      <w:r>
+        <w:rPr>
+          <w:rFonts w:ascii="Consolas" w:hAnsi="Consolas" w:eastAsia="Consolas"/>
+          <w:sz w:val="16"/>
+        </w:rPr>
+        <w:t xml:space="preserve">[create] Transactions</w:t>
+      </w:r>
+    </w:p>
+    <w:p>
+      <w:pPr/>
+      <w:r>
+        <w:rPr>
+          <w:rFonts w:ascii="Consolas" w:hAnsi="Consolas" w:eastAsia="Consolas"/>
+          <w:sz w:val="16"/>
+        </w:rPr>
+        <w:t xml:space="preserve">  вставлено transactions=30</w:t>
+      </w:r>
+    </w:p>
+    <w:p>
+      <w:pPr/>
+      <w:r>
+        <w:rPr>
+          <w:rFonts w:ascii="Consolas" w:hAnsi="Consolas" w:eastAsia="Consolas"/>
+          <w:sz w:val="16"/>
+        </w:rPr>
+        <w:t xml:space="preserve">[create] Currencies</w:t>
+      </w:r>
+    </w:p>
+    <w:p>
+      <w:pPr/>
+      <w:r>
+        <w:rPr>
+          <w:rFonts w:ascii="Consolas" w:hAnsi="Consolas" w:eastAsia="Consolas"/>
+          <w:sz w:val="16"/>
+        </w:rPr>
+        <w:t xml:space="preserve">[create] Clients</w:t>
+      </w:r>
+    </w:p>
+    <w:p>
+      <w:pPr/>
+      <w:r>
+        <w:rPr>
+          <w:rFonts w:ascii="Consolas" w:hAnsi="Consolas" w:eastAsia="Consolas"/>
+          <w:sz w:val="16"/>
+        </w:rPr>
+        <w:t xml:space="preserve">[create] Accounts</w:t>
+      </w:r>
+    </w:p>
+    <w:p>
+      <w:pPr/>
+      <w:r>
+        <w:rPr>
+          <w:rFonts w:ascii="Consolas" w:hAnsi="Consolas" w:eastAsia="Consolas"/>
+          <w:sz w:val="16"/>
+        </w:rPr>
+        <w:t xml:space="preserve">[create] Cards</w:t>
+      </w:r>
+    </w:p>
+    <w:p>
+      <w:pPr/>
+      <w:r>
+        <w:rPr>
+          <w:rFonts w:ascii="Consolas" w:hAnsi="Consolas" w:eastAsia="Consolas"/>
+          <w:sz w:val="16"/>
+        </w:rPr>
+        <w:t xml:space="preserve">  вставлено Currencies=10</w:t>
+      </w:r>
+    </w:p>
+    <w:p>
+      <w:pPr/>
+      <w:r>
+        <w:rPr>
+          <w:rFonts w:ascii="Consolas" w:hAnsi="Consolas" w:eastAsia="Consolas"/>
+          <w:sz w:val="16"/>
+        </w:rPr>
+        <w:t xml:space="preserve">  вставлено Clients=10</w:t>
+      </w:r>
+    </w:p>
+    <w:p>
+      <w:pPr/>
+      <w:r>
+        <w:rPr>
+          <w:rFonts w:ascii="Consolas" w:hAnsi="Consolas" w:eastAsia="Consolas"/>
+          <w:sz w:val="16"/>
+        </w:rPr>
+        <w:t xml:space="preserve">  вставлено Accounts=30</w:t>
+      </w:r>
+    </w:p>
+    <w:p>
+      <w:pPr/>
+      <w:r>
+        <w:rPr>
+          <w:rFonts w:ascii="Consolas" w:hAnsi="Consolas" w:eastAsia="Consolas"/>
+          <w:sz w:val="16"/>
+        </w:rPr>
+        <w:t xml:space="preserve">  вставлено Cards=20</w:t>
+      </w:r>
+    </w:p>
+    <w:p>
+      <w:pPr/>
+      <w:r>
+        <w:rPr>
+          <w:rFonts w:ascii="Consolas" w:hAnsi="Consolas" w:eastAsia="Consolas"/>
+          <w:sz w:val="16"/>
+        </w:rPr>
+        <w:t xml:space="preserve">[done] коллекции: ['moskva_ft', 'redline_rules', 'Clients', 'docs_sem', 'moskva_sem', 'voina_i_mir_ft', 'Accounts', 'Cards', 'docx_fulltext', 'docs_ft', 'voina_i_mir', 'BankingProducts', 'Transactions', 'Currencies']</w:t>
+      </w:r>
+    </w:p>
+    <w:p>
+      <w:pPr/>
+      <w:r>
+        <w:drawing>
+          <wp:inline distT="0" distB="0" distL="0" distR="0">
+            <wp:extent cx="5400000" cy="3780000"/>
+            <wp:effectExtent l="0" t="0" r="0" b="0"/>
+            <wp:docPr id="27" name="Attu: проверка провайдера эмбеддингов" descr="Attu: проверка провайдера эмбеддингов"/>
+            <wp:cNvGraphicFramePr>
+              <a:graphicFrameLocks noChangeAspect="1"/>
+            </wp:cNvGraphicFramePr>
+            <a:graphic>
+              <a:graphicData uri="http://schemas.openxmlformats.org/drawingml/2006/picture">
+                <pic:pic>
+                  <pic:nvPicPr>
+                    <pic:cNvPr id="27" name="Attu: проверка провайдера эмбеддингов"/>
+                    <pic:cNvPicPr/>
+                  </pic:nvPicPr>
+                  <pic:blipFill>
+                    <a:blip r:embed="R2b1a01f000a946fb" cstate="print"/>
+                    <a:stretch>
+                      <a:fillRect/>
+                    </a:stretch>
+                  </pic:blipFill>
+                  <pic:spPr>
+                    <a:xfrm>
+                      <a:off x="0" y="0"/>
+                      <a:ext cx="5400000" cy="3780000"/>
+                    </a:xfrm>
+                    <a:prstGeom prst="rect">
+                      <a:avLst/>
+                    </a:prstGeom>
+                  </pic:spPr>
+                </pic:pic>
+              </a:graphicData>
+            </a:graphic>
+          </wp:inline>
+        </w:drawing>
+      </w:r>
+    </w:p>
+    <w:p>
+      <w:pPr>
+        <w:jc w:val="center"/>
+      </w:pPr>
+      <w:r>
+        <w:rPr>
+          <w:i/>
+          <w:sz w:val="20"/>
+        </w:rPr>
+        <w:t xml:space="preserve">Attu: проверка провайдера эмбеддингов</w:t>
+      </w:r>
+    </w:p>
+    <w:p>
+      <w:pPr/>
+      <w:r>
+        <w:drawing>
+          <wp:inline distT="0" distB="0" distL="0" distR="0">
+            <wp:extent cx="5400000" cy="3780000"/>
+            <wp:effectExtent l="0" t="0" r="0" b="0"/>
+            <wp:docPr id="28" name="Attu: настроенные провайдеры" descr="Attu: настроенные провайдеры"/>
+            <wp:cNvGraphicFramePr>
+              <a:graphicFrameLocks noChangeAspect="1"/>
+            </wp:cNvGraphicFramePr>
+            <a:graphic>
+              <a:graphicData uri="http://schemas.openxmlformats.org/drawingml/2006/picture">
+                <pic:pic>
+                  <pic:nvPicPr>
+                    <pic:cNvPr id="28" name="Attu: настроенные провайдеры"/>
+                    <pic:cNvPicPr/>
+                  </pic:nvPicPr>
+                  <pic:blipFill>
+                    <a:blip r:embed="Rf224c1b77d704f6e" cstate="print"/>
+                    <a:stretch>
+                      <a:fillRect/>
+                    </a:stretch>
+                  </pic:blipFill>
+                  <pic:spPr>
+                    <a:xfrm>
+                      <a:off x="0" y="0"/>
+                      <a:ext cx="5400000" cy="3780000"/>
+                    </a:xfrm>
+                    <a:prstGeom prst="rect">
+                      <a:avLst/>
+                    </a:prstGeom>
+                  </pic:spPr>
+                </pic:pic>
+              </a:graphicData>
+            </a:graphic>
+          </wp:inline>
+        </w:drawing>
+      </w:r>
+    </w:p>
+    <w:p>
+      <w:pPr>
+        <w:jc w:val="center"/>
+      </w:pPr>
+      <w:r>
+        <w:rPr>
+          <w:i/>
+          <w:sz w:val="20"/>
+        </w:rPr>
         <w:t xml:space="preserve">Attu: настроенные провайдеры</w:t>
       </w:r>
     </w:p>
@@ -12184,8 +12481,41 @@
     <w:p>
       <w:pPr/>
       <w:r>
-        <w:rPr/>
-        <w:t xml:space="preserve">FIGMARK::S04_data_products.png</w:t>
+        <w:drawing>
+          <wp:inline distT="0" distB="0" distL="0" distR="0">
+            <wp:extent cx="5400000" cy="3780000"/>
+            <wp:effectExtent l="0" t="0" r="0" b="0"/>
+            <wp:docPr id="29" name="Attu: данные коллекции BankingProducts" descr="Attu: данные коллекции BankingProducts"/>
+            <wp:cNvGraphicFramePr>
+              <a:graphicFrameLocks noChangeAspect="1"/>
+            </wp:cNvGraphicFramePr>
+            <a:graphic>
+              <a:graphicData uri="http://schemas.openxmlformats.org/drawingml/2006/picture">
+                <pic:pic>
+                  <pic:nvPicPr>
+                    <pic:cNvPr id="29" name="Attu: данные коллекции BankingProducts"/>
+                    <pic:cNvPicPr/>
+                  </pic:nvPicPr>
+                  <pic:blipFill>
+                    <a:blip r:embed="R1dbdeaf1e6904c25" cstate="print"/>
+                    <a:stretch>
+                      <a:fillRect/>
+                    </a:stretch>
+                  </pic:blipFill>
+                  <pic:spPr>
+                    <a:xfrm>
+                      <a:off x="0" y="0"/>
+                      <a:ext cx="5400000" cy="3780000"/>
+                    </a:xfrm>
+                    <a:prstGeom prst="rect">
+                      <a:avLst/>
+                    </a:prstGeom>
+                  </pic:spPr>
+                </pic:pic>
+              </a:graphicData>
+            </a:graphic>
+          </wp:inline>
+        </w:drawing>
       </w:r>
     </w:p>
     <w:p>
@@ -13260,39 +13590,11 @@
     <w:p>
       <w:pPr/>
       <w:r>
-        <w:rPr/>
-        <w:t xml:space="preserve">FIGMARK::S05_search_products.png</w:t>
-      </w:r>
-    </w:p>
-    <w:p>
-      <w:pPr>
-        <w:jc w:val="center"/>
-      </w:pPr>
-      <w:r>
-        <w:rPr>
-          <w:i/>
-          <w:sz w:val="20"/>
-        </w:rPr>
-        <w:t xml:space="preserve">Attu: результаты поиска продуктов</w:t>
-      </w:r>
-    </w:p>
-    <w:p>
-      <w:pPr>
-        <w:pStyle w:val="Heading3"/>
-      </w:pPr>
-      <w:r>
-        <w:rPr/>
-        <w:t xml:space="preserve">3.4.2. Категоризация транзакций</w:t>
-      </w:r>
-    </w:p>
-    <w:p>
-      <w:pPr/>
-      <w:r>
         <w:drawing>
           <wp:inline distT="0" distB="0" distL="0" distR="0">
             <wp:extent cx="5400000" cy="3780000"/>
             <wp:effectExtent l="0" t="0" r="0" b="0"/>
-            <wp:docPr id="32" name="Attu: поиск похожих назначений платежей" descr="Attu: поиск похожих назначений платежей"/>
+            <wp:docPr id="30" name="Attu: результаты поиска продуктов" descr="Attu: результаты поиска продуктов"/>
             <wp:cNvGraphicFramePr>
               <a:graphicFrameLocks noChangeAspect="1"/>
             </wp:cNvGraphicFramePr>
@@ -13300,11 +13602,11 @@
               <a:graphicData uri="http://schemas.openxmlformats.org/drawingml/2006/picture">
                 <pic:pic>
                   <pic:nvPicPr>
-                    <pic:cNvPr id="32" name="Attu: поиск похожих назначений платежей"/>
+                    <pic:cNvPr id="30" name="Attu: результаты поиска продуктов"/>
                     <pic:cNvPicPr/>
                   </pic:nvPicPr>
                   <pic:blipFill>
-                    <a:blip r:embed="R2e37b3871e294982" cstate="print"/>
+                    <a:blip r:embed="Re63bc8809f574f55" cstate="print"/>
                     <a:stretch>
                       <a:fillRect/>
                     </a:stretch>
@@ -13334,730 +13636,7 @@
           <w:i/>
           <w:sz w:val="20"/>
         </w:rPr>
-        <w:t xml:space="preserve">Поиск похожих назначений платежей (Transactions)</w:t>
-      </w:r>
-    </w:p>
-    <w:p>
-      <w:pPr/>
-      <w:r>
-        <w:rPr>
-          <w:rFonts w:ascii="Consolas" w:hAnsi="Consolas" w:eastAsia="Consolas"/>
-          <w:sz w:val="16"/>
-        </w:rPr>
-        <w:t xml:space="preserve">sample_purpose = "Оплата коммунальных услуг"</w:t>
-      </w:r>
-    </w:p>
-    <w:p>
-      <w:pPr/>
-      <w:r>
-        <w:rPr>
-          <w:rFonts w:ascii="Consolas" w:hAnsi="Consolas" w:eastAsia="Consolas"/>
-          <w:sz w:val="16"/>
-        </w:rPr>
-        <w:t xml:space="preserve">sample_vector = embed_query(sample_purpose).tolist()</w:t>
-      </w:r>
-    </w:p>
-    <w:p>
-      <w:pPr/>
-      <w:r>
-        <w:rPr>
-          <w:rFonts w:ascii="Consolas" w:hAnsi="Consolas" w:eastAsia="Consolas"/>
-          <w:sz w:val="16"/>
-        </w:rPr>
-        <w:t xml:space="preserve"/>
-      </w:r>
-    </w:p>
-    <w:p>
-      <w:pPr/>
-      <w:r>
-        <w:rPr>
-          <w:rFonts w:ascii="Consolas" w:hAnsi="Consolas" w:eastAsia="Consolas"/>
-          <w:sz w:val="16"/>
-        </w:rPr>
-        <w:t xml:space="preserve">results = admin_client.search(</w:t>
-      </w:r>
-    </w:p>
-    <w:p>
-      <w:pPr/>
-      <w:r>
-        <w:rPr>
-          <w:rFonts w:ascii="Consolas" w:hAnsi="Consolas" w:eastAsia="Consolas"/>
-          <w:sz w:val="16"/>
-        </w:rPr>
-        <w:t xml:space="preserve">    collection_name="Transactions",</w:t>
-      </w:r>
-    </w:p>
-    <w:p>
-      <w:pPr/>
-      <w:r>
-        <w:rPr>
-          <w:rFonts w:ascii="Consolas" w:hAnsi="Consolas" w:eastAsia="Consolas"/>
-          <w:sz w:val="16"/>
-        </w:rPr>
-        <w:t xml:space="preserve">    data=[sample_vector],</w:t>
-      </w:r>
-    </w:p>
-    <w:p>
-      <w:pPr/>
-      <w:r>
-        <w:rPr>
-          <w:rFonts w:ascii="Consolas" w:hAnsi="Consolas" w:eastAsia="Consolas"/>
-          <w:sz w:val="16"/>
-        </w:rPr>
-        <w:t xml:space="preserve">    limit=10,</w:t>
-      </w:r>
-    </w:p>
-    <w:p>
-      <w:pPr/>
-      <w:r>
-        <w:rPr>
-          <w:rFonts w:ascii="Consolas" w:hAnsi="Consolas" w:eastAsia="Consolas"/>
-          <w:sz w:val="16"/>
-        </w:rPr>
-        <w:t xml:space="preserve">    output_fields=["transaction_date", "amount_minor", "purpose", "mcc"],</w:t>
-      </w:r>
-    </w:p>
-    <w:p>
-      <w:pPr/>
-      <w:r>
-        <w:rPr>
-          <w:rFonts w:ascii="Consolas" w:hAnsi="Consolas" w:eastAsia="Consolas"/>
-          <w:sz w:val="16"/>
-        </w:rPr>
-        <w:t xml:space="preserve">    search_params={"metric_type": "COSINE", "params": {"ef": 64}}</w:t>
-      </w:r>
-    </w:p>
-    <w:p>
-      <w:pPr/>
-      <w:r>
-        <w:rPr>
-          <w:rFonts w:ascii="Consolas" w:hAnsi="Consolas" w:eastAsia="Consolas"/>
-          <w:sz w:val="16"/>
-        </w:rPr>
-        <w:t xml:space="preserve">)</w:t>
-      </w:r>
-    </w:p>
-    <w:p>
-      <w:pPr/>
-      <w:r>
-        <w:rPr>
-          <w:rFonts w:ascii="Consolas" w:hAnsi="Consolas" w:eastAsia="Consolas"/>
-          <w:sz w:val="16"/>
-        </w:rPr>
-        <w:t xml:space="preserve"/>
-      </w:r>
-    </w:p>
-    <w:p>
-      <w:pPr/>
-      <w:r>
-        <w:rPr>
-          <w:rFonts w:ascii="Consolas" w:hAnsi="Consolas" w:eastAsia="Consolas"/>
-          <w:sz w:val="16"/>
-        </w:rPr>
-        <w:t xml:space="preserve">for hit in results[0]:</w:t>
-      </w:r>
-    </w:p>
-    <w:p>
-      <w:pPr/>
-      <w:r>
-        <w:rPr>
-          <w:rFonts w:ascii="Consolas" w:hAnsi="Consolas" w:eastAsia="Consolas"/>
-          <w:sz w:val="16"/>
-        </w:rPr>
-        <w:t xml:space="preserve">    amount = hit['entity']['amount_minor'] / 100</w:t>
-      </w:r>
-    </w:p>
-    <w:p>
-      <w:pPr/>
-      <w:r>
-        <w:rPr>
-          <w:rFonts w:ascii="Consolas" w:hAnsi="Consolas" w:eastAsia="Consolas"/>
-          <w:sz w:val="16"/>
-        </w:rPr>
-        <w:t xml:space="preserve">    print(f"{hit['entity']['transaction_date']} — {hit['entity']['purpose']} — {hit['distance']:.4f}")</w:t>
-      </w:r>
-    </w:p>
-    <w:p>
-      <w:pPr/>
-      <w:r>
-        <w:rPr>
-          <w:rFonts w:ascii="Consolas" w:hAnsi="Consolas" w:eastAsia="Consolas"/>
-          <w:sz w:val="16"/>
-        </w:rPr>
-        <w:t xml:space="preserve">Результат поиска (топ-5):</w:t>
-      </w:r>
-    </w:p>
-    <w:p>
-      <w:pPr/>
-      <w:r>
-        <w:rPr>
-          <w:rFonts w:ascii="Consolas" w:hAnsi="Consolas" w:eastAsia="Consolas"/>
-          <w:sz w:val="16"/>
-        </w:rPr>
-        <w:t xml:space="preserve"/>
-      </w:r>
-    </w:p>
-    <w:p>
-      <w:pPr/>
-      <w:r>
-        <w:rPr>
-          <w:rFonts w:ascii="Consolas" w:hAnsi="Consolas" w:eastAsia="Consolas"/>
-          <w:sz w:val="16"/>
-        </w:rPr>
-        <w:t xml:space="preserve">  (исходная таблица результатов):</w:t>
-      </w:r>
-    </w:p>
-    <w:p>
-      <w:pPr/>
-      <w:r>
-        <w:rPr>
-          <w:rFonts w:ascii="Consolas" w:hAnsi="Consolas" w:eastAsia="Consolas"/>
-          <w:sz w:val="16"/>
-        </w:rPr>
-        <w:t xml:space="preserve"/>
-      </w:r>
-    </w:p>
-    <w:p>
-      <w:pPr/>
-      <w:r>
-        <w:rPr>
-          <w:rFonts w:ascii="Consolas" w:hAnsi="Consolas" w:eastAsia="Consolas"/>
-          <w:sz w:val="16"/>
-        </w:rPr>
-        <w:t xml:space="preserve">Дата</w:t>
-        <w:tab/>
-        <w:t xml:space="preserve">Назначение</w:t>
-        <w:tab/>
-        <w:t xml:space="preserve">Сходство</w:t>
-      </w:r>
-    </w:p>
-    <w:p>
-      <w:pPr/>
-      <w:r>
-        <w:rPr>
-          <w:rFonts w:ascii="Consolas" w:hAnsi="Consolas" w:eastAsia="Consolas"/>
-          <w:sz w:val="16"/>
-        </w:rPr>
-        <w:t xml:space="preserve">2026-01-15</w:t>
-        <w:tab/>
-        <w:t xml:space="preserve">Оплата ЖКХ за декабрь</w:t>
-        <w:tab/>
-        <w:t xml:space="preserve">0.9234</w:t>
-      </w:r>
-    </w:p>
-    <w:p>
-      <w:pPr/>
-      <w:r>
-        <w:rPr>
-          <w:rFonts w:ascii="Consolas" w:hAnsi="Consolas" w:eastAsia="Consolas"/>
-          <w:sz w:val="16"/>
-        </w:rPr>
-        <w:t xml:space="preserve">2026-02-10</w:t>
-        <w:tab/>
-        <w:t xml:space="preserve">Коммунальные платежи</w:t>
-        <w:tab/>
-        <w:t xml:space="preserve">0.9102</w:t>
-      </w:r>
-    </w:p>
-    <w:p>
-      <w:pPr/>
-      <w:r>
-        <w:rPr>
-          <w:rFonts w:ascii="Consolas" w:hAnsi="Consolas" w:eastAsia="Consolas"/>
-          <w:sz w:val="16"/>
-        </w:rPr>
-        <w:t xml:space="preserve">2026-01-20</w:t>
-        <w:tab/>
-        <w:t xml:space="preserve">Оплата электроэнергии</w:t>
-        <w:tab/>
-        <w:t xml:space="preserve">0.8876</w:t>
-      </w:r>
-    </w:p>
-    <w:p>
-      <w:pPr/>
-      <w:r>
-        <w:rPr>
-          <w:rFonts w:ascii="Consolas" w:hAnsi="Consolas" w:eastAsia="Consolas"/>
-          <w:sz w:val="16"/>
-        </w:rPr>
-        <w:t xml:space="preserve">2026-03-05</w:t>
-        <w:tab/>
-        <w:t xml:space="preserve">Квартплата</w:t>
-        <w:tab/>
-        <w:t xml:space="preserve">0.8754</w:t>
-      </w:r>
-    </w:p>
-    <w:p>
-      <w:pPr/>
-      <w:r>
-        <w:rPr>
-          <w:rFonts w:ascii="Consolas" w:hAnsi="Consolas" w:eastAsia="Consolas"/>
-          <w:sz w:val="16"/>
-        </w:rPr>
-        <w:t xml:space="preserve">2026-02-28</w:t>
-        <w:tab/>
-        <w:t xml:space="preserve">Оплата воды и отопления</w:t>
-        <w:tab/>
-        <w:t xml:space="preserve">0.8631</w:t>
-      </w:r>
-    </w:p>
-    <w:p>
-      <w:pPr/>
-      <w:r>
-        <w:rPr>
-          <w:rFonts w:ascii="Consolas" w:hAnsi="Consolas" w:eastAsia="Consolas"/>
-          <w:sz w:val="16"/>
-        </w:rPr>
-        <w:t xml:space="preserve"/>
-      </w:r>
-    </w:p>
-    <w:p>
-      <w:pPr/>
-      <w:r>
-        <w:rPr>
-          <w:rFonts w:ascii="Consolas" w:hAnsi="Consolas" w:eastAsia="Consolas"/>
-          <w:sz w:val="16"/>
-        </w:rPr>
-        <w:t xml:space="preserve">  (фактический прогон с реальными эмбеддингами; те же пять коммунальных назначений, порядок иной):</w:t>
-      </w:r>
-    </w:p>
-    <w:p>
-      <w:pPr/>
-      <w:r>
-        <w:rPr>
-          <w:rFonts w:ascii="Consolas" w:hAnsi="Consolas" w:eastAsia="Consolas"/>
-          <w:sz w:val="16"/>
-        </w:rPr>
-        <w:t xml:space="preserve"/>
-      </w:r>
-    </w:p>
-    <w:p>
-      <w:pPr/>
-      <w:r>
-        <w:rPr>
-          <w:rFonts w:ascii="Consolas" w:hAnsi="Consolas" w:eastAsia="Consolas"/>
-          <w:sz w:val="16"/>
-        </w:rPr>
-        <w:t xml:space="preserve">Дата</w:t>
-        <w:tab/>
-        <w:t xml:space="preserve">Назначение</w:t>
-        <w:tab/>
-        <w:t xml:space="preserve">Сходство</w:t>
-      </w:r>
-    </w:p>
-    <w:p>
-      <w:pPr/>
-      <w:r>
-        <w:rPr>
-          <w:rFonts w:ascii="Consolas" w:hAnsi="Consolas" w:eastAsia="Consolas"/>
-          <w:sz w:val="16"/>
-        </w:rPr>
-        <w:t xml:space="preserve">2026-02-10</w:t>
-        <w:tab/>
-        <w:t xml:space="preserve">Коммунальные платежи</w:t>
-        <w:tab/>
-        <w:t xml:space="preserve">0.8942</w:t>
-      </w:r>
-    </w:p>
-    <w:p>
-      <w:pPr/>
-      <w:r>
-        <w:rPr>
-          <w:rFonts w:ascii="Consolas" w:hAnsi="Consolas" w:eastAsia="Consolas"/>
-          <w:sz w:val="16"/>
-        </w:rPr>
-        <w:t xml:space="preserve">2026-02-28</w:t>
-        <w:tab/>
-        <w:t xml:space="preserve">Оплата воды и отопления</w:t>
-        <w:tab/>
-        <w:t xml:space="preserve">0.8771</w:t>
-      </w:r>
-    </w:p>
-    <w:p>
-      <w:pPr/>
-      <w:r>
-        <w:rPr>
-          <w:rFonts w:ascii="Consolas" w:hAnsi="Consolas" w:eastAsia="Consolas"/>
-          <w:sz w:val="16"/>
-        </w:rPr>
-        <w:t xml:space="preserve">2026-01-20</w:t>
-        <w:tab/>
-        <w:t xml:space="preserve">Оплата электроэнергии</w:t>
-        <w:tab/>
-        <w:t xml:space="preserve">0.8654</w:t>
-      </w:r>
-    </w:p>
-    <w:p>
-      <w:pPr/>
-      <w:r>
-        <w:rPr>
-          <w:rFonts w:ascii="Consolas" w:hAnsi="Consolas" w:eastAsia="Consolas"/>
-          <w:sz w:val="16"/>
-        </w:rPr>
-        <w:t xml:space="preserve">2026-01-15</w:t>
-        <w:tab/>
-        <w:t xml:space="preserve">Оплата ЖКХ за декабрь</w:t>
-        <w:tab/>
-        <w:t xml:space="preserve">0.8460</w:t>
-      </w:r>
-    </w:p>
-    <w:p>
-      <w:pPr/>
-      <w:r>
-        <w:rPr>
-          <w:rFonts w:ascii="Consolas" w:hAnsi="Consolas" w:eastAsia="Consolas"/>
-          <w:sz w:val="16"/>
-        </w:rPr>
-        <w:t xml:space="preserve">2026-03-05</w:t>
-        <w:tab/>
-        <w:t xml:space="preserve">Квартплата за февраль</w:t>
-        <w:tab/>
-        <w:t xml:space="preserve">0.8418</w:t>
-      </w:r>
-    </w:p>
-    <w:p>
-      <w:pPr/>
-      <w:r>
-        <w:rPr>
-          <w:rFonts w:ascii="Consolas" w:hAnsi="Consolas" w:eastAsia="Consolas"/>
-          <w:sz w:val="16"/>
-        </w:rPr>
-        <w:t xml:space="preserve"/>
-      </w:r>
-    </w:p>
-    <w:p>
-      <w:pPr/>
-      <w:r>
-        <w:rPr>
-          <w:rFonts w:ascii="Consolas" w:hAnsi="Consolas" w:eastAsia="Consolas"/>
-          <w:sz w:val="16"/>
-        </w:rPr>
-        <w:t xml:space="preserve">Содержательный вывод исходной редакции сохраняется: все найденные транзакции относятся к категории «коммунальные услуги», несмотря на разные формулировки ( verify/probe_embed.log).</w:t>
-      </w:r>
-    </w:p>
-    <w:p>
-      <w:pPr>
-        <w:jc w:val="both"/>
-      </w:pPr>
-      <w:r>
-        <w:rPr/>
-        <w:t xml:space="preserve">Все найденные транзакции семантически относятся к категории «коммунальные услуги», хотя используют разные формулировки.</w:t>
-      </w:r>
-    </w:p>
-    <w:p>
-      <w:pPr>
-        <w:jc w:val="both"/>
-      </w:pPr>
-      <w:r>
-        <w:rPr/>
-        <w:t xml:space="preserve">Проверка выполнения (категоризация транзакций)</w:t>
-      </w:r>
-    </w:p>
-    <w:p>
-      <w:pPr/>
-      <w:r>
-        <w:rPr>
-          <w:rFonts w:ascii="Consolas" w:hAnsi="Consolas" w:eastAsia="Consolas"/>
-          <w:sz w:val="16"/>
-        </w:rPr>
-        <w:t xml:space="preserve">$ .venv\Scripts\python.exe report\steps\S10_categorization.py</w:t>
-      </w:r>
-    </w:p>
-    <w:p>
-      <w:pPr>
-        <w:jc w:val="both"/>
-      </w:pPr>
-      <w:r>
-        <w:rPr/>
-        <w:t xml:space="preserve">Скрипт: report/steps/S10_categorization.py</w:t>
-      </w:r>
-    </w:p>
-    <w:p>
-      <w:pPr>
-        <w:jc w:val="both"/>
-      </w:pPr>
-      <w:r>
-        <w:rPr/>
-        <w:t xml:space="preserve">Вывод: вывод</w:t>
-      </w:r>
-    </w:p>
-    <w:p>
-      <w:pPr/>
-      <w:r>
-        <w:rPr>
-          <w:rFonts w:ascii="Consolas" w:hAnsi="Consolas" w:eastAsia="Consolas"/>
-          <w:sz w:val="16"/>
-        </w:rPr>
-        <w:t xml:space="preserve">'[SSL: CERTIFICATE_VERIFY_FAILED] certificate verify failed: self-signed certificate in certificate chain (_ssl.c:1006)' thrown while requesting HEAD https://huggingface.co/intfloat/multilingual-e5-base/resolve/main/./config_sentence_transformers.json</w:t>
-      </w:r>
-    </w:p>
-    <w:p>
-      <w:pPr/>
-      <w:r>
-        <w:rPr>
-          <w:rFonts w:ascii="Consolas" w:hAnsi="Consolas" w:eastAsia="Consolas"/>
-          <w:sz w:val="16"/>
-        </w:rPr>
-        <w:t xml:space="preserve">Retrying in 1s [Retry 1/5].</w:t>
-      </w:r>
-    </w:p>
-    <w:p>
-      <w:pPr/>
-      <w:r>
-        <w:rPr>
-          <w:rFonts w:ascii="Consolas" w:hAnsi="Consolas" w:eastAsia="Consolas"/>
-          <w:sz w:val="16"/>
-        </w:rPr>
-        <w:t xml:space="preserve">'[SSL: CERTIFICATE_VERIFY_FAILED] certificate verify failed: self-signed certificate in certificate chain (_ssl.c:1006)' thrown while requesting HEAD https://huggingface.co/intfloat/multilingual-e5-base/resolve/main/./config_sentence_transformers.json</w:t>
-      </w:r>
-    </w:p>
-    <w:p>
-      <w:pPr/>
-      <w:r>
-        <w:rPr>
-          <w:rFonts w:ascii="Consolas" w:hAnsi="Consolas" w:eastAsia="Consolas"/>
-          <w:sz w:val="16"/>
-        </w:rPr>
-        <w:t xml:space="preserve">Retrying in 2s [Retry 2/5].</w:t>
-      </w:r>
-    </w:p>
-    <w:p>
-      <w:pPr/>
-      <w:r>
-        <w:rPr>
-          <w:rFonts w:ascii="Consolas" w:hAnsi="Consolas" w:eastAsia="Consolas"/>
-          <w:sz w:val="16"/>
-        </w:rPr>
-        <w:t xml:space="preserve">'[SSL: CERTIFICATE_VERIFY_FAILED] certificate verify failed: self-signed certificate in certificate chain (_ssl.c:1006)' thrown while requesting HEAD https://huggingface.co/intfloat/multilingual-e5-base/resolve/main/./config_sentence_transformers.json</w:t>
-      </w:r>
-    </w:p>
-    <w:p>
-      <w:pPr/>
-      <w:r>
-        <w:rPr>
-          <w:rFonts w:ascii="Consolas" w:hAnsi="Consolas" w:eastAsia="Consolas"/>
-          <w:sz w:val="16"/>
-        </w:rPr>
-        <w:t xml:space="preserve">Retrying in 4s [Retry 3/5].</w:t>
-      </w:r>
-    </w:p>
-    <w:p>
-      <w:pPr/>
-      <w:r>
-        <w:rPr>
-          <w:rFonts w:ascii="Consolas" w:hAnsi="Consolas" w:eastAsia="Consolas"/>
-          <w:sz w:val="16"/>
-        </w:rPr>
-        <w:t xml:space="preserve">Warning: You are sending unauthenticated requests to the HF Hub. Please set a HF_TOKEN to enable higher rate limits and faster downloads.</w:t>
-      </w:r>
-    </w:p>
-    <w:p>
-      <w:pPr/>
-      <w:r>
-        <w:rPr>
-          <w:rFonts w:ascii="Consolas" w:hAnsi="Consolas" w:eastAsia="Consolas"/>
-          <w:sz w:val="16"/>
-        </w:rPr>
-        <w:t xml:space="preserve"/>
-      </w:r>
-    </w:p>
-    <w:p>
-      <w:pPr/>
-      <w:r>
-        <w:rPr>
-          <w:rFonts w:ascii="Consolas" w:hAnsi="Consolas" w:eastAsia="Consolas"/>
-          <w:sz w:val="16"/>
-        </w:rPr>
-        <w:t xml:space="preserve">Loading weights:   0%|          | 0/199 [00:00&lt;?, ?it/s]</w:t>
-      </w:r>
-    </w:p>
-    <w:p>
-      <w:pPr/>
-      <w:r>
-        <w:rPr>
-          <w:rFonts w:ascii="Consolas" w:hAnsi="Consolas" w:eastAsia="Consolas"/>
-          <w:sz w:val="16"/>
-        </w:rPr>
-        <w:t xml:space="preserve">Loading weights:  16%|█▌        | 32/199 [00:00&lt;00:00, 309.22it/s]</w:t>
-      </w:r>
-    </w:p>
-    <w:p>
-      <w:pPr/>
-      <w:r>
-        <w:rPr>
-          <w:rFonts w:ascii="Consolas" w:hAnsi="Consolas" w:eastAsia="Consolas"/>
-          <w:sz w:val="16"/>
-        </w:rPr>
-        <w:t xml:space="preserve">Loading weights: 100%|██████████| 199/199 [00:00&lt;00:00, 1019.85it/s]</w:t>
-      </w:r>
-    </w:p>
-    <w:p>
-      <w:pPr/>
-      <w:r>
-        <w:rPr>
-          <w:rFonts w:ascii="Consolas" w:hAnsi="Consolas" w:eastAsia="Consolas"/>
-          <w:sz w:val="16"/>
-        </w:rPr>
-        <w:t xml:space="preserve"/>
-      </w:r>
-    </w:p>
-    <w:p>
-      <w:pPr/>
-      <w:r>
-        <w:rPr>
-          <w:rFonts w:ascii="Consolas" w:hAnsi="Consolas" w:eastAsia="Consolas"/>
-          <w:sz w:val="16"/>
-        </w:rPr>
-        <w:t xml:space="preserve">ЗАПРОС: Оплата продуктов в магазине  -&gt;  категория по MCC</w:t>
-      </w:r>
-    </w:p>
-    <w:p>
-      <w:pPr/>
-      <w:r>
-        <w:rPr>
-          <w:rFonts w:ascii="Consolas" w:hAnsi="Consolas" w:eastAsia="Consolas"/>
-          <w:sz w:val="16"/>
-        </w:rPr>
-        <w:t xml:space="preserve">  1. cos=0.8705  [5812] debit     Оплата продуктов в супермаркете «Пятёрочка»</w:t>
-      </w:r>
-    </w:p>
-    <w:p>
-      <w:pPr/>
-      <w:r>
-        <w:rPr>
-          <w:rFonts w:ascii="Consolas" w:hAnsi="Consolas" w:eastAsia="Consolas"/>
-          <w:sz w:val="16"/>
-        </w:rPr>
-        <w:t xml:space="preserve">  2. cos=0.8705  [—] debit     Оплата продуктов в супермаркете «Пятёрочка»</w:t>
-      </w:r>
-    </w:p>
-    <w:p>
-      <w:pPr/>
-      <w:r>
-        <w:rPr>
-          <w:rFonts w:ascii="Consolas" w:hAnsi="Consolas" w:eastAsia="Consolas"/>
-          <w:sz w:val="16"/>
-        </w:rPr>
-        <w:t xml:space="preserve">  3. cos=0.8705  [4111] debit     Оплата продуктов в супермаркете «Пятёрочка»</w:t>
-      </w:r>
-    </w:p>
-    <w:p>
-      <w:pPr/>
-      <w:r>
-        <w:rPr>
-          <w:rFonts w:ascii="Consolas" w:hAnsi="Consolas" w:eastAsia="Consolas"/>
-          <w:sz w:val="16"/>
-        </w:rPr>
-        <w:t xml:space="preserve"/>
-      </w:r>
-    </w:p>
-    <w:p>
-      <w:pPr/>
-      <w:r>
-        <w:rPr>
-          <w:rFonts w:ascii="Consolas" w:hAnsi="Consolas" w:eastAsia="Consolas"/>
-          <w:sz w:val="16"/>
-        </w:rPr>
-        <w:t xml:space="preserve">ЗАПРОС: Платёж за коммунальные услуги  -&gt;  категория по MCC</w:t>
-      </w:r>
-    </w:p>
-    <w:p>
-      <w:pPr/>
-      <w:r>
-        <w:rPr>
-          <w:rFonts w:ascii="Consolas" w:hAnsi="Consolas" w:eastAsia="Consolas"/>
-          <w:sz w:val="16"/>
-        </w:rPr>
-        <w:t xml:space="preserve">  1. cos=0.8897  [—] transfer  Оплата коммунальных услуг за электроэнергию</w:t>
-      </w:r>
-    </w:p>
-    <w:p>
-      <w:pPr/>
-      <w:r>
-        <w:rPr>
-          <w:rFonts w:ascii="Consolas" w:hAnsi="Consolas" w:eastAsia="Consolas"/>
-          <w:sz w:val="16"/>
-        </w:rPr>
-        <w:t xml:space="preserve">  2. cos=0.8897  [—] transfer  Оплата коммунальных услуг за электроэнергию</w:t>
-      </w:r>
-    </w:p>
-    <w:p>
-      <w:pPr/>
-      <w:r>
-        <w:rPr>
-          <w:rFonts w:ascii="Consolas" w:hAnsi="Consolas" w:eastAsia="Consolas"/>
-          <w:sz w:val="16"/>
-        </w:rPr>
-        <w:t xml:space="preserve">  3. cos=0.8897  [4814] debit     Оплата коммунальных услуг за электроэнергию</w:t>
-      </w:r>
-    </w:p>
-    <w:p>
-      <w:pPr/>
-      <w:r>
-        <w:rPr>
-          <w:rFonts w:ascii="Consolas" w:hAnsi="Consolas" w:eastAsia="Consolas"/>
-          <w:sz w:val="16"/>
-        </w:rPr>
-        <w:t xml:space="preserve"/>
-      </w:r>
-    </w:p>
-    <w:p>
-      <w:pPr/>
-      <w:r>
-        <w:rPr>
-          <w:rFonts w:ascii="Consolas" w:hAnsi="Consolas" w:eastAsia="Consolas"/>
-          <w:sz w:val="16"/>
-        </w:rPr>
-        <w:t xml:space="preserve">ЗАПРОС: Перевод зарплаты сотруднику  -&gt;  категория по MCC</w:t>
-      </w:r>
-    </w:p>
-    <w:p>
-      <w:pPr/>
-      <w:r>
-        <w:rPr>
-          <w:rFonts w:ascii="Consolas" w:hAnsi="Consolas" w:eastAsia="Consolas"/>
-          <w:sz w:val="16"/>
-        </w:rPr>
-        <w:t xml:space="preserve">  1. cos=0.8888  [4814] credit    Перевод заработной платы на счёт</w:t>
-      </w:r>
-    </w:p>
-    <w:p>
-      <w:pPr/>
-      <w:r>
-        <w:rPr>
-          <w:rFonts w:ascii="Consolas" w:hAnsi="Consolas" w:eastAsia="Consolas"/>
-          <w:sz w:val="16"/>
-        </w:rPr>
-        <w:t xml:space="preserve">  2. cos=0.8888  [4814] debit     Перевод заработной платы на счёт</w:t>
-      </w:r>
-    </w:p>
-    <w:p>
-      <w:pPr/>
-      <w:r>
-        <w:rPr>
-          <w:rFonts w:ascii="Consolas" w:hAnsi="Consolas" w:eastAsia="Consolas"/>
-          <w:sz w:val="16"/>
-        </w:rPr>
-        <w:t xml:space="preserve">  3. cos=0.8888  [—] debit     Перевод заработной платы на счёт</w:t>
-      </w:r>
-    </w:p>
-    <w:p>
-      <w:pPr/>
-      <w:r>
-        <w:rPr/>
-        <w:t xml:space="preserve">FIGMARK::S16_search_transactions.png</w:t>
-      </w:r>
-    </w:p>
-    <w:p>
-      <w:pPr>
-        <w:jc w:val="center"/>
-      </w:pPr>
-      <w:r>
-        <w:rPr>
-          <w:i/>
-          <w:sz w:val="20"/>
-        </w:rPr>
-        <w:t xml:space="preserve">Attu: поиск похожих назначений платежей</w:t>
+        <w:t xml:space="preserve">Attu: результаты поиска продуктов</w:t>
       </w:r>
     </w:p>
     <w:p>
@@ -14066,7 +13645,7 @@
       </w:pPr>
       <w:r>
         <w:rPr/>
-        <w:t xml:space="preserve">3.4.3. Выявление аномалий</w:t>
+        <w:t xml:space="preserve">3.4.2. Категоризация транзакций</w:t>
       </w:r>
     </w:p>
     <w:p>
@@ -14076,7 +13655,7 @@
           <wp:inline distT="0" distB="0" distL="0" distR="0">
             <wp:extent cx="5400000" cy="3780000"/>
             <wp:effectExtent l="0" t="0" r="0" b="0"/>
-            <wp:docPr id="35" name="Attu: запрос с низким сходством" descr="Attu: запрос с низким сходством"/>
+            <wp:docPr id="31" name="Поиск похожих назначений платежей (Transactions)" descr="Поиск похожих назначений платежей (Transactions)"/>
             <wp:cNvGraphicFramePr>
               <a:graphicFrameLocks noChangeAspect="1"/>
             </wp:cNvGraphicFramePr>
@@ -14084,11 +13663,11 @@
               <a:graphicData uri="http://schemas.openxmlformats.org/drawingml/2006/picture">
                 <pic:pic>
                   <pic:nvPicPr>
-                    <pic:cNvPr id="35" name="Attu: запрос с низким сходством"/>
+                    <pic:cNvPr id="31" name="Поиск похожих назначений платежей (Transactions)"/>
                     <pic:cNvPicPr/>
                   </pic:nvPicPr>
                   <pic:blipFill>
-                    <a:blip r:embed="R81217fa8648c4271" cstate="print"/>
+                    <a:blip r:embed="R3efd9fd1e06e484c" cstate="print"/>
                     <a:stretch>
                       <a:fillRect/>
                     </a:stretch>
@@ -14118,7 +13697,711 @@
           <w:i/>
           <w:sz w:val="20"/>
         </w:rPr>
-        <w:t xml:space="preserve">Сценарий аномалии: запрос не по теме, низкие значения сходства</w:t>
+        <w:t xml:space="preserve">Поиск похожих назначений платежей (Transactions)</w:t>
+      </w:r>
+    </w:p>
+    <w:p>
+      <w:pPr/>
+      <w:r>
+        <w:rPr>
+          <w:rFonts w:ascii="Consolas" w:hAnsi="Consolas" w:eastAsia="Consolas"/>
+          <w:sz w:val="16"/>
+        </w:rPr>
+        <w:t xml:space="preserve">sample_purpose = "Оплата коммунальных услуг"</w:t>
+      </w:r>
+    </w:p>
+    <w:p>
+      <w:pPr/>
+      <w:r>
+        <w:rPr>
+          <w:rFonts w:ascii="Consolas" w:hAnsi="Consolas" w:eastAsia="Consolas"/>
+          <w:sz w:val="16"/>
+        </w:rPr>
+        <w:t xml:space="preserve">sample_vector = embed_query(sample_purpose).tolist()</w:t>
+      </w:r>
+    </w:p>
+    <w:p>
+      <w:pPr/>
+      <w:r>
+        <w:rPr>
+          <w:rFonts w:ascii="Consolas" w:hAnsi="Consolas" w:eastAsia="Consolas"/>
+          <w:sz w:val="16"/>
+        </w:rPr>
+        <w:t xml:space="preserve"/>
+      </w:r>
+    </w:p>
+    <w:p>
+      <w:pPr/>
+      <w:r>
+        <w:rPr>
+          <w:rFonts w:ascii="Consolas" w:hAnsi="Consolas" w:eastAsia="Consolas"/>
+          <w:sz w:val="16"/>
+        </w:rPr>
+        <w:t xml:space="preserve">results = admin_client.search(</w:t>
+      </w:r>
+    </w:p>
+    <w:p>
+      <w:pPr/>
+      <w:r>
+        <w:rPr>
+          <w:rFonts w:ascii="Consolas" w:hAnsi="Consolas" w:eastAsia="Consolas"/>
+          <w:sz w:val="16"/>
+        </w:rPr>
+        <w:t xml:space="preserve">    collection_name="Transactions",</w:t>
+      </w:r>
+    </w:p>
+    <w:p>
+      <w:pPr/>
+      <w:r>
+        <w:rPr>
+          <w:rFonts w:ascii="Consolas" w:hAnsi="Consolas" w:eastAsia="Consolas"/>
+          <w:sz w:val="16"/>
+        </w:rPr>
+        <w:t xml:space="preserve">    data=[sample_vector],</w:t>
+      </w:r>
+    </w:p>
+    <w:p>
+      <w:pPr/>
+      <w:r>
+        <w:rPr>
+          <w:rFonts w:ascii="Consolas" w:hAnsi="Consolas" w:eastAsia="Consolas"/>
+          <w:sz w:val="16"/>
+        </w:rPr>
+        <w:t xml:space="preserve">    limit=10,</w:t>
+      </w:r>
+    </w:p>
+    <w:p>
+      <w:pPr/>
+      <w:r>
+        <w:rPr>
+          <w:rFonts w:ascii="Consolas" w:hAnsi="Consolas" w:eastAsia="Consolas"/>
+          <w:sz w:val="16"/>
+        </w:rPr>
+        <w:t xml:space="preserve">    output_fields=["transaction_date", "amount_minor", "purpose", "mcc"],</w:t>
+      </w:r>
+    </w:p>
+    <w:p>
+      <w:pPr/>
+      <w:r>
+        <w:rPr>
+          <w:rFonts w:ascii="Consolas" w:hAnsi="Consolas" w:eastAsia="Consolas"/>
+          <w:sz w:val="16"/>
+        </w:rPr>
+        <w:t xml:space="preserve">    search_params={"metric_type": "COSINE", "params": {"ef": 64}}</w:t>
+      </w:r>
+    </w:p>
+    <w:p>
+      <w:pPr/>
+      <w:r>
+        <w:rPr>
+          <w:rFonts w:ascii="Consolas" w:hAnsi="Consolas" w:eastAsia="Consolas"/>
+          <w:sz w:val="16"/>
+        </w:rPr>
+        <w:t xml:space="preserve">)</w:t>
+      </w:r>
+    </w:p>
+    <w:p>
+      <w:pPr/>
+      <w:r>
+        <w:rPr>
+          <w:rFonts w:ascii="Consolas" w:hAnsi="Consolas" w:eastAsia="Consolas"/>
+          <w:sz w:val="16"/>
+        </w:rPr>
+        <w:t xml:space="preserve"/>
+      </w:r>
+    </w:p>
+    <w:p>
+      <w:pPr/>
+      <w:r>
+        <w:rPr>
+          <w:rFonts w:ascii="Consolas" w:hAnsi="Consolas" w:eastAsia="Consolas"/>
+          <w:sz w:val="16"/>
+        </w:rPr>
+        <w:t xml:space="preserve">for hit in results[0]:</w:t>
+      </w:r>
+    </w:p>
+    <w:p>
+      <w:pPr/>
+      <w:r>
+        <w:rPr>
+          <w:rFonts w:ascii="Consolas" w:hAnsi="Consolas" w:eastAsia="Consolas"/>
+          <w:sz w:val="16"/>
+        </w:rPr>
+        <w:t xml:space="preserve">    amount = hit['entity']['amount_minor'] / 100</w:t>
+      </w:r>
+    </w:p>
+    <w:p>
+      <w:pPr/>
+      <w:r>
+        <w:rPr>
+          <w:rFonts w:ascii="Consolas" w:hAnsi="Consolas" w:eastAsia="Consolas"/>
+          <w:sz w:val="16"/>
+        </w:rPr>
+        <w:t xml:space="preserve">    print(f"{hit['entity']['transaction_date']} — {hit['entity']['purpose']} — {hit['distance']:.4f}")</w:t>
+      </w:r>
+    </w:p>
+    <w:p>
+      <w:pPr/>
+      <w:r>
+        <w:rPr>
+          <w:rFonts w:ascii="Consolas" w:hAnsi="Consolas" w:eastAsia="Consolas"/>
+          <w:sz w:val="16"/>
+        </w:rPr>
+        <w:t xml:space="preserve">Результат поиска (топ-5):</w:t>
+      </w:r>
+    </w:p>
+    <w:p>
+      <w:pPr/>
+      <w:r>
+        <w:rPr>
+          <w:rFonts w:ascii="Consolas" w:hAnsi="Consolas" w:eastAsia="Consolas"/>
+          <w:sz w:val="16"/>
+        </w:rPr>
+        <w:t xml:space="preserve"/>
+      </w:r>
+    </w:p>
+    <w:p>
+      <w:pPr/>
+      <w:r>
+        <w:rPr>
+          <w:rFonts w:ascii="Consolas" w:hAnsi="Consolas" w:eastAsia="Consolas"/>
+          <w:sz w:val="16"/>
+        </w:rPr>
+        <w:t xml:space="preserve">  (исходная таблица результатов):</w:t>
+      </w:r>
+    </w:p>
+    <w:p>
+      <w:pPr/>
+      <w:r>
+        <w:rPr>
+          <w:rFonts w:ascii="Consolas" w:hAnsi="Consolas" w:eastAsia="Consolas"/>
+          <w:sz w:val="16"/>
+        </w:rPr>
+        <w:t xml:space="preserve"/>
+      </w:r>
+    </w:p>
+    <w:p>
+      <w:pPr/>
+      <w:r>
+        <w:rPr>
+          <w:rFonts w:ascii="Consolas" w:hAnsi="Consolas" w:eastAsia="Consolas"/>
+          <w:sz w:val="16"/>
+        </w:rPr>
+        <w:t xml:space="preserve">Дата</w:t>
+        <w:tab/>
+        <w:t xml:space="preserve">Назначение</w:t>
+        <w:tab/>
+        <w:t xml:space="preserve">Сходство</w:t>
+      </w:r>
+    </w:p>
+    <w:p>
+      <w:pPr/>
+      <w:r>
+        <w:rPr>
+          <w:rFonts w:ascii="Consolas" w:hAnsi="Consolas" w:eastAsia="Consolas"/>
+          <w:sz w:val="16"/>
+        </w:rPr>
+        <w:t xml:space="preserve">2026-01-15</w:t>
+        <w:tab/>
+        <w:t xml:space="preserve">Оплата ЖКХ за декабрь</w:t>
+        <w:tab/>
+        <w:t xml:space="preserve">0.9234</w:t>
+      </w:r>
+    </w:p>
+    <w:p>
+      <w:pPr/>
+      <w:r>
+        <w:rPr>
+          <w:rFonts w:ascii="Consolas" w:hAnsi="Consolas" w:eastAsia="Consolas"/>
+          <w:sz w:val="16"/>
+        </w:rPr>
+        <w:t xml:space="preserve">2026-02-10</w:t>
+        <w:tab/>
+        <w:t xml:space="preserve">Коммунальные платежи</w:t>
+        <w:tab/>
+        <w:t xml:space="preserve">0.9102</w:t>
+      </w:r>
+    </w:p>
+    <w:p>
+      <w:pPr/>
+      <w:r>
+        <w:rPr>
+          <w:rFonts w:ascii="Consolas" w:hAnsi="Consolas" w:eastAsia="Consolas"/>
+          <w:sz w:val="16"/>
+        </w:rPr>
+        <w:t xml:space="preserve">2026-01-20</w:t>
+        <w:tab/>
+        <w:t xml:space="preserve">Оплата электроэнергии</w:t>
+        <w:tab/>
+        <w:t xml:space="preserve">0.8876</w:t>
+      </w:r>
+    </w:p>
+    <w:p>
+      <w:pPr/>
+      <w:r>
+        <w:rPr>
+          <w:rFonts w:ascii="Consolas" w:hAnsi="Consolas" w:eastAsia="Consolas"/>
+          <w:sz w:val="16"/>
+        </w:rPr>
+        <w:t xml:space="preserve">2026-03-05</w:t>
+        <w:tab/>
+        <w:t xml:space="preserve">Квартплата</w:t>
+        <w:tab/>
+        <w:t xml:space="preserve">0.8754</w:t>
+      </w:r>
+    </w:p>
+    <w:p>
+      <w:pPr/>
+      <w:r>
+        <w:rPr>
+          <w:rFonts w:ascii="Consolas" w:hAnsi="Consolas" w:eastAsia="Consolas"/>
+          <w:sz w:val="16"/>
+        </w:rPr>
+        <w:t xml:space="preserve">2026-02-28</w:t>
+        <w:tab/>
+        <w:t xml:space="preserve">Оплата воды и отопления</w:t>
+        <w:tab/>
+        <w:t xml:space="preserve">0.8631</w:t>
+      </w:r>
+    </w:p>
+    <w:p>
+      <w:pPr/>
+      <w:r>
+        <w:rPr>
+          <w:rFonts w:ascii="Consolas" w:hAnsi="Consolas" w:eastAsia="Consolas"/>
+          <w:sz w:val="16"/>
+        </w:rPr>
+        <w:t xml:space="preserve"/>
+      </w:r>
+    </w:p>
+    <w:p>
+      <w:pPr/>
+      <w:r>
+        <w:rPr>
+          <w:rFonts w:ascii="Consolas" w:hAnsi="Consolas" w:eastAsia="Consolas"/>
+          <w:sz w:val="16"/>
+        </w:rPr>
+        <w:t xml:space="preserve">  (фактический прогон с реальными эмбеддингами; те же пять коммунальных назначений, порядок иной):</w:t>
+      </w:r>
+    </w:p>
+    <w:p>
+      <w:pPr/>
+      <w:r>
+        <w:rPr>
+          <w:rFonts w:ascii="Consolas" w:hAnsi="Consolas" w:eastAsia="Consolas"/>
+          <w:sz w:val="16"/>
+        </w:rPr>
+        <w:t xml:space="preserve"/>
+      </w:r>
+    </w:p>
+    <w:p>
+      <w:pPr/>
+      <w:r>
+        <w:rPr>
+          <w:rFonts w:ascii="Consolas" w:hAnsi="Consolas" w:eastAsia="Consolas"/>
+          <w:sz w:val="16"/>
+        </w:rPr>
+        <w:t xml:space="preserve">Дата</w:t>
+        <w:tab/>
+        <w:t xml:space="preserve">Назначение</w:t>
+        <w:tab/>
+        <w:t xml:space="preserve">Сходство</w:t>
+      </w:r>
+    </w:p>
+    <w:p>
+      <w:pPr/>
+      <w:r>
+        <w:rPr>
+          <w:rFonts w:ascii="Consolas" w:hAnsi="Consolas" w:eastAsia="Consolas"/>
+          <w:sz w:val="16"/>
+        </w:rPr>
+        <w:t xml:space="preserve">2026-02-10</w:t>
+        <w:tab/>
+        <w:t xml:space="preserve">Коммунальные платежи</w:t>
+        <w:tab/>
+        <w:t xml:space="preserve">0.8942</w:t>
+      </w:r>
+    </w:p>
+    <w:p>
+      <w:pPr/>
+      <w:r>
+        <w:rPr>
+          <w:rFonts w:ascii="Consolas" w:hAnsi="Consolas" w:eastAsia="Consolas"/>
+          <w:sz w:val="16"/>
+        </w:rPr>
+        <w:t xml:space="preserve">2026-02-28</w:t>
+        <w:tab/>
+        <w:t xml:space="preserve">Оплата воды и отопления</w:t>
+        <w:tab/>
+        <w:t xml:space="preserve">0.8771</w:t>
+      </w:r>
+    </w:p>
+    <w:p>
+      <w:pPr/>
+      <w:r>
+        <w:rPr>
+          <w:rFonts w:ascii="Consolas" w:hAnsi="Consolas" w:eastAsia="Consolas"/>
+          <w:sz w:val="16"/>
+        </w:rPr>
+        <w:t xml:space="preserve">2026-01-20</w:t>
+        <w:tab/>
+        <w:t xml:space="preserve">Оплата электроэнергии</w:t>
+        <w:tab/>
+        <w:t xml:space="preserve">0.8654</w:t>
+      </w:r>
+    </w:p>
+    <w:p>
+      <w:pPr/>
+      <w:r>
+        <w:rPr>
+          <w:rFonts w:ascii="Consolas" w:hAnsi="Consolas" w:eastAsia="Consolas"/>
+          <w:sz w:val="16"/>
+        </w:rPr>
+        <w:t xml:space="preserve">2026-01-15</w:t>
+        <w:tab/>
+        <w:t xml:space="preserve">Оплата ЖКХ за декабрь</w:t>
+        <w:tab/>
+        <w:t xml:space="preserve">0.8460</w:t>
+      </w:r>
+    </w:p>
+    <w:p>
+      <w:pPr/>
+      <w:r>
+        <w:rPr>
+          <w:rFonts w:ascii="Consolas" w:hAnsi="Consolas" w:eastAsia="Consolas"/>
+          <w:sz w:val="16"/>
+        </w:rPr>
+        <w:t xml:space="preserve">2026-03-05</w:t>
+        <w:tab/>
+        <w:t xml:space="preserve">Квартплата за февраль</w:t>
+        <w:tab/>
+        <w:t xml:space="preserve">0.8418</w:t>
+      </w:r>
+    </w:p>
+    <w:p>
+      <w:pPr/>
+      <w:r>
+        <w:rPr>
+          <w:rFonts w:ascii="Consolas" w:hAnsi="Consolas" w:eastAsia="Consolas"/>
+          <w:sz w:val="16"/>
+        </w:rPr>
+        <w:t xml:space="preserve"/>
+      </w:r>
+    </w:p>
+    <w:p>
+      <w:pPr/>
+      <w:r>
+        <w:rPr>
+          <w:rFonts w:ascii="Consolas" w:hAnsi="Consolas" w:eastAsia="Consolas"/>
+          <w:sz w:val="16"/>
+        </w:rPr>
+        <w:t xml:space="preserve">Содержательный вывод исходной редакции сохраняется: все найденные транзакции относятся к категории «коммунальные услуги», несмотря на разные формулировки ( verify/probe_embed.log).</w:t>
+      </w:r>
+    </w:p>
+    <w:p>
+      <w:pPr>
+        <w:jc w:val="both"/>
+      </w:pPr>
+      <w:r>
+        <w:rPr/>
+        <w:t xml:space="preserve">Все найденные транзакции семантически относятся к категории «коммунальные услуги», хотя используют разные формулировки.</w:t>
+      </w:r>
+    </w:p>
+    <w:p>
+      <w:pPr>
+        <w:jc w:val="both"/>
+      </w:pPr>
+      <w:r>
+        <w:rPr/>
+        <w:t xml:space="preserve">Проверка выполнения (категоризация транзакций)</w:t>
+      </w:r>
+    </w:p>
+    <w:p>
+      <w:pPr/>
+      <w:r>
+        <w:rPr>
+          <w:rFonts w:ascii="Consolas" w:hAnsi="Consolas" w:eastAsia="Consolas"/>
+          <w:sz w:val="16"/>
+        </w:rPr>
+        <w:t xml:space="preserve">$ .venv\Scripts\python.exe report\steps\S10_categorization.py</w:t>
+      </w:r>
+    </w:p>
+    <w:p>
+      <w:pPr>
+        <w:jc w:val="both"/>
+      </w:pPr>
+      <w:r>
+        <w:rPr/>
+        <w:t xml:space="preserve">Скрипт: report/steps/S10_categorization.py</w:t>
+      </w:r>
+    </w:p>
+    <w:p>
+      <w:pPr>
+        <w:jc w:val="both"/>
+      </w:pPr>
+      <w:r>
+        <w:rPr/>
+        <w:t xml:space="preserve">Вывод: вывод</w:t>
+      </w:r>
+    </w:p>
+    <w:p>
+      <w:pPr/>
+      <w:r>
+        <w:rPr>
+          <w:rFonts w:ascii="Consolas" w:hAnsi="Consolas" w:eastAsia="Consolas"/>
+          <w:sz w:val="16"/>
+        </w:rPr>
+        <w:t xml:space="preserve">'[SSL: CERTIFICATE_VERIFY_FAILED] certificate verify failed: self-signed certificate in certificate chain (_ssl.c:1006)' thrown while requesting HEAD https://huggingface.co/intfloat/multilingual-e5-base/resolve/main/./config_sentence_transformers.json</w:t>
+      </w:r>
+    </w:p>
+    <w:p>
+      <w:pPr/>
+      <w:r>
+        <w:rPr>
+          <w:rFonts w:ascii="Consolas" w:hAnsi="Consolas" w:eastAsia="Consolas"/>
+          <w:sz w:val="16"/>
+        </w:rPr>
+        <w:t xml:space="preserve">Retrying in 1s [Retry 1/5].</w:t>
+      </w:r>
+    </w:p>
+    <w:p>
+      <w:pPr/>
+      <w:r>
+        <w:rPr>
+          <w:rFonts w:ascii="Consolas" w:hAnsi="Consolas" w:eastAsia="Consolas"/>
+          <w:sz w:val="16"/>
+        </w:rPr>
+        <w:t xml:space="preserve">'[SSL: CERTIFICATE_VERIFY_FAILED] certificate verify failed: self-signed certificate in certificate chain (_ssl.c:1006)' thrown while requesting HEAD https://huggingface.co/intfloat/multilingual-e5-base/resolve/main/./config_sentence_transformers.json</w:t>
+      </w:r>
+    </w:p>
+    <w:p>
+      <w:pPr/>
+      <w:r>
+        <w:rPr>
+          <w:rFonts w:ascii="Consolas" w:hAnsi="Consolas" w:eastAsia="Consolas"/>
+          <w:sz w:val="16"/>
+        </w:rPr>
+        <w:t xml:space="preserve">Retrying in 2s [Retry 2/5].</w:t>
+      </w:r>
+    </w:p>
+    <w:p>
+      <w:pPr/>
+      <w:r>
+        <w:rPr>
+          <w:rFonts w:ascii="Consolas" w:hAnsi="Consolas" w:eastAsia="Consolas"/>
+          <w:sz w:val="16"/>
+        </w:rPr>
+        <w:t xml:space="preserve">'[SSL: CERTIFICATE_VERIFY_FAILED] certificate verify failed: self-signed certificate in certificate chain (_ssl.c:1006)' thrown while requesting HEAD https://huggingface.co/intfloat/multilingual-e5-base/resolve/main/./config_sentence_transformers.json</w:t>
+      </w:r>
+    </w:p>
+    <w:p>
+      <w:pPr/>
+      <w:r>
+        <w:rPr>
+          <w:rFonts w:ascii="Consolas" w:hAnsi="Consolas" w:eastAsia="Consolas"/>
+          <w:sz w:val="16"/>
+        </w:rPr>
+        <w:t xml:space="preserve">Retrying in 4s [Retry 3/5].</w:t>
+      </w:r>
+    </w:p>
+    <w:p>
+      <w:pPr/>
+      <w:r>
+        <w:rPr>
+          <w:rFonts w:ascii="Consolas" w:hAnsi="Consolas" w:eastAsia="Consolas"/>
+          <w:sz w:val="16"/>
+        </w:rPr>
+        <w:t xml:space="preserve">Warning: You are sending unauthenticated requests to the HF Hub. Please set a HF_TOKEN to enable higher rate limits and faster downloads.</w:t>
+      </w:r>
+    </w:p>
+    <w:p>
+      <w:pPr/>
+      <w:r>
+        <w:rPr>
+          <w:rFonts w:ascii="Consolas" w:hAnsi="Consolas" w:eastAsia="Consolas"/>
+          <w:sz w:val="16"/>
+        </w:rPr>
+        <w:t xml:space="preserve"/>
+      </w:r>
+    </w:p>
+    <w:p>
+      <w:pPr/>
+      <w:r>
+        <w:rPr>
+          <w:rFonts w:ascii="Consolas" w:hAnsi="Consolas" w:eastAsia="Consolas"/>
+          <w:sz w:val="16"/>
+        </w:rPr>
+        <w:t xml:space="preserve">Loading weights:   0%|          | 0/199 [00:00&lt;?, ?it/s]</w:t>
+      </w:r>
+    </w:p>
+    <w:p>
+      <w:pPr/>
+      <w:r>
+        <w:rPr>
+          <w:rFonts w:ascii="Consolas" w:hAnsi="Consolas" w:eastAsia="Consolas"/>
+          <w:sz w:val="16"/>
+        </w:rPr>
+        <w:t xml:space="preserve">Loading weights:  16%|█▌        | 32/199 [00:00&lt;00:00, 309.22it/s]</w:t>
+      </w:r>
+    </w:p>
+    <w:p>
+      <w:pPr/>
+      <w:r>
+        <w:rPr>
+          <w:rFonts w:ascii="Consolas" w:hAnsi="Consolas" w:eastAsia="Consolas"/>
+          <w:sz w:val="16"/>
+        </w:rPr>
+        <w:t xml:space="preserve">Loading weights: 100%|██████████| 199/199 [00:00&lt;00:00, 1019.85it/s]</w:t>
+      </w:r>
+    </w:p>
+    <w:p>
+      <w:pPr/>
+      <w:r>
+        <w:rPr>
+          <w:rFonts w:ascii="Consolas" w:hAnsi="Consolas" w:eastAsia="Consolas"/>
+          <w:sz w:val="16"/>
+        </w:rPr>
+        <w:t xml:space="preserve"/>
+      </w:r>
+    </w:p>
+    <w:p>
+      <w:pPr/>
+      <w:r>
+        <w:rPr>
+          <w:rFonts w:ascii="Consolas" w:hAnsi="Consolas" w:eastAsia="Consolas"/>
+          <w:sz w:val="16"/>
+        </w:rPr>
+        <w:t xml:space="preserve">ЗАПРОС: Оплата продуктов в магазине  -&gt;  категория по MCC</w:t>
+      </w:r>
+    </w:p>
+    <w:p>
+      <w:pPr/>
+      <w:r>
+        <w:rPr>
+          <w:rFonts w:ascii="Consolas" w:hAnsi="Consolas" w:eastAsia="Consolas"/>
+          <w:sz w:val="16"/>
+        </w:rPr>
+        <w:t xml:space="preserve">  1. cos=0.8705  [5812] debit     Оплата продуктов в супермаркете «Пятёрочка»</w:t>
+      </w:r>
+    </w:p>
+    <w:p>
+      <w:pPr/>
+      <w:r>
+        <w:rPr>
+          <w:rFonts w:ascii="Consolas" w:hAnsi="Consolas" w:eastAsia="Consolas"/>
+          <w:sz w:val="16"/>
+        </w:rPr>
+        <w:t xml:space="preserve">  2. cos=0.8705  [—] debit     Оплата продуктов в супермаркете «Пятёрочка»</w:t>
+      </w:r>
+    </w:p>
+    <w:p>
+      <w:pPr/>
+      <w:r>
+        <w:rPr>
+          <w:rFonts w:ascii="Consolas" w:hAnsi="Consolas" w:eastAsia="Consolas"/>
+          <w:sz w:val="16"/>
+        </w:rPr>
+        <w:t xml:space="preserve">  3. cos=0.8705  [4111] debit     Оплата продуктов в супермаркете «Пятёрочка»</w:t>
+      </w:r>
+    </w:p>
+    <w:p>
+      <w:pPr/>
+      <w:r>
+        <w:rPr>
+          <w:rFonts w:ascii="Consolas" w:hAnsi="Consolas" w:eastAsia="Consolas"/>
+          <w:sz w:val="16"/>
+        </w:rPr>
+        <w:t xml:space="preserve"/>
+      </w:r>
+    </w:p>
+    <w:p>
+      <w:pPr/>
+      <w:r>
+        <w:rPr>
+          <w:rFonts w:ascii="Consolas" w:hAnsi="Consolas" w:eastAsia="Consolas"/>
+          <w:sz w:val="16"/>
+        </w:rPr>
+        <w:t xml:space="preserve">ЗАПРОС: Платёж за коммунальные услуги  -&gt;  категория по MCC</w:t>
+      </w:r>
+    </w:p>
+    <w:p>
+      <w:pPr/>
+      <w:r>
+        <w:rPr>
+          <w:rFonts w:ascii="Consolas" w:hAnsi="Consolas" w:eastAsia="Consolas"/>
+          <w:sz w:val="16"/>
+        </w:rPr>
+        <w:t xml:space="preserve">  1. cos=0.8897  [—] transfer  Оплата коммунальных услуг за электроэнергию</w:t>
+      </w:r>
+    </w:p>
+    <w:p>
+      <w:pPr/>
+      <w:r>
+        <w:rPr>
+          <w:rFonts w:ascii="Consolas" w:hAnsi="Consolas" w:eastAsia="Consolas"/>
+          <w:sz w:val="16"/>
+        </w:rPr>
+        <w:t xml:space="preserve">  2. cos=0.8897  [—] transfer  Оплата коммунальных услуг за электроэнергию</w:t>
+      </w:r>
+    </w:p>
+    <w:p>
+      <w:pPr/>
+      <w:r>
+        <w:rPr>
+          <w:rFonts w:ascii="Consolas" w:hAnsi="Consolas" w:eastAsia="Consolas"/>
+          <w:sz w:val="16"/>
+        </w:rPr>
+        <w:t xml:space="preserve">  3. cos=0.8897  [4814] debit     Оплата коммунальных услуг за электроэнергию</w:t>
+      </w:r>
+    </w:p>
+    <w:p>
+      <w:pPr/>
+      <w:r>
+        <w:rPr>
+          <w:rFonts w:ascii="Consolas" w:hAnsi="Consolas" w:eastAsia="Consolas"/>
+          <w:sz w:val="16"/>
+        </w:rPr>
+        <w:t xml:space="preserve"/>
+      </w:r>
+    </w:p>
+    <w:p>
+      <w:pPr/>
+      <w:r>
+        <w:rPr>
+          <w:rFonts w:ascii="Consolas" w:hAnsi="Consolas" w:eastAsia="Consolas"/>
+          <w:sz w:val="16"/>
+        </w:rPr>
+        <w:t xml:space="preserve">ЗАПРОС: Перевод зарплаты сотруднику  -&gt;  категория по MCC</w:t>
+      </w:r>
+    </w:p>
+    <w:p>
+      <w:pPr/>
+      <w:r>
+        <w:rPr>
+          <w:rFonts w:ascii="Consolas" w:hAnsi="Consolas" w:eastAsia="Consolas"/>
+          <w:sz w:val="16"/>
+        </w:rPr>
+        <w:t xml:space="preserve">  1. cos=0.8888  [4814] credit    Перевод заработной платы на счёт</w:t>
+      </w:r>
+    </w:p>
+    <w:p>
+      <w:pPr/>
+      <w:r>
+        <w:rPr>
+          <w:rFonts w:ascii="Consolas" w:hAnsi="Consolas" w:eastAsia="Consolas"/>
+          <w:sz w:val="16"/>
+        </w:rPr>
+        <w:t xml:space="preserve">  2. cos=0.8888  [4814] debit     Перевод заработной платы на счёт</w:t>
+      </w:r>
+    </w:p>
+    <w:p>
+      <w:pPr/>
+      <w:r>
+        <w:rPr>
+          <w:rFonts w:ascii="Consolas" w:hAnsi="Consolas" w:eastAsia="Consolas"/>
+          <w:sz w:val="16"/>
+        </w:rPr>
+        <w:t xml:space="preserve">  3. cos=0.8888  [—] debit     Перевод заработной платы на счёт</w:t>
       </w:r>
     </w:p>
     <w:p>
@@ -14126,9 +14409,9 @@
       <w:r>
         <w:drawing>
           <wp:inline distT="0" distB="0" distL="0" distR="0">
-            <wp:extent cx="5400000" cy="6048000"/>
+            <wp:extent cx="5400000" cy="3780000"/>
             <wp:effectExtent l="0" t="0" r="0" b="0"/>
-            <wp:docPr id="36" name="Вывод скрипта по 3.4.1–3.4.3" descr="Вывод скрипта по 3.4.1–3.4.3"/>
+            <wp:docPr id="32" name="Attu: поиск похожих назначений платежей" descr="Attu: поиск похожих назначений платежей"/>
             <wp:cNvGraphicFramePr>
               <a:graphicFrameLocks noChangeAspect="1"/>
             </wp:cNvGraphicFramePr>
@@ -14136,11 +14419,124 @@
               <a:graphicData uri="http://schemas.openxmlformats.org/drawingml/2006/picture">
                 <pic:pic>
                   <pic:nvPicPr>
-                    <pic:cNvPr id="36" name="Вывод скрипта по 3.4.1–3.4.3"/>
+                    <pic:cNvPr id="32" name="Attu: поиск похожих назначений платежей"/>
                     <pic:cNvPicPr/>
                   </pic:nvPicPr>
                   <pic:blipFill>
-                    <a:blip r:embed="R09efe6e9c5a84e9d" cstate="print"/>
+                    <a:blip r:embed="Rbdd1c21915184af4" cstate="print"/>
+                    <a:stretch>
+                      <a:fillRect/>
+                    </a:stretch>
+                  </pic:blipFill>
+                  <pic:spPr>
+                    <a:xfrm>
+                      <a:off x="0" y="0"/>
+                      <a:ext cx="5400000" cy="3780000"/>
+                    </a:xfrm>
+                    <a:prstGeom prst="rect">
+                      <a:avLst/>
+                    </a:prstGeom>
+                  </pic:spPr>
+                </pic:pic>
+              </a:graphicData>
+            </a:graphic>
+          </wp:inline>
+        </w:drawing>
+      </w:r>
+    </w:p>
+    <w:p>
+      <w:pPr>
+        <w:jc w:val="center"/>
+      </w:pPr>
+      <w:r>
+        <w:rPr>
+          <w:i/>
+          <w:sz w:val="20"/>
+        </w:rPr>
+        <w:t xml:space="preserve">Attu: поиск похожих назначений платежей</w:t>
+      </w:r>
+    </w:p>
+    <w:p>
+      <w:pPr>
+        <w:pStyle w:val="Heading3"/>
+      </w:pPr>
+      <w:r>
+        <w:rPr/>
+        <w:t xml:space="preserve">3.4.3. Выявление аномалий</w:t>
+      </w:r>
+    </w:p>
+    <w:p>
+      <w:pPr/>
+      <w:r>
+        <w:drawing>
+          <wp:inline distT="0" distB="0" distL="0" distR="0">
+            <wp:extent cx="5400000" cy="3780000"/>
+            <wp:effectExtent l="0" t="0" r="0" b="0"/>
+            <wp:docPr id="33" name="Сценарий аномалии: запрос не по теме, низкие значения сходства" descr="Сценарий аномалии: запрос не по теме, низкие значения сходства"/>
+            <wp:cNvGraphicFramePr>
+              <a:graphicFrameLocks noChangeAspect="1"/>
+            </wp:cNvGraphicFramePr>
+            <a:graphic>
+              <a:graphicData uri="http://schemas.openxmlformats.org/drawingml/2006/picture">
+                <pic:pic>
+                  <pic:nvPicPr>
+                    <pic:cNvPr id="33" name="Сценарий аномалии: запрос не по теме, низкие значения сходства"/>
+                    <pic:cNvPicPr/>
+                  </pic:nvPicPr>
+                  <pic:blipFill>
+                    <a:blip r:embed="R8948316a4d0e429a" cstate="print"/>
+                    <a:stretch>
+                      <a:fillRect/>
+                    </a:stretch>
+                  </pic:blipFill>
+                  <pic:spPr>
+                    <a:xfrm>
+                      <a:off x="0" y="0"/>
+                      <a:ext cx="5400000" cy="3780000"/>
+                    </a:xfrm>
+                    <a:prstGeom prst="rect">
+                      <a:avLst/>
+                    </a:prstGeom>
+                  </pic:spPr>
+                </pic:pic>
+              </a:graphicData>
+            </a:graphic>
+          </wp:inline>
+        </w:drawing>
+      </w:r>
+    </w:p>
+    <w:p>
+      <w:pPr>
+        <w:jc w:val="center"/>
+      </w:pPr>
+      <w:r>
+        <w:rPr>
+          <w:i/>
+          <w:sz w:val="20"/>
+        </w:rPr>
+        <w:t xml:space="preserve">Сценарий аномалии: запрос не по теме, низкие значения сходства</w:t>
+      </w:r>
+    </w:p>
+    <w:p>
+      <w:pPr/>
+      <w:r>
+        <w:drawing>
+          <wp:inline distT="0" distB="0" distL="0" distR="0">
+            <wp:extent cx="5400000" cy="6048000"/>
+            <wp:effectExtent l="0" t="0" r="0" b="0"/>
+            <wp:docPr id="34" name="Вывод скрипта: поиск, категоризация, аномалии (θ = μ−2σ)" descr="Вывод скрипта: поиск, категоризация, аномалии (θ = μ−2σ)"/>
+            <wp:cNvGraphicFramePr>
+              <a:graphicFrameLocks noChangeAspect="1"/>
+            </wp:cNvGraphicFramePr>
+            <a:graphic>
+              <a:graphicData uri="http://schemas.openxmlformats.org/drawingml/2006/picture">
+                <pic:pic>
+                  <pic:nvPicPr>
+                    <pic:cNvPr id="34" name="Вывод скрипта: поиск, категоризация, аномалии (θ = μ−2σ)"/>
+                    <pic:cNvPicPr/>
+                  </pic:nvPicPr>
+                  <pic:blipFill>
+                    <a:blip r:embed="Rb1f1363b60d54ded" cstate="print"/>
                     <a:stretch>
                       <a:fillRect/>
                     </a:stretch>
@@ -15141,58 +15537,11 @@
     <w:p>
       <w:pPr/>
       <w:r>
-        <w:rPr/>
-        <w:t xml:space="preserve">FIGMARK::S25_anomaly_lowsim.png</w:t>
-      </w:r>
-    </w:p>
-    <w:p>
-      <w:pPr>
-        <w:jc w:val="center"/>
-      </w:pPr>
-      <w:r>
-        <w:rPr>
-          <w:i/>
-          <w:sz w:val="20"/>
-        </w:rPr>
-        <w:t xml:space="preserve">Attu: запрос с низким сходством</w:t>
-      </w:r>
-    </w:p>
-    <w:p>
-      <w:pPr/>
-      <w:r>
-        <w:rPr/>
-        <w:t xml:space="preserve">FIGMARK::S22_search_tx_anomalies.png</w:t>
-      </w:r>
-    </w:p>
-    <w:p>
-      <w:pPr>
-        <w:jc w:val="center"/>
-      </w:pPr>
-      <w:r>
-        <w:rPr>
-          <w:i/>
-          <w:sz w:val="20"/>
-        </w:rPr>
-        <w:t xml:space="preserve">Вывод скрипта по 3.4.1–3.4.3</w:t>
-      </w:r>
-    </w:p>
-    <w:p>
-      <w:pPr>
-        <w:pStyle w:val="Heading2"/>
-      </w:pPr>
-      <w:r>
-        <w:rPr/>
-        <w:t xml:space="preserve">3.5. Управление доступом и ресурсами</w:t>
-      </w:r>
-    </w:p>
-    <w:p>
-      <w:pPr/>
-      <w:r>
         <w:drawing>
           <wp:inline distT="0" distB="0" distL="0" distR="0">
-            <wp:extent cx="5400000" cy="6728400"/>
+            <wp:extent cx="5400000" cy="3780000"/>
             <wp:effectExtent l="0" t="0" r="0" b="0"/>
-            <wp:docPr id="40" name="Итог проверки доступа" descr="Итог проверки доступа"/>
+            <wp:docPr id="35" name="Attu: запрос с низким сходством" descr="Attu: запрос с низким сходством"/>
             <wp:cNvGraphicFramePr>
               <a:graphicFrameLocks noChangeAspect="1"/>
             </wp:cNvGraphicFramePr>
@@ -15200,11 +15549,124 @@
               <a:graphicData uri="http://schemas.openxmlformats.org/drawingml/2006/picture">
                 <pic:pic>
                   <pic:nvPicPr>
-                    <pic:cNvPr id="40" name="Итог проверки доступа"/>
+                    <pic:cNvPr id="35" name="Attu: запрос с низким сходством"/>
                     <pic:cNvPicPr/>
                   </pic:nvPicPr>
                   <pic:blipFill>
-                    <a:blip r:embed="R2660c89512814f53" cstate="print"/>
+                    <a:blip r:embed="R1adcad93774945c4" cstate="print"/>
+                    <a:stretch>
+                      <a:fillRect/>
+                    </a:stretch>
+                  </pic:blipFill>
+                  <pic:spPr>
+                    <a:xfrm>
+                      <a:off x="0" y="0"/>
+                      <a:ext cx="5400000" cy="3780000"/>
+                    </a:xfrm>
+                    <a:prstGeom prst="rect">
+                      <a:avLst/>
+                    </a:prstGeom>
+                  </pic:spPr>
+                </pic:pic>
+              </a:graphicData>
+            </a:graphic>
+          </wp:inline>
+        </w:drawing>
+      </w:r>
+    </w:p>
+    <w:p>
+      <w:pPr>
+        <w:jc w:val="center"/>
+      </w:pPr>
+      <w:r>
+        <w:rPr>
+          <w:i/>
+          <w:sz w:val="20"/>
+        </w:rPr>
+        <w:t xml:space="preserve">Attu: запрос с низким сходством</w:t>
+      </w:r>
+    </w:p>
+    <w:p>
+      <w:pPr/>
+      <w:r>
+        <w:drawing>
+          <wp:inline distT="0" distB="0" distL="0" distR="0">
+            <wp:extent cx="5400000" cy="6048000"/>
+            <wp:effectExtent l="0" t="0" r="0" b="0"/>
+            <wp:docPr id="36" name="Вывод скрипта по 3.4.1–3.4.3" descr="Вывод скрипта по 3.4.1–3.4.3"/>
+            <wp:cNvGraphicFramePr>
+              <a:graphicFrameLocks noChangeAspect="1"/>
+            </wp:cNvGraphicFramePr>
+            <a:graphic>
+              <a:graphicData uri="http://schemas.openxmlformats.org/drawingml/2006/picture">
+                <pic:pic>
+                  <pic:nvPicPr>
+                    <pic:cNvPr id="36" name="Вывод скрипта по 3.4.1–3.4.3"/>
+                    <pic:cNvPicPr/>
+                  </pic:nvPicPr>
+                  <pic:blipFill>
+                    <a:blip r:embed="Rd2df874d930441b8" cstate="print"/>
+                    <a:stretch>
+                      <a:fillRect/>
+                    </a:stretch>
+                  </pic:blipFill>
+                  <pic:spPr>
+                    <a:xfrm>
+                      <a:off x="0" y="0"/>
+                      <a:ext cx="5400000" cy="6048000"/>
+                    </a:xfrm>
+                    <a:prstGeom prst="rect">
+                      <a:avLst/>
+                    </a:prstGeom>
+                  </pic:spPr>
+                </pic:pic>
+              </a:graphicData>
+            </a:graphic>
+          </wp:inline>
+        </w:drawing>
+      </w:r>
+    </w:p>
+    <w:p>
+      <w:pPr>
+        <w:jc w:val="center"/>
+      </w:pPr>
+      <w:r>
+        <w:rPr>
+          <w:i/>
+          <w:sz w:val="20"/>
+        </w:rPr>
+        <w:t xml:space="preserve">Вывод скрипта по 3.4.1–3.4.3</w:t>
+      </w:r>
+    </w:p>
+    <w:p>
+      <w:pPr>
+        <w:pStyle w:val="Heading2"/>
+      </w:pPr>
+      <w:r>
+        <w:rPr/>
+        <w:t xml:space="preserve">3.5. Управление доступом и ресурсами</w:t>
+      </w:r>
+    </w:p>
+    <w:p>
+      <w:pPr/>
+      <w:r>
+        <w:drawing>
+          <wp:inline distT="0" distB="0" distL="0" distR="0">
+            <wp:extent cx="5400000" cy="6728400"/>
+            <wp:effectExtent l="0" t="0" r="0" b="0"/>
+            <wp:docPr id="37" name="Проверка разграничения доступа реальными данными" descr="Проверка разграничения доступа реальными данными"/>
+            <wp:cNvGraphicFramePr>
+              <a:graphicFrameLocks noChangeAspect="1"/>
+            </wp:cNvGraphicFramePr>
+            <a:graphic>
+              <a:graphicData uri="http://schemas.openxmlformats.org/drawingml/2006/picture">
+                <pic:pic>
+                  <pic:nvPicPr>
+                    <pic:cNvPr id="37" name="Проверка разграничения доступа реальными данными"/>
+                    <pic:cNvPicPr/>
+                  </pic:nvPicPr>
+                  <pic:blipFill>
+                    <a:blip r:embed="R26510e4911a94ade" cstate="print"/>
                     <a:stretch>
                       <a:fillRect/>
                     </a:stretch>
@@ -16483,8 +16945,41 @@
     <w:p>
       <w:pPr/>
       <w:r>
-        <w:rPr/>
-        <w:t xml:space="preserve">FIGMARK::S06_users.png</w:t>
+        <w:drawing>
+          <wp:inline distT="0" distB="0" distL="0" distR="0">
+            <wp:extent cx="5400000" cy="3780000"/>
+            <wp:effectExtent l="0" t="0" r="0" b="0"/>
+            <wp:docPr id="38" name="Attu: пользователи и их роли" descr="Attu: пользователи и их роли"/>
+            <wp:cNvGraphicFramePr>
+              <a:graphicFrameLocks noChangeAspect="1"/>
+            </wp:cNvGraphicFramePr>
+            <a:graphic>
+              <a:graphicData uri="http://schemas.openxmlformats.org/drawingml/2006/picture">
+                <pic:pic>
+                  <pic:nvPicPr>
+                    <pic:cNvPr id="38" name="Attu: пользователи и их роли"/>
+                    <pic:cNvPicPr/>
+                  </pic:nvPicPr>
+                  <pic:blipFill>
+                    <a:blip r:embed="R97fe912f2f9740b2" cstate="print"/>
+                    <a:stretch>
+                      <a:fillRect/>
+                    </a:stretch>
+                  </pic:blipFill>
+                  <pic:spPr>
+                    <a:xfrm>
+                      <a:off x="0" y="0"/>
+                      <a:ext cx="5400000" cy="3780000"/>
+                    </a:xfrm>
+                    <a:prstGeom prst="rect">
+                      <a:avLst/>
+                    </a:prstGeom>
+                  </pic:spPr>
+                </pic:pic>
+              </a:graphicData>
+            </a:graphic>
+          </wp:inline>
+        </w:drawing>
       </w:r>
     </w:p>
     <w:p>
@@ -16502,8 +16997,41 @@
     <w:p>
       <w:pPr/>
       <w:r>
-        <w:rPr/>
-        <w:t xml:space="preserve">FIGMARK::S07_roles.png</w:t>
+        <w:drawing>
+          <wp:inline distT="0" distB="0" distL="0" distR="0">
+            <wp:extent cx="5400000" cy="3780000"/>
+            <wp:effectExtent l="0" t="0" r="0" b="0"/>
+            <wp:docPr id="39" name="Attu: роли (analyst +7 прав, viewer +2)" descr="Attu: роли (analyst +7 прав, viewer +2)"/>
+            <wp:cNvGraphicFramePr>
+              <a:graphicFrameLocks noChangeAspect="1"/>
+            </wp:cNvGraphicFramePr>
+            <a:graphic>
+              <a:graphicData uri="http://schemas.openxmlformats.org/drawingml/2006/picture">
+                <pic:pic>
+                  <pic:nvPicPr>
+                    <pic:cNvPr id="39" name="Attu: роли (analyst +7 прав, viewer +2)"/>
+                    <pic:cNvPicPr/>
+                  </pic:nvPicPr>
+                  <pic:blipFill>
+                    <a:blip r:embed="Re7ac6dcb6f9b4714" cstate="print"/>
+                    <a:stretch>
+                      <a:fillRect/>
+                    </a:stretch>
+                  </pic:blipFill>
+                  <pic:spPr>
+                    <a:xfrm>
+                      <a:off x="0" y="0"/>
+                      <a:ext cx="5400000" cy="3780000"/>
+                    </a:xfrm>
+                    <a:prstGeom prst="rect">
+                      <a:avLst/>
+                    </a:prstGeom>
+                  </pic:spPr>
+                </pic:pic>
+              </a:graphicData>
+            </a:graphic>
+          </wp:inline>
+        </w:drawing>
       </w:r>
     </w:p>
     <w:p>
@@ -18545,933 +19073,11 @@
     <w:p>
       <w:pPr/>
       <w:r>
-        <w:rPr/>
-        <w:t xml:space="preserve">FIGMARK::S23_rbac_verification.png</w:t>
-      </w:r>
-    </w:p>
-    <w:p>
-      <w:pPr>
-        <w:jc w:val="center"/>
-      </w:pPr>
-      <w:r>
-        <w:rPr>
-          <w:i/>
-          <w:sz w:val="20"/>
-        </w:rPr>
-        <w:t xml:space="preserve">Итог проверки доступа</w:t>
-      </w:r>
-    </w:p>
-    <w:p>
-      <w:pPr>
-        <w:pStyle w:val="Heading3"/>
-      </w:pPr>
-      <w:r>
-        <w:rPr/>
-        <w:t xml:space="preserve">3.5.3. Создание ресурсных групп</w:t>
-      </w:r>
-    </w:p>
-    <w:p>
-      <w:pPr/>
-      <w:r>
-        <w:rPr>
-          <w:rFonts w:ascii="Consolas" w:hAnsi="Consolas" w:eastAsia="Consolas"/>
-          <w:sz w:val="16"/>
-        </w:rPr>
-        <w:t xml:space="preserve"># Создание ресурсной группы</w:t>
-      </w:r>
-    </w:p>
-    <w:p>
-      <w:pPr/>
-      <w:r>
-        <w:rPr>
-          <w:rFonts w:ascii="Consolas" w:hAnsi="Consolas" w:eastAsia="Consolas"/>
-          <w:sz w:val="16"/>
-        </w:rPr>
-        <w:t xml:space="preserve">admin_client.create_resource_group(name="rg_low_priority")</w:t>
-      </w:r>
-    </w:p>
-    <w:p>
-      <w:pPr/>
-      <w:r>
-        <w:rPr>
-          <w:rFonts w:ascii="Consolas" w:hAnsi="Consolas" w:eastAsia="Consolas"/>
-          <w:sz w:val="16"/>
-        </w:rPr>
-        <w:t xml:space="preserve">#  выполняется</w:t>
-      </w:r>
-    </w:p>
-    <w:p>
-      <w:pPr/>
-      <w:r>
-        <w:rPr>
-          <w:rFonts w:ascii="Consolas" w:hAnsi="Consolas" w:eastAsia="Consolas"/>
-          <w:sz w:val="16"/>
-        </w:rPr>
-        <w:t xml:space="preserve"/>
-      </w:r>
-    </w:p>
-    <w:p>
-      <w:pPr/>
-      <w:r>
-        <w:rPr>
-          <w:rFonts w:ascii="Consolas" w:hAnsi="Consolas" w:eastAsia="Consolas"/>
-          <w:sz w:val="16"/>
-        </w:rPr>
-        <w:t xml:space="preserve"># Передача одного query-узла из default в новую группу</w:t>
-      </w:r>
-    </w:p>
-    <w:p>
-      <w:pPr/>
-      <w:r>
-        <w:rPr>
-          <w:rFonts w:ascii="Consolas" w:hAnsi="Consolas" w:eastAsia="Consolas"/>
-          <w:sz w:val="16"/>
-        </w:rPr>
-        <w:t xml:space="preserve">admin_client.transfer_node(</w:t>
-      </w:r>
-    </w:p>
-    <w:p>
-      <w:pPr/>
-      <w:r>
-        <w:rPr>
-          <w:rFonts w:ascii="Consolas" w:hAnsi="Consolas" w:eastAsia="Consolas"/>
-          <w:sz w:val="16"/>
-        </w:rPr>
-        <w:t xml:space="preserve">    source_group="__default_resource_group",</w:t>
-      </w:r>
-    </w:p>
-    <w:p>
-      <w:pPr/>
-      <w:r>
-        <w:rPr>
-          <w:rFonts w:ascii="Consolas" w:hAnsi="Consolas" w:eastAsia="Consolas"/>
-          <w:sz w:val="16"/>
-        </w:rPr>
-        <w:t xml:space="preserve">    target_group="rg_low_priority",</w:t>
-      </w:r>
-    </w:p>
-    <w:p>
-      <w:pPr/>
-      <w:r>
-        <w:rPr>
-          <w:rFonts w:ascii="Consolas" w:hAnsi="Consolas" w:eastAsia="Consolas"/>
-          <w:sz w:val="16"/>
-        </w:rPr>
-        <w:t xml:space="preserve">    num_nodes=1</w:t>
-      </w:r>
-    </w:p>
-    <w:p>
-      <w:pPr/>
-      <w:r>
-        <w:rPr>
-          <w:rFonts w:ascii="Consolas" w:hAnsi="Consolas" w:eastAsia="Consolas"/>
-          <w:sz w:val="16"/>
-        </w:rPr>
-        <w:t xml:space="preserve">)</w:t>
-      </w:r>
-    </w:p>
-    <w:p>
-      <w:pPr/>
-      <w:r>
-        <w:rPr>
-          <w:rFonts w:ascii="Consolas" w:hAnsi="Consolas" w:eastAsia="Consolas"/>
-          <w:sz w:val="16"/>
-        </w:rPr>
-        <w:t xml:space="preserve">#  НЕ выполняется: AttributeError: 'MilvusClient' object has no attribute 'transfer_node'</w:t>
-      </w:r>
-    </w:p>
-    <w:p>
-      <w:pPr/>
-      <w:r>
-        <w:rPr>
-          <w:rFonts w:ascii="Consolas" w:hAnsi="Consolas" w:eastAsia="Consolas"/>
-          <w:sz w:val="16"/>
-        </w:rPr>
-        <w:t xml:space="preserve"/>
-      </w:r>
-    </w:p>
-    <w:p>
-      <w:pPr/>
-      <w:r>
-        <w:rPr>
-          <w:rFonts w:ascii="Consolas" w:hAnsi="Consolas" w:eastAsia="Consolas"/>
-          <w:sz w:val="16"/>
-        </w:rPr>
-        <w:t xml:space="preserve"># Привязка пользователя к ресурсной группе</w:t>
-      </w:r>
-    </w:p>
-    <w:p>
-      <w:pPr/>
-      <w:r>
-        <w:rPr>
-          <w:rFonts w:ascii="Consolas" w:hAnsi="Consolas" w:eastAsia="Consolas"/>
-          <w:sz w:val="16"/>
-        </w:rPr>
-        <w:t xml:space="preserve">admin_client.update_user(</w:t>
-      </w:r>
-    </w:p>
-    <w:p>
-      <w:pPr/>
-      <w:r>
-        <w:rPr>
-          <w:rFonts w:ascii="Consolas" w:hAnsi="Consolas" w:eastAsia="Consolas"/>
-          <w:sz w:val="16"/>
-        </w:rPr>
-        <w:t xml:space="preserve">    user_name="viewer_user",</w:t>
-      </w:r>
-    </w:p>
-    <w:p>
-      <w:pPr/>
-      <w:r>
-        <w:rPr>
-          <w:rFonts w:ascii="Consolas" w:hAnsi="Consolas" w:eastAsia="Consolas"/>
-          <w:sz w:val="16"/>
-        </w:rPr>
-        <w:t xml:space="preserve">    resource_groups=["rg_low_priority"]</w:t>
-      </w:r>
-    </w:p>
-    <w:p>
-      <w:pPr/>
-      <w:r>
-        <w:rPr>
-          <w:rFonts w:ascii="Consolas" w:hAnsi="Consolas" w:eastAsia="Consolas"/>
-          <w:sz w:val="16"/>
-        </w:rPr>
-        <w:t xml:space="preserve">)</w:t>
-      </w:r>
-    </w:p>
-    <w:p>
-      <w:pPr/>
-      <w:r>
-        <w:rPr>
-          <w:rFonts w:ascii="Consolas" w:hAnsi="Consolas" w:eastAsia="Consolas"/>
-          <w:sz w:val="16"/>
-        </w:rPr>
-        <w:t xml:space="preserve">#  НЕ выполняется: TypeError: MilvusClient.update_user() missing 1 required positional</w:t>
-      </w:r>
-    </w:p>
-    <w:p>
-      <w:pPr/>
-      <w:r>
-        <w:rPr>
-          <w:rFonts w:ascii="Consolas" w:hAnsi="Consolas" w:eastAsia="Consolas"/>
-          <w:sz w:val="16"/>
-        </w:rPr>
-        <w:t xml:space="preserve"># argument: 'description'; и даже с description ресурсная группа к пользователю не привязывается</w:t>
-      </w:r>
-    </w:p>
-    <w:p>
-      <w:pPr/>
-      <w:r>
-        <w:rPr>
-          <w:rFonts w:ascii="Consolas" w:hAnsi="Consolas" w:eastAsia="Consolas"/>
-          <w:sz w:val="16"/>
-        </w:rPr>
-        <w:t xml:space="preserve"/>
-      </w:r>
-    </w:p>
-    <w:p>
-      <w:pPr/>
-      <w:r>
-        <w:rPr>
-          <w:rFonts w:ascii="Consolas" w:hAnsi="Consolas" w:eastAsia="Consolas"/>
-          <w:sz w:val="16"/>
-        </w:rPr>
-        <w:t xml:space="preserve"># Проверка привязки</w:t>
-      </w:r>
-    </w:p>
-    <w:p>
-      <w:pPr/>
-      <w:r>
-        <w:rPr>
-          <w:rFonts w:ascii="Consolas" w:hAnsi="Consolas" w:eastAsia="Consolas"/>
-          <w:sz w:val="16"/>
-        </w:rPr>
-        <w:t xml:space="preserve">info = admin_client.describe_user(user_name="viewer_user")</w:t>
-      </w:r>
-    </w:p>
-    <w:p>
-      <w:pPr/>
-      <w:r>
-        <w:rPr>
-          <w:rFonts w:ascii="Consolas" w:hAnsi="Consolas" w:eastAsia="Consolas"/>
-          <w:sz w:val="16"/>
-        </w:rPr>
-        <w:t xml:space="preserve">print(info)</w:t>
-      </w:r>
-    </w:p>
-    <w:p>
-      <w:pPr/>
-      <w:r>
-        <w:rPr>
-          <w:rFonts w:ascii="Consolas" w:hAnsi="Consolas" w:eastAsia="Consolas"/>
-          <w:sz w:val="16"/>
-        </w:rPr>
-        <w:t xml:space="preserve">#  Возвращает {} или список ролей без ресурсных групп</w:t>
-      </w:r>
-    </w:p>
-    <w:p>
-      <w:pPr/>
-      <w:r>
-        <w:rPr>
-          <w:rFonts w:ascii="Consolas" w:hAnsi="Consolas" w:eastAsia="Consolas"/>
-          <w:sz w:val="16"/>
-        </w:rPr>
-        <w:t xml:space="preserve"/>
-      </w:r>
-    </w:p>
-    <w:p>
-      <w:pPr/>
-      <w:r>
-        <w:rPr>
-          <w:rFonts w:ascii="Consolas" w:hAnsi="Consolas" w:eastAsia="Consolas"/>
-          <w:sz w:val="16"/>
-        </w:rPr>
-        <w:t xml:space="preserve">  (итог): раздел написан под API, которого нет. Дополнительно: перенос единственного query-узла в новую группу опустошает __default_resource_group, после чего новые коллекции не загружаются:</w:t>
-      </w:r>
-    </w:p>
-    <w:p>
-      <w:pPr/>
-      <w:r>
-        <w:rPr>
-          <w:rFonts w:ascii="Consolas" w:hAnsi="Consolas" w:eastAsia="Consolas"/>
-          <w:sz w:val="16"/>
-        </w:rPr>
-        <w:t xml:space="preserve"/>
-      </w:r>
-    </w:p>
-    <w:p>
-      <w:pPr/>
-      <w:r>
-        <w:rPr>
-          <w:rFonts w:ascii="Consolas" w:hAnsi="Consolas" w:eastAsia="Consolas"/>
-          <w:sz w:val="16"/>
-        </w:rPr>
-        <w:t xml:space="preserve">    MilvusException: (code=304, message=call query coordinator LoadCollection:</w:t>
-      </w:r>
-    </w:p>
-    <w:p>
-      <w:pPr/>
-      <w:r>
-        <w:rPr>
-          <w:rFonts w:ascii="Consolas" w:hAnsi="Consolas" w:eastAsia="Consolas"/>
-          <w:sz w:val="16"/>
-        </w:rPr>
-        <w:t xml:space="preserve">    resource group node not enough[rg=__default_resource_group][currentNodeNum=0][expectedNodeNum=1])</w:t>
-      </w:r>
-    </w:p>
-    <w:p>
-      <w:pPr/>
-      <w:r>
-        <w:rPr>
-          <w:rFonts w:ascii="Consolas" w:hAnsi="Consolas" w:eastAsia="Consolas"/>
-          <w:sz w:val="16"/>
-        </w:rPr>
-        <w:t xml:space="preserve"/>
-      </w:r>
-    </w:p>
-    <w:p>
-      <w:pPr/>
-      <w:r>
-        <w:rPr>
-          <w:rFonts w:ascii="Consolas" w:hAnsi="Consolas" w:eastAsia="Consolas"/>
-          <w:sz w:val="16"/>
-        </w:rPr>
-        <w:t xml:space="preserve">  — ресурсная группа привязывается к КОЛЛЕКЦИИ (или к базе), а не к пользователю; на Standalone узлы не переносятся:</w:t>
-      </w:r>
-    </w:p>
-    <w:p>
-      <w:pPr/>
-      <w:r>
-        <w:rPr>
-          <w:rFonts w:ascii="Consolas" w:hAnsi="Consolas" w:eastAsia="Consolas"/>
-          <w:sz w:val="16"/>
-        </w:rPr>
-        <w:t xml:space="preserve"/>
-      </w:r>
-    </w:p>
-    <w:p>
-      <w:pPr/>
-      <w:r>
-        <w:rPr>
-          <w:rFonts w:ascii="Consolas" w:hAnsi="Consolas" w:eastAsia="Consolas"/>
-          <w:sz w:val="16"/>
-        </w:rPr>
-        <w:t xml:space="preserve">    from pymilvus.client.types import ResourceGroupConfig</w:t>
-      </w:r>
-    </w:p>
-    <w:p>
-      <w:pPr/>
-      <w:r>
-        <w:rPr>
-          <w:rFonts w:ascii="Consolas" w:hAnsi="Consolas" w:eastAsia="Consolas"/>
-          <w:sz w:val="16"/>
-        </w:rPr>
-        <w:t xml:space="preserve"/>
-      </w:r>
-    </w:p>
-    <w:p>
-      <w:pPr/>
-      <w:r>
-        <w:rPr>
-          <w:rFonts w:ascii="Consolas" w:hAnsi="Consolas" w:eastAsia="Consolas"/>
-          <w:sz w:val="16"/>
-        </w:rPr>
-        <w:t xml:space="preserve">    # 1) создать группы</w:t>
-      </w:r>
-    </w:p>
-    <w:p>
-      <w:pPr/>
-      <w:r>
-        <w:rPr>
-          <w:rFonts w:ascii="Consolas" w:hAnsi="Consolas" w:eastAsia="Consolas"/>
-          <w:sz w:val="16"/>
-        </w:rPr>
-        <w:t xml:space="preserve">    admin_client.create_resource_group(name="rg_high_priority")</w:t>
-      </w:r>
-    </w:p>
-    <w:p>
-      <w:pPr/>
-      <w:r>
-        <w:rPr>
-          <w:rFonts w:ascii="Consolas" w:hAnsi="Consolas" w:eastAsia="Consolas"/>
-          <w:sz w:val="16"/>
-        </w:rPr>
-        <w:t xml:space="preserve">    admin_client.create_resource_group(name="rg_low_priority")</w:t>
-      </w:r>
-    </w:p>
-    <w:p>
-      <w:pPr/>
-      <w:r>
-        <w:rPr>
-          <w:rFonts w:ascii="Consolas" w:hAnsi="Consolas" w:eastAsia="Consolas"/>
-          <w:sz w:val="16"/>
-        </w:rPr>
-        <w:t xml:space="preserve"/>
-      </w:r>
-    </w:p>
-    <w:p>
-      <w:pPr/>
-      <w:r>
-        <w:rPr>
-          <w:rFonts w:ascii="Consolas" w:hAnsi="Consolas" w:eastAsia="Consolas"/>
-          <w:sz w:val="16"/>
-        </w:rPr>
-        <w:t xml:space="preserve">    # 2) задать лимиты (без переноса узлов: на Standalone узел один)</w:t>
-      </w:r>
-    </w:p>
-    <w:p>
-      <w:pPr/>
-      <w:r>
-        <w:rPr>
-          <w:rFonts w:ascii="Consolas" w:hAnsi="Consolas" w:eastAsia="Consolas"/>
-          <w:sz w:val="16"/>
-        </w:rPr>
-        <w:t xml:space="preserve">    admin_client.update_resource_groups({</w:t>
-      </w:r>
-    </w:p>
-    <w:p>
-      <w:pPr/>
-      <w:r>
-        <w:rPr>
-          <w:rFonts w:ascii="Consolas" w:hAnsi="Consolas" w:eastAsia="Consolas"/>
-          <w:sz w:val="16"/>
-        </w:rPr>
-        <w:t xml:space="preserve">        "rg_high_priority": ResourceGroupConfig(</w:t>
-      </w:r>
-    </w:p>
-    <w:p>
-      <w:pPr/>
-      <w:r>
-        <w:rPr>
-          <w:rFonts w:ascii="Consolas" w:hAnsi="Consolas" w:eastAsia="Consolas"/>
-          <w:sz w:val="16"/>
-        </w:rPr>
-        <w:t xml:space="preserve">            requests={"node_num": 1}, limits={"node_num": 5},</w:t>
-      </w:r>
-    </w:p>
-    <w:p>
-      <w:pPr/>
-      <w:r>
-        <w:rPr>
-          <w:rFonts w:ascii="Consolas" w:hAnsi="Consolas" w:eastAsia="Consolas"/>
-          <w:sz w:val="16"/>
-        </w:rPr>
-        <w:t xml:space="preserve">            transfer_from=[{"resource_group": "__default_resource_group"}],</w:t>
-      </w:r>
-    </w:p>
-    <w:p>
-      <w:pPr/>
-      <w:r>
-        <w:rPr>
-          <w:rFonts w:ascii="Consolas" w:hAnsi="Consolas" w:eastAsia="Consolas"/>
-          <w:sz w:val="16"/>
-        </w:rPr>
-        <w:t xml:space="preserve">            transfer_to=[{"resource_group": "__default_resource_group"}]),</w:t>
-      </w:r>
-    </w:p>
-    <w:p>
-      <w:pPr/>
-      <w:r>
-        <w:rPr>
-          <w:rFonts w:ascii="Consolas" w:hAnsi="Consolas" w:eastAsia="Consolas"/>
-          <w:sz w:val="16"/>
-        </w:rPr>
-        <w:t xml:space="preserve">        "rg_low_priority": ResourceGroupConfig(</w:t>
-      </w:r>
-    </w:p>
-    <w:p>
-      <w:pPr/>
-      <w:r>
-        <w:rPr>
-          <w:rFonts w:ascii="Consolas" w:hAnsi="Consolas" w:eastAsia="Consolas"/>
-          <w:sz w:val="16"/>
-        </w:rPr>
-        <w:t xml:space="preserve">            requests={"node_num": 1}, limits={"node_num": 2},</w:t>
-      </w:r>
-    </w:p>
-    <w:p>
-      <w:pPr/>
-      <w:r>
-        <w:rPr>
-          <w:rFonts w:ascii="Consolas" w:hAnsi="Consolas" w:eastAsia="Consolas"/>
-          <w:sz w:val="16"/>
-        </w:rPr>
-        <w:t xml:space="preserve">            transfer_from=[{"resource_group": "__default_resource_group"}],</w:t>
-      </w:r>
-    </w:p>
-    <w:p>
-      <w:pPr/>
-      <w:r>
-        <w:rPr>
-          <w:rFonts w:ascii="Consolas" w:hAnsi="Consolas" w:eastAsia="Consolas"/>
-          <w:sz w:val="16"/>
-        </w:rPr>
-        <w:t xml:space="preserve">            transfer_to=[{"resource_group": "__default_resource_group"}]),</w:t>
-      </w:r>
-    </w:p>
-    <w:p>
-      <w:pPr/>
-      <w:r>
-        <w:rPr>
-          <w:rFonts w:ascii="Consolas" w:hAnsi="Consolas" w:eastAsia="Consolas"/>
-          <w:sz w:val="16"/>
-        </w:rPr>
-        <w:t xml:space="preserve">    })</w:t>
-      </w:r>
-    </w:p>
-    <w:p>
-      <w:pPr/>
-      <w:r>
-        <w:rPr>
-          <w:rFonts w:ascii="Consolas" w:hAnsi="Consolas" w:eastAsia="Consolas"/>
-          <w:sz w:val="16"/>
-        </w:rPr>
-        <w:t xml:space="preserve"/>
-      </w:r>
-    </w:p>
-    <w:p>
-      <w:pPr/>
-      <w:r>
-        <w:rPr>
-          <w:rFonts w:ascii="Consolas" w:hAnsi="Consolas" w:eastAsia="Consolas"/>
-          <w:sz w:val="16"/>
-        </w:rPr>
-        <w:t xml:space="preserve">    # 3) привязать группу к коллекции</w:t>
-      </w:r>
-    </w:p>
-    <w:p>
-      <w:pPr/>
-      <w:r>
-        <w:rPr>
-          <w:rFonts w:ascii="Consolas" w:hAnsi="Consolas" w:eastAsia="Consolas"/>
-          <w:sz w:val="16"/>
-        </w:rPr>
-        <w:t xml:space="preserve">    admin_client.alter_collection_properties(</w:t>
-      </w:r>
-    </w:p>
-    <w:p>
-      <w:pPr/>
-      <w:r>
-        <w:rPr>
-          <w:rFonts w:ascii="Consolas" w:hAnsi="Consolas" w:eastAsia="Consolas"/>
-          <w:sz w:val="16"/>
-        </w:rPr>
-        <w:t xml:space="preserve">        collection_name="Transactions",</w:t>
-      </w:r>
-    </w:p>
-    <w:p>
-      <w:pPr/>
-      <w:r>
-        <w:rPr>
-          <w:rFonts w:ascii="Consolas" w:hAnsi="Consolas" w:eastAsia="Consolas"/>
-          <w:sz w:val="16"/>
-        </w:rPr>
-        <w:t xml:space="preserve">        properties={"collection.resource_groups": "rg_high_priority"})</w:t>
-      </w:r>
-    </w:p>
-    <w:p>
-      <w:pPr/>
-      <w:r>
-        <w:rPr>
-          <w:rFonts w:ascii="Consolas" w:hAnsi="Consolas" w:eastAsia="Consolas"/>
-          <w:sz w:val="16"/>
-        </w:rPr>
-        <w:t xml:space="preserve">    admin_client.alter_collection_properties(</w:t>
-      </w:r>
-    </w:p>
-    <w:p>
-      <w:pPr/>
-      <w:r>
-        <w:rPr>
-          <w:rFonts w:ascii="Consolas" w:hAnsi="Consolas" w:eastAsia="Consolas"/>
-          <w:sz w:val="16"/>
-        </w:rPr>
-        <w:t xml:space="preserve">        collection_name="BankingProducts",</w:t>
-      </w:r>
-    </w:p>
-    <w:p>
-      <w:pPr/>
-      <w:r>
-        <w:rPr>
-          <w:rFonts w:ascii="Consolas" w:hAnsi="Consolas" w:eastAsia="Consolas"/>
-          <w:sz w:val="16"/>
-        </w:rPr>
-        <w:t xml:space="preserve">        properties={"collection.resource_groups": "rg_low_priority"})</w:t>
-      </w:r>
-    </w:p>
-    <w:p>
-      <w:pPr/>
-      <w:r>
-        <w:rPr>
-          <w:rFonts w:ascii="Consolas" w:hAnsi="Consolas" w:eastAsia="Consolas"/>
-          <w:sz w:val="16"/>
-        </w:rPr>
-        <w:t xml:space="preserve"/>
-      </w:r>
-    </w:p>
-    <w:p>
-      <w:pPr/>
-      <w:r>
-        <w:rPr>
-          <w:rFonts w:ascii="Consolas" w:hAnsi="Consolas" w:eastAsia="Consolas"/>
-          <w:sz w:val="16"/>
-        </w:rPr>
-        <w:t xml:space="preserve">    # 4) проверка</w:t>
-      </w:r>
-    </w:p>
-    <w:p>
-      <w:pPr/>
-      <w:r>
-        <w:rPr>
-          <w:rFonts w:ascii="Consolas" w:hAnsi="Consolas" w:eastAsia="Consolas"/>
-          <w:sz w:val="16"/>
-        </w:rPr>
-        <w:t xml:space="preserve">    for rg in ("rg_high_priority", "rg_low_priority"):</w:t>
-      </w:r>
-    </w:p>
-    <w:p>
-      <w:pPr/>
-      <w:r>
-        <w:rPr>
-          <w:rFonts w:ascii="Consolas" w:hAnsi="Consolas" w:eastAsia="Consolas"/>
-          <w:sz w:val="16"/>
-        </w:rPr>
-        <w:t xml:space="preserve">        print(admin_client.describe_resource_group(name=rg))</w:t>
-      </w:r>
-    </w:p>
-    <w:p>
-      <w:pPr/>
-      <w:r>
-        <w:rPr>
-          <w:rFonts w:ascii="Consolas" w:hAnsi="Consolas" w:eastAsia="Consolas"/>
-          <w:sz w:val="16"/>
-        </w:rPr>
-        <w:t xml:space="preserve"/>
-      </w:r>
-    </w:p>
-    <w:p>
-      <w:pPr/>
-      <w:r>
-        <w:rPr>
-          <w:rFonts w:ascii="Consolas" w:hAnsi="Consolas" w:eastAsia="Consolas"/>
-          <w:sz w:val="16"/>
-        </w:rPr>
-        <w:t xml:space="preserve">Откат (если узлы всё-таки переносились): вернуть узел можно только парой requests=0 И limits=0, затем удалить группу (вариант «только limits=0» Milvus отвергает: «requests or limits is required»):</w:t>
-      </w:r>
-    </w:p>
-    <w:p>
-      <w:pPr/>
-      <w:r>
-        <w:rPr>
-          <w:rFonts w:ascii="Consolas" w:hAnsi="Consolas" w:eastAsia="Consolas"/>
-          <w:sz w:val="16"/>
-        </w:rPr>
-        <w:t xml:space="preserve"/>
-      </w:r>
-    </w:p>
-    <w:p>
-      <w:pPr/>
-      <w:r>
-        <w:rPr>
-          <w:rFonts w:ascii="Consolas" w:hAnsi="Consolas" w:eastAsia="Consolas"/>
-          <w:sz w:val="16"/>
-        </w:rPr>
-        <w:t xml:space="preserve">    admin_client.update_resource_groups({</w:t>
-      </w:r>
-    </w:p>
-    <w:p>
-      <w:pPr/>
-      <w:r>
-        <w:rPr>
-          <w:rFonts w:ascii="Consolas" w:hAnsi="Consolas" w:eastAsia="Consolas"/>
-          <w:sz w:val="16"/>
-        </w:rPr>
-        <w:t xml:space="preserve">        "rg_low_priority": ResourceGroupConfig(</w:t>
-      </w:r>
-    </w:p>
-    <w:p>
-      <w:pPr/>
-      <w:r>
-        <w:rPr>
-          <w:rFonts w:ascii="Consolas" w:hAnsi="Consolas" w:eastAsia="Consolas"/>
-          <w:sz w:val="16"/>
-        </w:rPr>
-        <w:t xml:space="preserve">            requests={"node_num": 0}, limits={"node_num": 0},</w:t>
-      </w:r>
-    </w:p>
-    <w:p>
-      <w:pPr/>
-      <w:r>
-        <w:rPr>
-          <w:rFonts w:ascii="Consolas" w:hAnsi="Consolas" w:eastAsia="Consolas"/>
-          <w:sz w:val="16"/>
-        </w:rPr>
-        <w:t xml:space="preserve">            transfer_from=[{"resource_group": "__default_resource_group"}],</w:t>
-      </w:r>
-    </w:p>
-    <w:p>
-      <w:pPr/>
-      <w:r>
-        <w:rPr>
-          <w:rFonts w:ascii="Consolas" w:hAnsi="Consolas" w:eastAsia="Consolas"/>
-          <w:sz w:val="16"/>
-        </w:rPr>
-        <w:t xml:space="preserve">            transfer_to=[{"resource_group": "__default_resource_group"}]),</w:t>
-      </w:r>
-    </w:p>
-    <w:p>
-      <w:pPr/>
-      <w:r>
-        <w:rPr>
-          <w:rFonts w:ascii="Consolas" w:hAnsi="Consolas" w:eastAsia="Consolas"/>
-          <w:sz w:val="16"/>
-        </w:rPr>
-        <w:t xml:space="preserve">    })</w:t>
-      </w:r>
-    </w:p>
-    <w:p>
-      <w:pPr/>
-      <w:r>
-        <w:rPr>
-          <w:rFonts w:ascii="Consolas" w:hAnsi="Consolas" w:eastAsia="Consolas"/>
-          <w:sz w:val="16"/>
-        </w:rPr>
-        <w:t xml:space="preserve">    admin_client.drop_resource_group(name="rg_low_priority")</w:t>
-      </w:r>
-    </w:p>
-    <w:p>
-      <w:pPr/>
-      <w:r>
-        <w:rPr>
-          <w:rFonts w:ascii="Consolas" w:hAnsi="Consolas" w:eastAsia="Consolas"/>
-          <w:sz w:val="16"/>
-        </w:rPr>
-        <w:t xml:space="preserve">    print(admin_client.describe_resource_group(name="__default_resource_group").num_available_node)</w:t>
-      </w:r>
-    </w:p>
-    <w:p>
-      <w:pPr/>
-      <w:r>
-        <w:rPr>
-          <w:rFonts w:ascii="Consolas" w:hAnsi="Consolas" w:eastAsia="Consolas"/>
-          <w:sz w:val="16"/>
-        </w:rPr>
-        <w:t xml:space="preserve"/>
-      </w:r>
-    </w:p>
-    <w:p>
-      <w:pPr/>
-      <w:r>
-        <w:rPr>
-          <w:rFonts w:ascii="Consolas" w:hAnsi="Consolas" w:eastAsia="Consolas"/>
-          <w:sz w:val="16"/>
-        </w:rPr>
-        <w:t xml:space="preserve">Все приведённые вызовы проверены на живом Milvus  (verify/probe_rbac_301.log, verify/restore_rg.log).</w:t>
-      </w:r>
-    </w:p>
-    <w:p>
-      <w:pPr>
-        <w:jc w:val="both"/>
-      </w:pPr>
-      <w:r>
-        <w:rPr/>
-        <w:t xml:space="preserve">Оговорка для Standalone. В режиме Standalone ресурсная группа фактически одна, поэтому эффект изоляции ограничен. Полноценная изоляция проявляется в Milvus Distributed.</w:t>
-      </w:r>
-    </w:p>
-    <w:p>
-      <w:pPr>
-        <w:jc w:val="both"/>
-      </w:pPr>
-      <w:r>
-        <w:rPr/>
-        <w:t xml:space="preserve">Проверка выполнения (ресурсные группы)</w:t>
-      </w:r>
-    </w:p>
-    <w:p>
-      <w:pPr/>
-      <w:r>
-        <w:rPr>
-          <w:rFonts w:ascii="Consolas" w:hAnsi="Consolas" w:eastAsia="Consolas"/>
-          <w:sz w:val="16"/>
-        </w:rPr>
-        <w:t xml:space="preserve">$ .venv\Scripts\python.exe report\steps\S14_resource_groups.py</w:t>
-      </w:r>
-    </w:p>
-    <w:p>
-      <w:pPr>
-        <w:jc w:val="both"/>
-      </w:pPr>
-      <w:r>
-        <w:rPr/>
-        <w:t xml:space="preserve">Скрипт: report/steps/S14_resource_groups.py</w:t>
-      </w:r>
-    </w:p>
-    <w:p>
-      <w:pPr>
-        <w:jc w:val="both"/>
-      </w:pPr>
-      <w:r>
-        <w:rPr/>
-        <w:t xml:space="preserve">Вывод: вывод</w:t>
-      </w:r>
-    </w:p>
-    <w:p>
-      <w:pPr/>
-      <w:r>
-        <w:rPr>
-          <w:rFonts w:ascii="Consolas" w:hAnsi="Consolas" w:eastAsia="Consolas"/>
-          <w:sz w:val="16"/>
-        </w:rPr>
-        <w:t xml:space="preserve">Ресурсные группы:</w:t>
-      </w:r>
-    </w:p>
-    <w:p>
-      <w:pPr/>
-      <w:r>
-        <w:rPr>
-          <w:rFonts w:ascii="Consolas" w:hAnsi="Consolas" w:eastAsia="Consolas"/>
-          <w:sz w:val="16"/>
-        </w:rPr>
-        <w:t xml:space="preserve">  __default_resource_group nodes=—</w:t>
-      </w:r>
-    </w:p>
-    <w:p>
-      <w:pPr/>
-      <w:r>
-        <w:rPr>
-          <w:rFonts w:ascii="Consolas" w:hAnsi="Consolas" w:eastAsia="Consolas"/>
-          <w:sz w:val="16"/>
-        </w:rPr>
-        <w:t xml:space="preserve">  rg_high_priority         nodes=—</w:t>
-      </w:r>
-    </w:p>
-    <w:p>
-      <w:pPr/>
-      <w:r>
-        <w:rPr>
-          <w:rFonts w:ascii="Consolas" w:hAnsi="Consolas" w:eastAsia="Consolas"/>
-          <w:sz w:val="16"/>
-        </w:rPr>
-        <w:t xml:space="preserve">  rg_low_priority          nodes=—</w:t>
-      </w:r>
-    </w:p>
-    <w:p>
-      <w:pPr/>
-      <w:r>
-        <w:rPr>
-          <w:rFonts w:ascii="Consolas" w:hAnsi="Consolas" w:eastAsia="Consolas"/>
-          <w:sz w:val="16"/>
-        </w:rPr>
-        <w:t xml:space="preserve"/>
-      </w:r>
-    </w:p>
-    <w:p>
-      <w:pPr/>
-      <w:r>
-        <w:rPr>
-          <w:rFonts w:ascii="Consolas" w:hAnsi="Consolas" w:eastAsia="Consolas"/>
-          <w:sz w:val="16"/>
-        </w:rPr>
-        <w:t xml:space="preserve">Привязка коллекций к группам (collection.resource_groups):</w:t>
-      </w:r>
-    </w:p>
-    <w:p>
-      <w:pPr/>
-      <w:r>
-        <w:rPr>
-          <w:rFonts w:ascii="Consolas" w:hAnsi="Consolas" w:eastAsia="Consolas"/>
-          <w:sz w:val="16"/>
-        </w:rPr>
-        <w:t xml:space="preserve">  Transactions       -&gt; rg_high_priority</w:t>
-      </w:r>
-    </w:p>
-    <w:p>
-      <w:pPr/>
-      <w:r>
-        <w:rPr>
-          <w:rFonts w:ascii="Consolas" w:hAnsi="Consolas" w:eastAsia="Consolas"/>
-          <w:sz w:val="16"/>
-        </w:rPr>
-        <w:t xml:space="preserve">  BankingProducts    -&gt; rg_low_priority</w:t>
-      </w:r>
-    </w:p>
-    <w:p>
-      <w:pPr/>
-      <w:r>
-        <w:rPr/>
-        <w:t xml:space="preserve">FIGMARK::S24_resource_groups.png</w:t>
-      </w:r>
-    </w:p>
-    <w:p>
-      <w:pPr>
-        <w:jc w:val="center"/>
-      </w:pPr>
-      <w:r>
-        <w:rPr>
-          <w:i/>
-          <w:sz w:val="20"/>
-        </w:rPr>
-        <w:t xml:space="preserve">Attu: ресурсные группы</w:t>
-      </w:r>
-    </w:p>
-    <w:p>
-      <w:pPr>
-        <w:pStyle w:val="Heading2"/>
-      </w:pPr>
-      <w:r>
-        <w:rPr/>
-        <w:t xml:space="preserve">3.6. Экспериментальное исследование</w:t>
-      </w:r>
-    </w:p>
-    <w:p>
-      <w:pPr/>
-      <w:r>
         <w:drawing>
           <wp:inline distT="0" distB="0" distL="0" distR="0">
-            <wp:extent cx="5400000" cy="6300000"/>
+            <wp:extent cx="5400000" cy="6728400"/>
             <wp:effectExtent l="0" t="0" r="0" b="0"/>
-            <wp:docPr id="43" name="Сводные таблицы экспериментов" descr="Сводные таблицы экспериментов"/>
+            <wp:docPr id="40" name="Итог проверки доступа" descr="Итог проверки доступа"/>
             <wp:cNvGraphicFramePr>
               <a:graphicFrameLocks noChangeAspect="1"/>
             </wp:cNvGraphicFramePr>
@@ -19479,11 +19085,999 @@
               <a:graphicData uri="http://schemas.openxmlformats.org/drawingml/2006/picture">
                 <pic:pic>
                   <pic:nvPicPr>
-                    <pic:cNvPr id="43" name="Сводные таблицы экспериментов"/>
+                    <pic:cNvPr id="40" name="Итог проверки доступа"/>
                     <pic:cNvPicPr/>
                   </pic:nvPicPr>
                   <pic:blipFill>
-                    <a:blip r:embed="Rf0aad3e0e4fc4de5" cstate="print"/>
+                    <a:blip r:embed="Reab6e5675af84401" cstate="print"/>
+                    <a:stretch>
+                      <a:fillRect/>
+                    </a:stretch>
+                  </pic:blipFill>
+                  <pic:spPr>
+                    <a:xfrm>
+                      <a:off x="0" y="0"/>
+                      <a:ext cx="5400000" cy="6728400"/>
+                    </a:xfrm>
+                    <a:prstGeom prst="rect">
+                      <a:avLst/>
+                    </a:prstGeom>
+                  </pic:spPr>
+                </pic:pic>
+              </a:graphicData>
+            </a:graphic>
+          </wp:inline>
+        </w:drawing>
+      </w:r>
+    </w:p>
+    <w:p>
+      <w:pPr>
+        <w:jc w:val="center"/>
+      </w:pPr>
+      <w:r>
+        <w:rPr>
+          <w:i/>
+          <w:sz w:val="20"/>
+        </w:rPr>
+        <w:t xml:space="preserve">Итог проверки доступа</w:t>
+      </w:r>
+    </w:p>
+    <w:p>
+      <w:pPr>
+        <w:pStyle w:val="Heading3"/>
+      </w:pPr>
+      <w:r>
+        <w:rPr/>
+        <w:t xml:space="preserve">3.5.3. Создание ресурсных групп</w:t>
+      </w:r>
+    </w:p>
+    <w:p>
+      <w:pPr/>
+      <w:r>
+        <w:rPr>
+          <w:rFonts w:ascii="Consolas" w:hAnsi="Consolas" w:eastAsia="Consolas"/>
+          <w:sz w:val="16"/>
+        </w:rPr>
+        <w:t xml:space="preserve"># Создание ресурсной группы</w:t>
+      </w:r>
+    </w:p>
+    <w:p>
+      <w:pPr/>
+      <w:r>
+        <w:rPr>
+          <w:rFonts w:ascii="Consolas" w:hAnsi="Consolas" w:eastAsia="Consolas"/>
+          <w:sz w:val="16"/>
+        </w:rPr>
+        <w:t xml:space="preserve">admin_client.create_resource_group(name="rg_low_priority")</w:t>
+      </w:r>
+    </w:p>
+    <w:p>
+      <w:pPr/>
+      <w:r>
+        <w:rPr>
+          <w:rFonts w:ascii="Consolas" w:hAnsi="Consolas" w:eastAsia="Consolas"/>
+          <w:sz w:val="16"/>
+        </w:rPr>
+        <w:t xml:space="preserve">#  выполняется</w:t>
+      </w:r>
+    </w:p>
+    <w:p>
+      <w:pPr/>
+      <w:r>
+        <w:rPr>
+          <w:rFonts w:ascii="Consolas" w:hAnsi="Consolas" w:eastAsia="Consolas"/>
+          <w:sz w:val="16"/>
+        </w:rPr>
+        <w:t xml:space="preserve"/>
+      </w:r>
+    </w:p>
+    <w:p>
+      <w:pPr/>
+      <w:r>
+        <w:rPr>
+          <w:rFonts w:ascii="Consolas" w:hAnsi="Consolas" w:eastAsia="Consolas"/>
+          <w:sz w:val="16"/>
+        </w:rPr>
+        <w:t xml:space="preserve"># Передача одного query-узла из default в новую группу</w:t>
+      </w:r>
+    </w:p>
+    <w:p>
+      <w:pPr/>
+      <w:r>
+        <w:rPr>
+          <w:rFonts w:ascii="Consolas" w:hAnsi="Consolas" w:eastAsia="Consolas"/>
+          <w:sz w:val="16"/>
+        </w:rPr>
+        <w:t xml:space="preserve">admin_client.transfer_node(</w:t>
+      </w:r>
+    </w:p>
+    <w:p>
+      <w:pPr/>
+      <w:r>
+        <w:rPr>
+          <w:rFonts w:ascii="Consolas" w:hAnsi="Consolas" w:eastAsia="Consolas"/>
+          <w:sz w:val="16"/>
+        </w:rPr>
+        <w:t xml:space="preserve">    source_group="__default_resource_group",</w:t>
+      </w:r>
+    </w:p>
+    <w:p>
+      <w:pPr/>
+      <w:r>
+        <w:rPr>
+          <w:rFonts w:ascii="Consolas" w:hAnsi="Consolas" w:eastAsia="Consolas"/>
+          <w:sz w:val="16"/>
+        </w:rPr>
+        <w:t xml:space="preserve">    target_group="rg_low_priority",</w:t>
+      </w:r>
+    </w:p>
+    <w:p>
+      <w:pPr/>
+      <w:r>
+        <w:rPr>
+          <w:rFonts w:ascii="Consolas" w:hAnsi="Consolas" w:eastAsia="Consolas"/>
+          <w:sz w:val="16"/>
+        </w:rPr>
+        <w:t xml:space="preserve">    num_nodes=1</w:t>
+      </w:r>
+    </w:p>
+    <w:p>
+      <w:pPr/>
+      <w:r>
+        <w:rPr>
+          <w:rFonts w:ascii="Consolas" w:hAnsi="Consolas" w:eastAsia="Consolas"/>
+          <w:sz w:val="16"/>
+        </w:rPr>
+        <w:t xml:space="preserve">)</w:t>
+      </w:r>
+    </w:p>
+    <w:p>
+      <w:pPr/>
+      <w:r>
+        <w:rPr>
+          <w:rFonts w:ascii="Consolas" w:hAnsi="Consolas" w:eastAsia="Consolas"/>
+          <w:sz w:val="16"/>
+        </w:rPr>
+        <w:t xml:space="preserve">#  НЕ выполняется: AttributeError: 'MilvusClient' object has no attribute 'transfer_node'</w:t>
+      </w:r>
+    </w:p>
+    <w:p>
+      <w:pPr/>
+      <w:r>
+        <w:rPr>
+          <w:rFonts w:ascii="Consolas" w:hAnsi="Consolas" w:eastAsia="Consolas"/>
+          <w:sz w:val="16"/>
+        </w:rPr>
+        <w:t xml:space="preserve"/>
+      </w:r>
+    </w:p>
+    <w:p>
+      <w:pPr/>
+      <w:r>
+        <w:rPr>
+          <w:rFonts w:ascii="Consolas" w:hAnsi="Consolas" w:eastAsia="Consolas"/>
+          <w:sz w:val="16"/>
+        </w:rPr>
+        <w:t xml:space="preserve"># Привязка пользователя к ресурсной группе</w:t>
+      </w:r>
+    </w:p>
+    <w:p>
+      <w:pPr/>
+      <w:r>
+        <w:rPr>
+          <w:rFonts w:ascii="Consolas" w:hAnsi="Consolas" w:eastAsia="Consolas"/>
+          <w:sz w:val="16"/>
+        </w:rPr>
+        <w:t xml:space="preserve">admin_client.update_user(</w:t>
+      </w:r>
+    </w:p>
+    <w:p>
+      <w:pPr/>
+      <w:r>
+        <w:rPr>
+          <w:rFonts w:ascii="Consolas" w:hAnsi="Consolas" w:eastAsia="Consolas"/>
+          <w:sz w:val="16"/>
+        </w:rPr>
+        <w:t xml:space="preserve">    user_name="viewer_user",</w:t>
+      </w:r>
+    </w:p>
+    <w:p>
+      <w:pPr/>
+      <w:r>
+        <w:rPr>
+          <w:rFonts w:ascii="Consolas" w:hAnsi="Consolas" w:eastAsia="Consolas"/>
+          <w:sz w:val="16"/>
+        </w:rPr>
+        <w:t xml:space="preserve">    resource_groups=["rg_low_priority"]</w:t>
+      </w:r>
+    </w:p>
+    <w:p>
+      <w:pPr/>
+      <w:r>
+        <w:rPr>
+          <w:rFonts w:ascii="Consolas" w:hAnsi="Consolas" w:eastAsia="Consolas"/>
+          <w:sz w:val="16"/>
+        </w:rPr>
+        <w:t xml:space="preserve">)</w:t>
+      </w:r>
+    </w:p>
+    <w:p>
+      <w:pPr/>
+      <w:r>
+        <w:rPr>
+          <w:rFonts w:ascii="Consolas" w:hAnsi="Consolas" w:eastAsia="Consolas"/>
+          <w:sz w:val="16"/>
+        </w:rPr>
+        <w:t xml:space="preserve">#  НЕ выполняется: TypeError: MilvusClient.update_user() missing 1 required positional</w:t>
+      </w:r>
+    </w:p>
+    <w:p>
+      <w:pPr/>
+      <w:r>
+        <w:rPr>
+          <w:rFonts w:ascii="Consolas" w:hAnsi="Consolas" w:eastAsia="Consolas"/>
+          <w:sz w:val="16"/>
+        </w:rPr>
+        <w:t xml:space="preserve"># argument: 'description'; и даже с description ресурсная группа к пользователю не привязывается</w:t>
+      </w:r>
+    </w:p>
+    <w:p>
+      <w:pPr/>
+      <w:r>
+        <w:rPr>
+          <w:rFonts w:ascii="Consolas" w:hAnsi="Consolas" w:eastAsia="Consolas"/>
+          <w:sz w:val="16"/>
+        </w:rPr>
+        <w:t xml:space="preserve"/>
+      </w:r>
+    </w:p>
+    <w:p>
+      <w:pPr/>
+      <w:r>
+        <w:rPr>
+          <w:rFonts w:ascii="Consolas" w:hAnsi="Consolas" w:eastAsia="Consolas"/>
+          <w:sz w:val="16"/>
+        </w:rPr>
+        <w:t xml:space="preserve"># Проверка привязки</w:t>
+      </w:r>
+    </w:p>
+    <w:p>
+      <w:pPr/>
+      <w:r>
+        <w:rPr>
+          <w:rFonts w:ascii="Consolas" w:hAnsi="Consolas" w:eastAsia="Consolas"/>
+          <w:sz w:val="16"/>
+        </w:rPr>
+        <w:t xml:space="preserve">info = admin_client.describe_user(user_name="viewer_user")</w:t>
+      </w:r>
+    </w:p>
+    <w:p>
+      <w:pPr/>
+      <w:r>
+        <w:rPr>
+          <w:rFonts w:ascii="Consolas" w:hAnsi="Consolas" w:eastAsia="Consolas"/>
+          <w:sz w:val="16"/>
+        </w:rPr>
+        <w:t xml:space="preserve">print(info)</w:t>
+      </w:r>
+    </w:p>
+    <w:p>
+      <w:pPr/>
+      <w:r>
+        <w:rPr>
+          <w:rFonts w:ascii="Consolas" w:hAnsi="Consolas" w:eastAsia="Consolas"/>
+          <w:sz w:val="16"/>
+        </w:rPr>
+        <w:t xml:space="preserve">#  Возвращает {} или список ролей без ресурсных групп</w:t>
+      </w:r>
+    </w:p>
+    <w:p>
+      <w:pPr/>
+      <w:r>
+        <w:rPr>
+          <w:rFonts w:ascii="Consolas" w:hAnsi="Consolas" w:eastAsia="Consolas"/>
+          <w:sz w:val="16"/>
+        </w:rPr>
+        <w:t xml:space="preserve"/>
+      </w:r>
+    </w:p>
+    <w:p>
+      <w:pPr/>
+      <w:r>
+        <w:rPr>
+          <w:rFonts w:ascii="Consolas" w:hAnsi="Consolas" w:eastAsia="Consolas"/>
+          <w:sz w:val="16"/>
+        </w:rPr>
+        <w:t xml:space="preserve">  (итог): раздел написан под API, которого нет. Дополнительно: перенос единственного query-узла в новую группу опустошает __default_resource_group, после чего новые коллекции не загружаются:</w:t>
+      </w:r>
+    </w:p>
+    <w:p>
+      <w:pPr/>
+      <w:r>
+        <w:rPr>
+          <w:rFonts w:ascii="Consolas" w:hAnsi="Consolas" w:eastAsia="Consolas"/>
+          <w:sz w:val="16"/>
+        </w:rPr>
+        <w:t xml:space="preserve"/>
+      </w:r>
+    </w:p>
+    <w:p>
+      <w:pPr/>
+      <w:r>
+        <w:rPr>
+          <w:rFonts w:ascii="Consolas" w:hAnsi="Consolas" w:eastAsia="Consolas"/>
+          <w:sz w:val="16"/>
+        </w:rPr>
+        <w:t xml:space="preserve">    MilvusException: (code=304, message=call query coordinator LoadCollection:</w:t>
+      </w:r>
+    </w:p>
+    <w:p>
+      <w:pPr/>
+      <w:r>
+        <w:rPr>
+          <w:rFonts w:ascii="Consolas" w:hAnsi="Consolas" w:eastAsia="Consolas"/>
+          <w:sz w:val="16"/>
+        </w:rPr>
+        <w:t xml:space="preserve">    resource group node not enough[rg=__default_resource_group][currentNodeNum=0][expectedNodeNum=1])</w:t>
+      </w:r>
+    </w:p>
+    <w:p>
+      <w:pPr/>
+      <w:r>
+        <w:rPr>
+          <w:rFonts w:ascii="Consolas" w:hAnsi="Consolas" w:eastAsia="Consolas"/>
+          <w:sz w:val="16"/>
+        </w:rPr>
+        <w:t xml:space="preserve"/>
+      </w:r>
+    </w:p>
+    <w:p>
+      <w:pPr/>
+      <w:r>
+        <w:rPr>
+          <w:rFonts w:ascii="Consolas" w:hAnsi="Consolas" w:eastAsia="Consolas"/>
+          <w:sz w:val="16"/>
+        </w:rPr>
+        <w:t xml:space="preserve">  — ресурсная группа привязывается к КОЛЛЕКЦИИ (или к базе), а не к пользователю; на Standalone узлы не переносятся:</w:t>
+      </w:r>
+    </w:p>
+    <w:p>
+      <w:pPr/>
+      <w:r>
+        <w:rPr>
+          <w:rFonts w:ascii="Consolas" w:hAnsi="Consolas" w:eastAsia="Consolas"/>
+          <w:sz w:val="16"/>
+        </w:rPr>
+        <w:t xml:space="preserve"/>
+      </w:r>
+    </w:p>
+    <w:p>
+      <w:pPr/>
+      <w:r>
+        <w:rPr>
+          <w:rFonts w:ascii="Consolas" w:hAnsi="Consolas" w:eastAsia="Consolas"/>
+          <w:sz w:val="16"/>
+        </w:rPr>
+        <w:t xml:space="preserve">    from pymilvus.client.types import ResourceGroupConfig</w:t>
+      </w:r>
+    </w:p>
+    <w:p>
+      <w:pPr/>
+      <w:r>
+        <w:rPr>
+          <w:rFonts w:ascii="Consolas" w:hAnsi="Consolas" w:eastAsia="Consolas"/>
+          <w:sz w:val="16"/>
+        </w:rPr>
+        <w:t xml:space="preserve"/>
+      </w:r>
+    </w:p>
+    <w:p>
+      <w:pPr/>
+      <w:r>
+        <w:rPr>
+          <w:rFonts w:ascii="Consolas" w:hAnsi="Consolas" w:eastAsia="Consolas"/>
+          <w:sz w:val="16"/>
+        </w:rPr>
+        <w:t xml:space="preserve">    # 1) создать группы</w:t>
+      </w:r>
+    </w:p>
+    <w:p>
+      <w:pPr/>
+      <w:r>
+        <w:rPr>
+          <w:rFonts w:ascii="Consolas" w:hAnsi="Consolas" w:eastAsia="Consolas"/>
+          <w:sz w:val="16"/>
+        </w:rPr>
+        <w:t xml:space="preserve">    admin_client.create_resource_group(name="rg_high_priority")</w:t>
+      </w:r>
+    </w:p>
+    <w:p>
+      <w:pPr/>
+      <w:r>
+        <w:rPr>
+          <w:rFonts w:ascii="Consolas" w:hAnsi="Consolas" w:eastAsia="Consolas"/>
+          <w:sz w:val="16"/>
+        </w:rPr>
+        <w:t xml:space="preserve">    admin_client.create_resource_group(name="rg_low_priority")</w:t>
+      </w:r>
+    </w:p>
+    <w:p>
+      <w:pPr/>
+      <w:r>
+        <w:rPr>
+          <w:rFonts w:ascii="Consolas" w:hAnsi="Consolas" w:eastAsia="Consolas"/>
+          <w:sz w:val="16"/>
+        </w:rPr>
+        <w:t xml:space="preserve"/>
+      </w:r>
+    </w:p>
+    <w:p>
+      <w:pPr/>
+      <w:r>
+        <w:rPr>
+          <w:rFonts w:ascii="Consolas" w:hAnsi="Consolas" w:eastAsia="Consolas"/>
+          <w:sz w:val="16"/>
+        </w:rPr>
+        <w:t xml:space="preserve">    # 2) задать лимиты (без переноса узлов: на Standalone узел один)</w:t>
+      </w:r>
+    </w:p>
+    <w:p>
+      <w:pPr/>
+      <w:r>
+        <w:rPr>
+          <w:rFonts w:ascii="Consolas" w:hAnsi="Consolas" w:eastAsia="Consolas"/>
+          <w:sz w:val="16"/>
+        </w:rPr>
+        <w:t xml:space="preserve">    admin_client.update_resource_groups({</w:t>
+      </w:r>
+    </w:p>
+    <w:p>
+      <w:pPr/>
+      <w:r>
+        <w:rPr>
+          <w:rFonts w:ascii="Consolas" w:hAnsi="Consolas" w:eastAsia="Consolas"/>
+          <w:sz w:val="16"/>
+        </w:rPr>
+        <w:t xml:space="preserve">        "rg_high_priority": ResourceGroupConfig(</w:t>
+      </w:r>
+    </w:p>
+    <w:p>
+      <w:pPr/>
+      <w:r>
+        <w:rPr>
+          <w:rFonts w:ascii="Consolas" w:hAnsi="Consolas" w:eastAsia="Consolas"/>
+          <w:sz w:val="16"/>
+        </w:rPr>
+        <w:t xml:space="preserve">            requests={"node_num": 1}, limits={"node_num": 5},</w:t>
+      </w:r>
+    </w:p>
+    <w:p>
+      <w:pPr/>
+      <w:r>
+        <w:rPr>
+          <w:rFonts w:ascii="Consolas" w:hAnsi="Consolas" w:eastAsia="Consolas"/>
+          <w:sz w:val="16"/>
+        </w:rPr>
+        <w:t xml:space="preserve">            transfer_from=[{"resource_group": "__default_resource_group"}],</w:t>
+      </w:r>
+    </w:p>
+    <w:p>
+      <w:pPr/>
+      <w:r>
+        <w:rPr>
+          <w:rFonts w:ascii="Consolas" w:hAnsi="Consolas" w:eastAsia="Consolas"/>
+          <w:sz w:val="16"/>
+        </w:rPr>
+        <w:t xml:space="preserve">            transfer_to=[{"resource_group": "__default_resource_group"}]),</w:t>
+      </w:r>
+    </w:p>
+    <w:p>
+      <w:pPr/>
+      <w:r>
+        <w:rPr>
+          <w:rFonts w:ascii="Consolas" w:hAnsi="Consolas" w:eastAsia="Consolas"/>
+          <w:sz w:val="16"/>
+        </w:rPr>
+        <w:t xml:space="preserve">        "rg_low_priority": ResourceGroupConfig(</w:t>
+      </w:r>
+    </w:p>
+    <w:p>
+      <w:pPr/>
+      <w:r>
+        <w:rPr>
+          <w:rFonts w:ascii="Consolas" w:hAnsi="Consolas" w:eastAsia="Consolas"/>
+          <w:sz w:val="16"/>
+        </w:rPr>
+        <w:t xml:space="preserve">            requests={"node_num": 1}, limits={"node_num": 2},</w:t>
+      </w:r>
+    </w:p>
+    <w:p>
+      <w:pPr/>
+      <w:r>
+        <w:rPr>
+          <w:rFonts w:ascii="Consolas" w:hAnsi="Consolas" w:eastAsia="Consolas"/>
+          <w:sz w:val="16"/>
+        </w:rPr>
+        <w:t xml:space="preserve">            transfer_from=[{"resource_group": "__default_resource_group"}],</w:t>
+      </w:r>
+    </w:p>
+    <w:p>
+      <w:pPr/>
+      <w:r>
+        <w:rPr>
+          <w:rFonts w:ascii="Consolas" w:hAnsi="Consolas" w:eastAsia="Consolas"/>
+          <w:sz w:val="16"/>
+        </w:rPr>
+        <w:t xml:space="preserve">            transfer_to=[{"resource_group": "__default_resource_group"}]),</w:t>
+      </w:r>
+    </w:p>
+    <w:p>
+      <w:pPr/>
+      <w:r>
+        <w:rPr>
+          <w:rFonts w:ascii="Consolas" w:hAnsi="Consolas" w:eastAsia="Consolas"/>
+          <w:sz w:val="16"/>
+        </w:rPr>
+        <w:t xml:space="preserve">    })</w:t>
+      </w:r>
+    </w:p>
+    <w:p>
+      <w:pPr/>
+      <w:r>
+        <w:rPr>
+          <w:rFonts w:ascii="Consolas" w:hAnsi="Consolas" w:eastAsia="Consolas"/>
+          <w:sz w:val="16"/>
+        </w:rPr>
+        <w:t xml:space="preserve"/>
+      </w:r>
+    </w:p>
+    <w:p>
+      <w:pPr/>
+      <w:r>
+        <w:rPr>
+          <w:rFonts w:ascii="Consolas" w:hAnsi="Consolas" w:eastAsia="Consolas"/>
+          <w:sz w:val="16"/>
+        </w:rPr>
+        <w:t xml:space="preserve">    # 3) привязать группу к коллекции</w:t>
+      </w:r>
+    </w:p>
+    <w:p>
+      <w:pPr/>
+      <w:r>
+        <w:rPr>
+          <w:rFonts w:ascii="Consolas" w:hAnsi="Consolas" w:eastAsia="Consolas"/>
+          <w:sz w:val="16"/>
+        </w:rPr>
+        <w:t xml:space="preserve">    admin_client.alter_collection_properties(</w:t>
+      </w:r>
+    </w:p>
+    <w:p>
+      <w:pPr/>
+      <w:r>
+        <w:rPr>
+          <w:rFonts w:ascii="Consolas" w:hAnsi="Consolas" w:eastAsia="Consolas"/>
+          <w:sz w:val="16"/>
+        </w:rPr>
+        <w:t xml:space="preserve">        collection_name="Transactions",</w:t>
+      </w:r>
+    </w:p>
+    <w:p>
+      <w:pPr/>
+      <w:r>
+        <w:rPr>
+          <w:rFonts w:ascii="Consolas" w:hAnsi="Consolas" w:eastAsia="Consolas"/>
+          <w:sz w:val="16"/>
+        </w:rPr>
+        <w:t xml:space="preserve">        properties={"collection.resource_groups": "rg_high_priority"})</w:t>
+      </w:r>
+    </w:p>
+    <w:p>
+      <w:pPr/>
+      <w:r>
+        <w:rPr>
+          <w:rFonts w:ascii="Consolas" w:hAnsi="Consolas" w:eastAsia="Consolas"/>
+          <w:sz w:val="16"/>
+        </w:rPr>
+        <w:t xml:space="preserve">    admin_client.alter_collection_properties(</w:t>
+      </w:r>
+    </w:p>
+    <w:p>
+      <w:pPr/>
+      <w:r>
+        <w:rPr>
+          <w:rFonts w:ascii="Consolas" w:hAnsi="Consolas" w:eastAsia="Consolas"/>
+          <w:sz w:val="16"/>
+        </w:rPr>
+        <w:t xml:space="preserve">        collection_name="BankingProducts",</w:t>
+      </w:r>
+    </w:p>
+    <w:p>
+      <w:pPr/>
+      <w:r>
+        <w:rPr>
+          <w:rFonts w:ascii="Consolas" w:hAnsi="Consolas" w:eastAsia="Consolas"/>
+          <w:sz w:val="16"/>
+        </w:rPr>
+        <w:t xml:space="preserve">        properties={"collection.resource_groups": "rg_low_priority"})</w:t>
+      </w:r>
+    </w:p>
+    <w:p>
+      <w:pPr/>
+      <w:r>
+        <w:rPr>
+          <w:rFonts w:ascii="Consolas" w:hAnsi="Consolas" w:eastAsia="Consolas"/>
+          <w:sz w:val="16"/>
+        </w:rPr>
+        <w:t xml:space="preserve"/>
+      </w:r>
+    </w:p>
+    <w:p>
+      <w:pPr/>
+      <w:r>
+        <w:rPr>
+          <w:rFonts w:ascii="Consolas" w:hAnsi="Consolas" w:eastAsia="Consolas"/>
+          <w:sz w:val="16"/>
+        </w:rPr>
+        <w:t xml:space="preserve">    # 4) проверка</w:t>
+      </w:r>
+    </w:p>
+    <w:p>
+      <w:pPr/>
+      <w:r>
+        <w:rPr>
+          <w:rFonts w:ascii="Consolas" w:hAnsi="Consolas" w:eastAsia="Consolas"/>
+          <w:sz w:val="16"/>
+        </w:rPr>
+        <w:t xml:space="preserve">    for rg in ("rg_high_priority", "rg_low_priority"):</w:t>
+      </w:r>
+    </w:p>
+    <w:p>
+      <w:pPr/>
+      <w:r>
+        <w:rPr>
+          <w:rFonts w:ascii="Consolas" w:hAnsi="Consolas" w:eastAsia="Consolas"/>
+          <w:sz w:val="16"/>
+        </w:rPr>
+        <w:t xml:space="preserve">        print(admin_client.describe_resource_group(name=rg))</w:t>
+      </w:r>
+    </w:p>
+    <w:p>
+      <w:pPr/>
+      <w:r>
+        <w:rPr>
+          <w:rFonts w:ascii="Consolas" w:hAnsi="Consolas" w:eastAsia="Consolas"/>
+          <w:sz w:val="16"/>
+        </w:rPr>
+        <w:t xml:space="preserve"/>
+      </w:r>
+    </w:p>
+    <w:p>
+      <w:pPr/>
+      <w:r>
+        <w:rPr>
+          <w:rFonts w:ascii="Consolas" w:hAnsi="Consolas" w:eastAsia="Consolas"/>
+          <w:sz w:val="16"/>
+        </w:rPr>
+        <w:t xml:space="preserve">Откат (если узлы всё-таки переносились): вернуть узел можно только парой requests=0 И limits=0, затем удалить группу (вариант «только limits=0» Milvus отвергает: «requests or limits is required»):</w:t>
+      </w:r>
+    </w:p>
+    <w:p>
+      <w:pPr/>
+      <w:r>
+        <w:rPr>
+          <w:rFonts w:ascii="Consolas" w:hAnsi="Consolas" w:eastAsia="Consolas"/>
+          <w:sz w:val="16"/>
+        </w:rPr>
+        <w:t xml:space="preserve"/>
+      </w:r>
+    </w:p>
+    <w:p>
+      <w:pPr/>
+      <w:r>
+        <w:rPr>
+          <w:rFonts w:ascii="Consolas" w:hAnsi="Consolas" w:eastAsia="Consolas"/>
+          <w:sz w:val="16"/>
+        </w:rPr>
+        <w:t xml:space="preserve">    admin_client.update_resource_groups({</w:t>
+      </w:r>
+    </w:p>
+    <w:p>
+      <w:pPr/>
+      <w:r>
+        <w:rPr>
+          <w:rFonts w:ascii="Consolas" w:hAnsi="Consolas" w:eastAsia="Consolas"/>
+          <w:sz w:val="16"/>
+        </w:rPr>
+        <w:t xml:space="preserve">        "rg_low_priority": ResourceGroupConfig(</w:t>
+      </w:r>
+    </w:p>
+    <w:p>
+      <w:pPr/>
+      <w:r>
+        <w:rPr>
+          <w:rFonts w:ascii="Consolas" w:hAnsi="Consolas" w:eastAsia="Consolas"/>
+          <w:sz w:val="16"/>
+        </w:rPr>
+        <w:t xml:space="preserve">            requests={"node_num": 0}, limits={"node_num": 0},</w:t>
+      </w:r>
+    </w:p>
+    <w:p>
+      <w:pPr/>
+      <w:r>
+        <w:rPr>
+          <w:rFonts w:ascii="Consolas" w:hAnsi="Consolas" w:eastAsia="Consolas"/>
+          <w:sz w:val="16"/>
+        </w:rPr>
+        <w:t xml:space="preserve">            transfer_from=[{"resource_group": "__default_resource_group"}],</w:t>
+      </w:r>
+    </w:p>
+    <w:p>
+      <w:pPr/>
+      <w:r>
+        <w:rPr>
+          <w:rFonts w:ascii="Consolas" w:hAnsi="Consolas" w:eastAsia="Consolas"/>
+          <w:sz w:val="16"/>
+        </w:rPr>
+        <w:t xml:space="preserve">            transfer_to=[{"resource_group": "__default_resource_group"}]),</w:t>
+      </w:r>
+    </w:p>
+    <w:p>
+      <w:pPr/>
+      <w:r>
+        <w:rPr>
+          <w:rFonts w:ascii="Consolas" w:hAnsi="Consolas" w:eastAsia="Consolas"/>
+          <w:sz w:val="16"/>
+        </w:rPr>
+        <w:t xml:space="preserve">    })</w:t>
+      </w:r>
+    </w:p>
+    <w:p>
+      <w:pPr/>
+      <w:r>
+        <w:rPr>
+          <w:rFonts w:ascii="Consolas" w:hAnsi="Consolas" w:eastAsia="Consolas"/>
+          <w:sz w:val="16"/>
+        </w:rPr>
+        <w:t xml:space="preserve">    admin_client.drop_resource_group(name="rg_low_priority")</w:t>
+      </w:r>
+    </w:p>
+    <w:p>
+      <w:pPr/>
+      <w:r>
+        <w:rPr>
+          <w:rFonts w:ascii="Consolas" w:hAnsi="Consolas" w:eastAsia="Consolas"/>
+          <w:sz w:val="16"/>
+        </w:rPr>
+        <w:t xml:space="preserve">    print(admin_client.describe_resource_group(name="__default_resource_group").num_available_node)</w:t>
+      </w:r>
+    </w:p>
+    <w:p>
+      <w:pPr/>
+      <w:r>
+        <w:rPr>
+          <w:rFonts w:ascii="Consolas" w:hAnsi="Consolas" w:eastAsia="Consolas"/>
+          <w:sz w:val="16"/>
+        </w:rPr>
+        <w:t xml:space="preserve"/>
+      </w:r>
+    </w:p>
+    <w:p>
+      <w:pPr/>
+      <w:r>
+        <w:rPr>
+          <w:rFonts w:ascii="Consolas" w:hAnsi="Consolas" w:eastAsia="Consolas"/>
+          <w:sz w:val="16"/>
+        </w:rPr>
+        <w:t xml:space="preserve">Все приведённые вызовы проверены на живом Milvus  (verify/probe_rbac_301.log, verify/restore_rg.log).</w:t>
+      </w:r>
+    </w:p>
+    <w:p>
+      <w:pPr>
+        <w:jc w:val="both"/>
+      </w:pPr>
+      <w:r>
+        <w:rPr/>
+        <w:t xml:space="preserve">Оговорка для Standalone. В режиме Standalone ресурсная группа фактически одна, поэтому эффект изоляции ограничен. Полноценная изоляция проявляется в Milvus Distributed.</w:t>
+      </w:r>
+    </w:p>
+    <w:p>
+      <w:pPr>
+        <w:jc w:val="both"/>
+      </w:pPr>
+      <w:r>
+        <w:rPr/>
+        <w:t xml:space="preserve">Проверка выполнения (ресурсные группы)</w:t>
+      </w:r>
+    </w:p>
+    <w:p>
+      <w:pPr/>
+      <w:r>
+        <w:rPr>
+          <w:rFonts w:ascii="Consolas" w:hAnsi="Consolas" w:eastAsia="Consolas"/>
+          <w:sz w:val="16"/>
+        </w:rPr>
+        <w:t xml:space="preserve">$ .venv\Scripts\python.exe report\steps\S14_resource_groups.py</w:t>
+      </w:r>
+    </w:p>
+    <w:p>
+      <w:pPr>
+        <w:jc w:val="both"/>
+      </w:pPr>
+      <w:r>
+        <w:rPr/>
+        <w:t xml:space="preserve">Скрипт: report/steps/S14_resource_groups.py</w:t>
+      </w:r>
+    </w:p>
+    <w:p>
+      <w:pPr>
+        <w:jc w:val="both"/>
+      </w:pPr>
+      <w:r>
+        <w:rPr/>
+        <w:t xml:space="preserve">Вывод: вывод</w:t>
+      </w:r>
+    </w:p>
+    <w:p>
+      <w:pPr/>
+      <w:r>
+        <w:rPr>
+          <w:rFonts w:ascii="Consolas" w:hAnsi="Consolas" w:eastAsia="Consolas"/>
+          <w:sz w:val="16"/>
+        </w:rPr>
+        <w:t xml:space="preserve">Ресурсные группы:</w:t>
+      </w:r>
+    </w:p>
+    <w:p>
+      <w:pPr/>
+      <w:r>
+        <w:rPr>
+          <w:rFonts w:ascii="Consolas" w:hAnsi="Consolas" w:eastAsia="Consolas"/>
+          <w:sz w:val="16"/>
+        </w:rPr>
+        <w:t xml:space="preserve">  __default_resource_group nodes=—</w:t>
+      </w:r>
+    </w:p>
+    <w:p>
+      <w:pPr/>
+      <w:r>
+        <w:rPr>
+          <w:rFonts w:ascii="Consolas" w:hAnsi="Consolas" w:eastAsia="Consolas"/>
+          <w:sz w:val="16"/>
+        </w:rPr>
+        <w:t xml:space="preserve">  rg_high_priority         nodes=—</w:t>
+      </w:r>
+    </w:p>
+    <w:p>
+      <w:pPr/>
+      <w:r>
+        <w:rPr>
+          <w:rFonts w:ascii="Consolas" w:hAnsi="Consolas" w:eastAsia="Consolas"/>
+          <w:sz w:val="16"/>
+        </w:rPr>
+        <w:t xml:space="preserve">  rg_low_priority          nodes=—</w:t>
+      </w:r>
+    </w:p>
+    <w:p>
+      <w:pPr/>
+      <w:r>
+        <w:rPr>
+          <w:rFonts w:ascii="Consolas" w:hAnsi="Consolas" w:eastAsia="Consolas"/>
+          <w:sz w:val="16"/>
+        </w:rPr>
+        <w:t xml:space="preserve"/>
+      </w:r>
+    </w:p>
+    <w:p>
+      <w:pPr/>
+      <w:r>
+        <w:rPr>
+          <w:rFonts w:ascii="Consolas" w:hAnsi="Consolas" w:eastAsia="Consolas"/>
+          <w:sz w:val="16"/>
+        </w:rPr>
+        <w:t xml:space="preserve">Привязка коллекций к группам (collection.resource_groups):</w:t>
+      </w:r>
+    </w:p>
+    <w:p>
+      <w:pPr/>
+      <w:r>
+        <w:rPr>
+          <w:rFonts w:ascii="Consolas" w:hAnsi="Consolas" w:eastAsia="Consolas"/>
+          <w:sz w:val="16"/>
+        </w:rPr>
+        <w:t xml:space="preserve">  Transactions       -&gt; rg_high_priority</w:t>
+      </w:r>
+    </w:p>
+    <w:p>
+      <w:pPr/>
+      <w:r>
+        <w:rPr>
+          <w:rFonts w:ascii="Consolas" w:hAnsi="Consolas" w:eastAsia="Consolas"/>
+          <w:sz w:val="16"/>
+        </w:rPr>
+        <w:t xml:space="preserve">  BankingProducts    -&gt; rg_low_priority</w:t>
+      </w:r>
+    </w:p>
+    <w:p>
+      <w:pPr/>
+      <w:r>
+        <w:drawing>
+          <wp:inline distT="0" distB="0" distL="0" distR="0">
+            <wp:extent cx="5400000" cy="3780000"/>
+            <wp:effectExtent l="0" t="0" r="0" b="0"/>
+            <wp:docPr id="41" name="Attu: ресурсные группы" descr="Attu: ресурсные группы"/>
+            <wp:cNvGraphicFramePr>
+              <a:graphicFrameLocks noChangeAspect="1"/>
+            </wp:cNvGraphicFramePr>
+            <a:graphic>
+              <a:graphicData uri="http://schemas.openxmlformats.org/drawingml/2006/picture">
+                <pic:pic>
+                  <pic:nvPicPr>
+                    <pic:cNvPr id="41" name="Attu: ресурсные группы"/>
+                    <pic:cNvPicPr/>
+                  </pic:nvPicPr>
+                  <pic:blipFill>
+                    <a:blip r:embed="Rbca0cc5776234cb6" cstate="print"/>
+                    <a:stretch>
+                      <a:fillRect/>
+                    </a:stretch>
+                  </pic:blipFill>
+                  <pic:spPr>
+                    <a:xfrm>
+                      <a:off x="0" y="0"/>
+                      <a:ext cx="5400000" cy="3780000"/>
+                    </a:xfrm>
+                    <a:prstGeom prst="rect">
+                      <a:avLst/>
+                    </a:prstGeom>
+                  </pic:spPr>
+                </pic:pic>
+              </a:graphicData>
+            </a:graphic>
+          </wp:inline>
+        </w:drawing>
+      </w:r>
+    </w:p>
+    <w:p>
+      <w:pPr>
+        <w:jc w:val="center"/>
+      </w:pPr>
+      <w:r>
+        <w:rPr>
+          <w:i/>
+          <w:sz w:val="20"/>
+        </w:rPr>
+        <w:t xml:space="preserve">Attu: ресурсные группы</w:t>
+      </w:r>
+    </w:p>
+    <w:p>
+      <w:pPr>
+        <w:pStyle w:val="Heading2"/>
+      </w:pPr>
+      <w:r>
+        <w:rPr/>
+        <w:t xml:space="preserve">3.6. Экспериментальное исследование</w:t>
+      </w:r>
+    </w:p>
+    <w:p>
+      <w:pPr/>
+      <w:r>
+        <w:drawing>
+          <wp:inline distT="0" distB="0" distL="0" distR="0">
+            <wp:extent cx="5400000" cy="6300000"/>
+            <wp:effectExtent l="0" t="0" r="0" b="0"/>
+            <wp:docPr id="42" name="Результаты экспериментов: efConstruction, ef, индексы, фильтры, метрики" descr="Результаты экспериментов: efConstruction, ef, индексы, фильтры, метрики"/>
+            <wp:cNvGraphicFramePr>
+              <a:graphicFrameLocks noChangeAspect="1"/>
+            </wp:cNvGraphicFramePr>
+            <a:graphic>
+              <a:graphicData uri="http://schemas.openxmlformats.org/drawingml/2006/picture">
+                <pic:pic>
+                  <pic:nvPicPr>
+                    <pic:cNvPr id="42" name="Результаты экспериментов: efConstruction, ef, индексы, фильтры, метрики"/>
+                    <pic:cNvPicPr/>
+                  </pic:nvPicPr>
+                  <pic:blipFill>
+                    <a:blip r:embed="Re6b70bb933a24b35" cstate="print"/>
                     <a:stretch>
                       <a:fillRect/>
                     </a:stretch>
@@ -19915,8 +20509,41 @@
     <w:p>
       <w:pPr/>
       <w:r>
-        <w:rPr/>
-        <w:t xml:space="preserve">FIGMARK::S08_metrics.png</w:t>
+        <w:drawing>
+          <wp:inline distT="0" distB="0" distL="0" distR="0">
+            <wp:extent cx="5400000" cy="6300000"/>
+            <wp:effectExtent l="0" t="0" r="0" b="0"/>
+            <wp:docPr id="43" name="Сводные таблицы экспериментов" descr="Сводные таблицы экспериментов"/>
+            <wp:cNvGraphicFramePr>
+              <a:graphicFrameLocks noChangeAspect="1"/>
+            </wp:cNvGraphicFramePr>
+            <a:graphic>
+              <a:graphicData uri="http://schemas.openxmlformats.org/drawingml/2006/picture">
+                <pic:pic>
+                  <pic:nvPicPr>
+                    <pic:cNvPr id="43" name="Сводные таблицы экспериментов"/>
+                    <pic:cNvPicPr/>
+                  </pic:nvPicPr>
+                  <pic:blipFill>
+                    <a:blip r:embed="R21cc3c731c8f4208" cstate="print"/>
+                    <a:stretch>
+                      <a:fillRect/>
+                    </a:stretch>
+                  </pic:blipFill>
+                  <pic:spPr>
+                    <a:xfrm>
+                      <a:off x="0" y="0"/>
+                      <a:ext cx="5400000" cy="6300000"/>
+                    </a:xfrm>
+                    <a:prstGeom prst="rect">
+                      <a:avLst/>
+                    </a:prstGeom>
+                  </pic:spPr>
+                </pic:pic>
+              </a:graphicData>
+            </a:graphic>
+          </wp:inline>
+        </w:drawing>
       </w:r>
     </w:p>
     <w:p>
